--- a/ind/docx/33.content.docx
+++ b/ind/docx/33.content.docx
@@ -19,7 +19,7 @@
         <w:rPr>
           <w:lang w:val="id_ID" w:bidi="id_ID"/>
         </w:rPr>
-        <w:t>Resource: Tyndale Open Study Notes</w:t>
+        <w:t>Resource: Aquifer Open Study Notes</w:t>
       </w:r>
       <w:r>
         <w:rPr>
@@ -112,7 +112,7 @@
         <w:rPr>
           <w:lang w:val="id_ID" w:bidi="id_ID"/>
         </w:rPr>
-        <w:t>Tyndale Open Study Notes</w:t>
+        <w:t>Aquifer Open Study Notes</w:t>
       </w:r>
     </w:p>
     <w:p>

--- a/ind/docx/33.content.docx
+++ b/ind/docx/33.content.docx
@@ -312,36 +312,24 @@
         </w:rPr>
         <w:t xml:space="preserve"> ("Dengarkan!") dalam </w:t>
       </w:r>
-      <w:hyperlink r:id="rId13">
-        <w:r>
-          <w:rPr>
-            <w:lang w:val="id_ID" w:bidi="id_ID"/>
-          </w:rPr>
-          <w:rPr>
-            <w:color w:val="0000EE"/>
-            <w:u w:val="single"/>
-          </w:rPr>
-          <w:t>Ul. 6:4</w:t>
-        </w:r>
-      </w:hyperlink>
+      <w:r>
+        <w:rPr>
+          <w:lang w:val="id_ID" w:bidi="id_ID"/>
+        </w:rPr>
+        <w:t>Ul. 6:4</w:t>
+      </w:r>
       <w:r>
         <w:rPr>
           <w:lang w:val="id_ID" w:bidi="id_ID"/>
         </w:rPr>
         <w:t>. • Bait Suci yang kudus adalah tempat kediaman surgawi Tuhan, bukan Bait Suci di Yerusalem yang telah ternoda atau serong (</w:t>
       </w:r>
-      <w:hyperlink r:id="rId14">
-        <w:r>
-          <w:rPr>
-            <w:lang w:val="id_ID" w:bidi="id_ID"/>
-          </w:rPr>
-          <w:rPr>
-            <w:color w:val="0000EE"/>
-            <w:u w:val="single"/>
-          </w:rPr>
-          <w:t>Mi. 1:2–3</w:t>
-        </w:r>
-      </w:hyperlink>
+      <w:r>
+        <w:rPr>
+          <w:lang w:val="id_ID" w:bidi="id_ID"/>
+        </w:rPr>
+        <w:t>Mi. 1:2–3</w:t>
+      </w:r>
       <w:r>
         <w:rPr>
           <w:lang w:val="id_ID" w:bidi="id_ID"/>
@@ -444,66 +432,42 @@
         </w:rPr>
         <w:t>Pesan penghakiman ini memperkenalkan beberapa perhatian utama dari nubuat Mikha dan menegaskan keputusan Allah untuk menghakimi umat-Nya serta membawa mereka ke dalam pembuangan (</w:t>
       </w:r>
-      <w:hyperlink r:id="rId15">
-        <w:r>
-          <w:rPr>
-            <w:lang w:val="id_ID" w:bidi="id_ID"/>
-          </w:rPr>
-          <w:rPr>
-            <w:color w:val="0000EE"/>
-            <w:u w:val="single"/>
-          </w:rPr>
-          <w:t xml:space="preserve">Mi. </w:t>
-        </w:r>
-      </w:hyperlink>
-      <w:hyperlink r:id="rId16">
-        <w:r>
-          <w:rPr>
-            <w:lang w:val="id_ID" w:bidi="id_ID"/>
-          </w:rPr>
-          <w:rPr>
-            <w:color w:val="0000EE"/>
-            <w:u w:val="single"/>
-          </w:rPr>
-          <w:t>1:16</w:t>
-        </w:r>
-      </w:hyperlink>
+      <w:r>
+        <w:rPr>
+          <w:lang w:val="id_ID" w:bidi="id_ID"/>
+        </w:rPr>
+        <w:t xml:space="preserve">Mi. </w:t>
+      </w:r>
+      <w:r>
+        <w:rPr>
+          <w:lang w:val="id_ID" w:bidi="id_ID"/>
+        </w:rPr>
+        <w:t>1:16</w:t>
+      </w:r>
       <w:r>
         <w:rPr>
           <w:lang w:val="id_ID" w:bidi="id_ID"/>
         </w:rPr>
         <w:t xml:space="preserve">; </w:t>
       </w:r>
-      <w:hyperlink r:id="rId15">
-        <w:r>
-          <w:rPr>
-            <w:lang w:val="id_ID" w:bidi="id_ID"/>
-          </w:rPr>
-          <w:rPr>
-            <w:color w:val="0000EE"/>
-            <w:u w:val="single"/>
-          </w:rPr>
-          <w:t>2:4–5</w:t>
-        </w:r>
-      </w:hyperlink>
+      <w:r>
+        <w:rPr>
+          <w:lang w:val="id_ID" w:bidi="id_ID"/>
+        </w:rPr>
+        <w:t>2:4–5</w:t>
+      </w:r>
       <w:r>
         <w:rPr>
           <w:lang w:val="id_ID" w:bidi="id_ID"/>
         </w:rPr>
         <w:t>), tetapi diakhiri dengan jaminan dari Tuhan bahwa Dia akan menyelamatkan sisa umat dari pembuangan (</w:t>
       </w:r>
-      <w:hyperlink r:id="rId17">
-        <w:r>
-          <w:rPr>
-            <w:lang w:val="id_ID" w:bidi="id_ID"/>
-          </w:rPr>
-          <w:rPr>
-            <w:color w:val="0000EE"/>
-            <w:u w:val="single"/>
-          </w:rPr>
-          <w:t>Mi. 2:12–13</w:t>
-        </w:r>
-      </w:hyperlink>
+      <w:r>
+        <w:rPr>
+          <w:lang w:val="id_ID" w:bidi="id_ID"/>
+        </w:rPr>
+        <w:t>Mi. 2:12–13</w:t>
+      </w:r>
       <w:r>
         <w:rPr>
           <w:lang w:val="id_ID" w:bidi="id_ID"/>
@@ -558,54 +522,36 @@
         </w:rPr>
         <w:t xml:space="preserve">Menginjak-injak bukit-bukit mengisyaratkan teofani, yaitu penampakan Allah yang berada di balik pergolakan sejarah yang akan menimpa Samaria (bdk. </w:t>
       </w:r>
-      <w:hyperlink r:id="rId18">
-        <w:r>
-          <w:rPr>
-            <w:lang w:val="id_ID" w:bidi="id_ID"/>
-          </w:rPr>
-          <w:rPr>
-            <w:color w:val="0000EE"/>
-            <w:u w:val="single"/>
-          </w:rPr>
-          <w:t>Ul. 33:29</w:t>
-        </w:r>
-      </w:hyperlink>
+      <w:r>
+        <w:rPr>
+          <w:lang w:val="id_ID" w:bidi="id_ID"/>
+        </w:rPr>
+        <w:t>Ul. 33:29</w:t>
+      </w:r>
       <w:r>
         <w:rPr>
           <w:lang w:val="id_ID" w:bidi="id_ID"/>
         </w:rPr>
         <w:t xml:space="preserve">; </w:t>
       </w:r>
-      <w:hyperlink r:id="rId19">
-        <w:r>
-          <w:rPr>
-            <w:lang w:val="id_ID" w:bidi="id_ID"/>
-          </w:rPr>
-          <w:rPr>
-            <w:color w:val="0000EE"/>
-            <w:u w:val="single"/>
-          </w:rPr>
-          <w:t>Mzm. 108:13</w:t>
-        </w:r>
-      </w:hyperlink>
+      <w:r>
+        <w:rPr>
+          <w:lang w:val="id_ID" w:bidi="id_ID"/>
+        </w:rPr>
+        <w:t>Mzm. 108:13</w:t>
+      </w:r>
       <w:r>
         <w:rPr>
           <w:lang w:val="id_ID" w:bidi="id_ID"/>
         </w:rPr>
         <w:t xml:space="preserve">; </w:t>
       </w:r>
-      <w:hyperlink r:id="rId20">
-        <w:r>
-          <w:rPr>
-            <w:lang w:val="id_ID" w:bidi="id_ID"/>
-          </w:rPr>
-          <w:rPr>
-            <w:color w:val="0000EE"/>
-            <w:u w:val="single"/>
-          </w:rPr>
-          <w:t>Amos 4:13</w:t>
-        </w:r>
-      </w:hyperlink>
+      <w:r>
+        <w:rPr>
+          <w:lang w:val="id_ID" w:bidi="id_ID"/>
+        </w:rPr>
+        <w:t>Amos 4:13</w:t>
+      </w:r>
       <w:r>
         <w:rPr>
           <w:lang w:val="id_ID" w:bidi="id_ID"/>
@@ -660,18 +606,12 @@
         </w:rPr>
         <w:t xml:space="preserve">Gunung-gunung yang kokoh dan tampaknya tak tergoyahkan akan meleleh di hadapan Tuhan (lihat </w:t>
       </w:r>
-      <w:hyperlink r:id="rId21">
-        <w:r>
-          <w:rPr>
-            <w:lang w:val="id_ID" w:bidi="id_ID"/>
-          </w:rPr>
-          <w:rPr>
-            <w:color w:val="0000EE"/>
-            <w:u w:val="single"/>
-          </w:rPr>
-          <w:t>Mzm. 97:5</w:t>
-        </w:r>
-      </w:hyperlink>
+      <w:r>
+        <w:rPr>
+          <w:lang w:val="id_ID" w:bidi="id_ID"/>
+        </w:rPr>
+        <w:t>Mzm. 97:5</w:t>
+      </w:r>
       <w:r>
         <w:rPr>
           <w:lang w:val="id_ID" w:bidi="id_ID"/>
@@ -726,54 +666,36 @@
         </w:rPr>
         <w:t>Pemberontakan adalah sesuatu yang sejajar dengan dosa; dua kata kunci ini menggambarkan kegagalan Israel dalam Perjanjian Lama. • Bukankah itu … Bukankah itu … ? Ibu kota umat Allah seharusnya menjadi tempat kudus, tetapi justru menjadi sumber kejahatan. Samaria, ibu kota kerajaan Israel utara, dibangun oleh Omri (885–874 SM) sebagai persimpangan politik, militer, dan ekonomi di Timur Dekat kuno (</w:t>
       </w:r>
-      <w:hyperlink r:id="rId22">
-        <w:r>
-          <w:rPr>
-            <w:lang w:val="id_ID" w:bidi="id_ID"/>
-          </w:rPr>
-          <w:rPr>
-            <w:color w:val="0000EE"/>
-            <w:u w:val="single"/>
-          </w:rPr>
-          <w:t>1Raj. 16:24</w:t>
-        </w:r>
-      </w:hyperlink>
+      <w:r>
+        <w:rPr>
+          <w:lang w:val="id_ID" w:bidi="id_ID"/>
+        </w:rPr>
+        <w:t>1Raj. 16:24</w:t>
+      </w:r>
       <w:r>
         <w:rPr>
           <w:lang w:val="id_ID" w:bidi="id_ID"/>
         </w:rPr>
         <w:t xml:space="preserve">). Omri adalah raja yang jahat, sehingga kotanya pun jahat (bdk. </w:t>
       </w:r>
-      <w:hyperlink r:id="rId23">
-        <w:r>
-          <w:rPr>
-            <w:lang w:val="id_ID" w:bidi="id_ID"/>
-          </w:rPr>
-          <w:rPr>
-            <w:color w:val="0000EE"/>
-            <w:u w:val="single"/>
-          </w:rPr>
-          <w:t>Mi. 6:16</w:t>
-        </w:r>
-      </w:hyperlink>
+      <w:r>
+        <w:rPr>
+          <w:lang w:val="id_ID" w:bidi="id_ID"/>
+        </w:rPr>
+        <w:t>Mi. 6:16</w:t>
+      </w:r>
       <w:r>
         <w:rPr>
           <w:lang w:val="id_ID" w:bidi="id_ID"/>
         </w:rPr>
         <w:t xml:space="preserve">, </w:t>
       </w:r>
-      <w:hyperlink r:id="rId24">
-        <w:r>
-          <w:rPr>
-            <w:lang w:val="id_ID" w:bidi="id_ID"/>
-          </w:rPr>
-          <w:rPr>
-            <w:color w:val="0000EE"/>
-            <w:u w:val="single"/>
-          </w:rPr>
-          <w:t>1Raj. 16:25</w:t>
-        </w:r>
-      </w:hyperlink>
+      <w:r>
+        <w:rPr>
+          <w:lang w:val="id_ID" w:bidi="id_ID"/>
+        </w:rPr>
+        <w:t>1Raj. 16:25</w:t>
+      </w:r>
       <w:r>
         <w:rPr>
           <w:lang w:val="id_ID" w:bidi="id_ID"/>
@@ -841,36 +763,24 @@
         </w:rPr>
         <w:t>timbunan puing: Tuhan mengancam untuk menghancurkan kota-kota kesayangan-Nya. Asyur hampir memusnahkan Samaria pada 724–722 SM dalam pengepungan tiga tahun yang mengerikan. • Samaria, seperti kebanyakan kota, dibangun di atas bukit. Di sini, batu-batu temboknya jatuh ke lembah di bawah saat mereka dibongkar dengan kasar. Tentara kuno akan secara sistematis menghancurkan tembok kota hingga ke batu fondasinya. • Samaria dan Yerusalem dipenuhi dengan patung ukiran dan harta benda suci yang ditempatkan di sana oleh para penyembah atau diambil sebagai rampasan perang. • Pelacuran menggambarkan penyimpangan rohani dan jasmani Israel yang terus-menerus. Metafora ini secara rutin digunakan oleh para nabi Israel untuk menyatakan pengabaian Israel terhadap Tuhan, suami sejatinya, demi mendapatkan berkat yang dijanjikan oleh dewa-dewa pagan. Selain itu, penyembahan dewa-dewa tersebut sering kali melibatkan aktivitas seksual. • Di tempat lain merujuk pada pengasingan Samaria ke Asyur dan berbagai provinsi serta negara vasal yang ditaklukkan (722 SM). Hasil yang sama telah dinubuatkan untuk Yerusalem (</w:t>
       </w:r>
-      <w:hyperlink r:id="rId25">
-        <w:r>
-          <w:rPr>
-            <w:lang w:val="id_ID" w:bidi="id_ID"/>
-          </w:rPr>
-          <w:rPr>
-            <w:color w:val="0000EE"/>
-            <w:u w:val="single"/>
-          </w:rPr>
-          <w:t>3:12</w:t>
-        </w:r>
-      </w:hyperlink>
+      <w:r>
+        <w:rPr>
+          <w:lang w:val="id_ID" w:bidi="id_ID"/>
+        </w:rPr>
+        <w:t>3:12</w:t>
+      </w:r>
       <w:r>
         <w:rPr>
           <w:lang w:val="id_ID" w:bidi="id_ID"/>
         </w:rPr>
         <w:t xml:space="preserve">; </w:t>
       </w:r>
-      <w:hyperlink r:id="rId26">
-        <w:r>
-          <w:rPr>
-            <w:lang w:val="id_ID" w:bidi="id_ID"/>
-          </w:rPr>
-          <w:rPr>
-            <w:color w:val="0000EE"/>
-            <w:u w:val="single"/>
-          </w:rPr>
-          <w:t>Yer. 26:18</w:t>
-        </w:r>
-      </w:hyperlink>
+      <w:r>
+        <w:rPr>
+          <w:lang w:val="id_ID" w:bidi="id_ID"/>
+        </w:rPr>
+        <w:t>Yer. 26:18</w:t>
+      </w:r>
       <w:r>
         <w:rPr>
           <w:lang w:val="id_ID" w:bidi="id_ID"/>
@@ -925,90 +835,60 @@
         </w:rPr>
         <w:t xml:space="preserve">Menanggapi penghakiman Tuhan yang telah diberitahukan terlebih dahulu, Mikha berjalan tanpa alas kaki dan telanjang untuk mengekspresikan duka cita (bdk. </w:t>
       </w:r>
-      <w:hyperlink r:id="rId27">
-        <w:r>
-          <w:rPr>
-            <w:lang w:val="id_ID" w:bidi="id_ID"/>
-          </w:rPr>
-          <w:rPr>
-            <w:color w:val="0000EE"/>
-            <w:u w:val="single"/>
-          </w:rPr>
-          <w:t>Yes. 20:2</w:t>
-        </w:r>
-      </w:hyperlink>
+      <w:r>
+        <w:rPr>
+          <w:lang w:val="id_ID" w:bidi="id_ID"/>
+        </w:rPr>
+        <w:t>Yes. 20:2</w:t>
+      </w:r>
       <w:r>
         <w:rPr>
           <w:lang w:val="id_ID" w:bidi="id_ID"/>
         </w:rPr>
         <w:t xml:space="preserve">; </w:t>
       </w:r>
-      <w:hyperlink r:id="rId28">
-        <w:r>
-          <w:rPr>
-            <w:lang w:val="id_ID" w:bidi="id_ID"/>
-          </w:rPr>
-          <w:rPr>
-            <w:color w:val="0000EE"/>
-            <w:u w:val="single"/>
-          </w:rPr>
-          <w:t>Rat. 2:10</w:t>
-        </w:r>
-      </w:hyperlink>
+      <w:r>
+        <w:rPr>
+          <w:lang w:val="id_ID" w:bidi="id_ID"/>
+        </w:rPr>
+        <w:t>Rat. 2:10</w:t>
+      </w:r>
       <w:r>
         <w:rPr>
           <w:lang w:val="id_ID" w:bidi="id_ID"/>
         </w:rPr>
         <w:t xml:space="preserve">; </w:t>
       </w:r>
-      <w:hyperlink r:id="rId29">
-        <w:r>
-          <w:rPr>
-            <w:lang w:val="id_ID" w:bidi="id_ID"/>
-          </w:rPr>
-          <w:rPr>
-            <w:color w:val="0000EE"/>
-            <w:u w:val="single"/>
-          </w:rPr>
-          <w:t>Yeh. 24:17</w:t>
-        </w:r>
-      </w:hyperlink>
+      <w:r>
+        <w:rPr>
+          <w:lang w:val="id_ID" w:bidi="id_ID"/>
+        </w:rPr>
+        <w:t>Yeh. 24:17</w:t>
+      </w:r>
       <w:r>
         <w:rPr>
           <w:lang w:val="id_ID" w:bidi="id_ID"/>
         </w:rPr>
         <w:t>), dengan jelas menggambarkan apa yang akan terjadi pada Samaria (Israel) dan Yerusalem (Yehuda). Mereka akan kehilangan kekayaan, kekuasaan, dan populasi mereka. • Serigala dan burung hantu membuat suara yang memilukan dan tinggal di daerah padang gurun yang ditinggalkan (</w:t>
       </w:r>
-      <w:hyperlink r:id="rId30">
-        <w:r>
-          <w:rPr>
-            <w:lang w:val="id_ID" w:bidi="id_ID"/>
-          </w:rPr>
-          <w:rPr>
-            <w:color w:val="0000EE"/>
-            <w:u w:val="single"/>
-          </w:rPr>
-          <w:t>Yes. 34:13</w:t>
-        </w:r>
-      </w:hyperlink>
+      <w:r>
+        <w:rPr>
+          <w:lang w:val="id_ID" w:bidi="id_ID"/>
+        </w:rPr>
+        <w:t>Yes. 34:13</w:t>
+      </w:r>
       <w:r>
         <w:rPr>
           <w:lang w:val="id_ID" w:bidi="id_ID"/>
         </w:rPr>
         <w:t xml:space="preserve">; </w:t>
       </w:r>
-      <w:hyperlink r:id="rId31">
-        <w:r>
-          <w:rPr>
-            <w:lang w:val="id_ID" w:bidi="id_ID"/>
-          </w:rPr>
-          <w:rPr>
-            <w:color w:val="0000EE"/>
-            <w:u w:val="single"/>
-          </w:rPr>
-          <w:t>Yer. 50:39</w:t>
-        </w:r>
-      </w:hyperlink>
+      <w:r>
+        <w:rPr>
+          <w:lang w:val="id_ID" w:bidi="id_ID"/>
+        </w:rPr>
+        <w:t>Yer. 50:39</w:t>
+      </w:r>
       <w:r>
         <w:rPr>
           <w:lang w:val="id_ID" w:bidi="id_ID"/>
@@ -1159,72 +1039,48 @@
         </w:rPr>
         <w:t>Pembuangan adalah kutukan paling paripurna dan paling menghancurkan (</w:t>
       </w:r>
-      <w:hyperlink r:id="rId32">
-        <w:r>
-          <w:rPr>
-            <w:lang w:val="id_ID" w:bidi="id_ID"/>
-          </w:rPr>
-          <w:rPr>
-            <w:color w:val="0000EE"/>
-            <w:u w:val="single"/>
-          </w:rPr>
-          <w:t>Ul. 4:29</w:t>
-        </w:r>
-      </w:hyperlink>
+      <w:r>
+        <w:rPr>
+          <w:lang w:val="id_ID" w:bidi="id_ID"/>
+        </w:rPr>
+        <w:t>Ul. 4:29</w:t>
+      </w:r>
       <w:r>
         <w:rPr>
           <w:lang w:val="id_ID" w:bidi="id_ID"/>
         </w:rPr>
         <w:t xml:space="preserve">; </w:t>
       </w:r>
-      <w:hyperlink r:id="rId33">
-        <w:r>
-          <w:rPr>
-            <w:lang w:val="id_ID" w:bidi="id_ID"/>
-          </w:rPr>
-          <w:rPr>
-            <w:color w:val="0000EE"/>
-            <w:u w:val="single"/>
-          </w:rPr>
-          <w:t>28:37</w:t>
-        </w:r>
-      </w:hyperlink>
+      <w:r>
+        <w:rPr>
+          <w:lang w:val="id_ID" w:bidi="id_ID"/>
+        </w:rPr>
+        <w:t>28:37</w:t>
+      </w:r>
       <w:r>
         <w:rPr>
           <w:lang w:val="id_ID" w:bidi="id_ID"/>
         </w:rPr>
         <w:t xml:space="preserve">, </w:t>
       </w:r>
-      <w:hyperlink r:id="rId34">
-        <w:r>
-          <w:rPr>
-            <w:lang w:val="id_ID" w:bidi="id_ID"/>
-          </w:rPr>
-          <w:rPr>
-            <w:color w:val="0000EE"/>
-            <w:u w:val="single"/>
-          </w:rPr>
-          <w:t>48</w:t>
-        </w:r>
-      </w:hyperlink>
+      <w:r>
+        <w:rPr>
+          <w:lang w:val="id_ID" w:bidi="id_ID"/>
+        </w:rPr>
+        <w:t>48</w:t>
+      </w:r>
       <w:r>
         <w:rPr>
           <w:lang w:val="id_ID" w:bidi="id_ID"/>
         </w:rPr>
         <w:t xml:space="preserve">; </w:t>
       </w:r>
-      <w:hyperlink r:id="rId35">
-        <w:r>
-          <w:rPr>
-            <w:lang w:val="id_ID" w:bidi="id_ID"/>
-          </w:rPr>
-          <w:rPr>
-            <w:color w:val="0000EE"/>
-            <w:u w:val="single"/>
-          </w:rPr>
-          <w:t>Yer. 25:7–11</w:t>
-        </w:r>
-      </w:hyperlink>
+      <w:r>
+        <w:rPr>
+          <w:lang w:val="id_ID" w:bidi="id_ID"/>
+        </w:rPr>
+        <w:t>Yer. 25:7–11</w:t>
+      </w:r>
       <w:r>
         <w:rPr>
           <w:lang w:val="id_ID" w:bidi="id_ID"/>
@@ -1279,18 +1135,12 @@
         </w:rPr>
         <w:t xml:space="preserve">sampai ke … Yerusalem: Penghakiman Allah mencapai tempat mana pun di mana kerusakan telah menguasai (bdk. </w:t>
       </w:r>
-      <w:hyperlink r:id="rId36">
-        <w:r>
-          <w:rPr>
-            <w:lang w:val="id_ID" w:bidi="id_ID"/>
-          </w:rPr>
-          <w:rPr>
-            <w:color w:val="0000EE"/>
-            <w:u w:val="single"/>
-          </w:rPr>
-          <w:t>Mi. 1:9</w:t>
-        </w:r>
-      </w:hyperlink>
+      <w:r>
+        <w:rPr>
+          <w:lang w:val="id_ID" w:bidi="id_ID"/>
+        </w:rPr>
+        <w:t>Mi. 1:9</w:t>
+      </w:r>
       <w:r>
         <w:rPr>
           <w:lang w:val="id_ID" w:bidi="id_ID"/>
@@ -1515,54 +1365,36 @@
         </w:rPr>
         <w:t xml:space="preserve">Orang-orang Yehuda, termasuk Yerusalem, dibuang dan dideportasi ke negeri yang jauh di Babel pada tahun 605, 597, dan 586 SM. Babel berjarak sekitar 1.000 mil (1.700 kilometer) dari Yerusalem. • Jadikanlah kepalamu gundul: Tindakan ini melambangkan perkabungan dan keputusasaan (lihat juga </w:t>
       </w:r>
-      <w:hyperlink r:id="rId37">
-        <w:r>
-          <w:rPr>
-            <w:lang w:val="id_ID" w:bidi="id_ID"/>
-          </w:rPr>
-          <w:rPr>
-            <w:color w:val="0000EE"/>
-            <w:u w:val="single"/>
-          </w:rPr>
-          <w:t>Yer, 41:5</w:t>
-        </w:r>
-      </w:hyperlink>
+      <w:r>
+        <w:rPr>
+          <w:lang w:val="id_ID" w:bidi="id_ID"/>
+        </w:rPr>
+        <w:t>Yer, 41:5</w:t>
+      </w:r>
       <w:r>
         <w:rPr>
           <w:lang w:val="id_ID" w:bidi="id_ID"/>
         </w:rPr>
         <w:t>), dan juga bisa berarti pemurnian (</w:t>
       </w:r>
-      <w:hyperlink r:id="rId38">
-        <w:r>
-          <w:rPr>
-            <w:lang w:val="id_ID" w:bidi="id_ID"/>
-          </w:rPr>
-          <w:rPr>
-            <w:color w:val="0000EE"/>
-            <w:u w:val="single"/>
-          </w:rPr>
-          <w:t>Im. 14:7–10</w:t>
-        </w:r>
-      </w:hyperlink>
+      <w:r>
+        <w:rPr>
+          <w:lang w:val="id_ID" w:bidi="id_ID"/>
+        </w:rPr>
+        <w:t>Im. 14:7–10</w:t>
+      </w:r>
       <w:r>
         <w:rPr>
           <w:lang w:val="id_ID" w:bidi="id_ID"/>
         </w:rPr>
         <w:t xml:space="preserve">; </w:t>
       </w:r>
-      <w:hyperlink r:id="rId39">
-        <w:r>
-          <w:rPr>
-            <w:lang w:val="id_ID" w:bidi="id_ID"/>
-          </w:rPr>
-          <w:rPr>
-            <w:color w:val="0000EE"/>
-            <w:u w:val="single"/>
-          </w:rPr>
-          <w:t>Bil. 6:10–11</w:t>
-        </w:r>
-      </w:hyperlink>
+      <w:r>
+        <w:rPr>
+          <w:lang w:val="id_ID" w:bidi="id_ID"/>
+        </w:rPr>
+        <w:t>Bil. 6:10–11</w:t>
+      </w:r>
       <w:r>
         <w:rPr>
           <w:lang w:val="id_ID" w:bidi="id_ID"/>
@@ -1617,180 +1449,120 @@
         </w:rPr>
         <w:t xml:space="preserve">Kekuasaan telah merusak orang-orang kaya, yang seharusnya siap membantu sesama Bangsa Israel (bdk. </w:t>
       </w:r>
-      <w:hyperlink r:id="rId40">
-        <w:r>
-          <w:rPr>
-            <w:lang w:val="id_ID" w:bidi="id_ID"/>
-          </w:rPr>
-          <w:rPr>
-            <w:color w:val="0000EE"/>
-            <w:u w:val="single"/>
-          </w:rPr>
-          <w:t>Kej. 4:9</w:t>
-        </w:r>
-      </w:hyperlink>
+      <w:r>
+        <w:rPr>
+          <w:lang w:val="id_ID" w:bidi="id_ID"/>
+        </w:rPr>
+        <w:t>Kej. 4:9</w:t>
+      </w:r>
       <w:r>
         <w:rPr>
           <w:lang w:val="id_ID" w:bidi="id_ID"/>
         </w:rPr>
         <w:t xml:space="preserve">; </w:t>
       </w:r>
-      <w:hyperlink r:id="rId41">
-        <w:r>
-          <w:rPr>
-            <w:lang w:val="id_ID" w:bidi="id_ID"/>
-          </w:rPr>
-          <w:rPr>
-            <w:color w:val="0000EE"/>
-            <w:u w:val="single"/>
-          </w:rPr>
-          <w:t>Yos. 1:14</w:t>
-        </w:r>
-      </w:hyperlink>
+      <w:r>
+        <w:rPr>
+          <w:lang w:val="id_ID" w:bidi="id_ID"/>
+        </w:rPr>
+        <w:t>Yos. 1:14</w:t>
+      </w:r>
       <w:r>
         <w:rPr>
           <w:lang w:val="id_ID" w:bidi="id_ID"/>
         </w:rPr>
         <w:t>). • Merencanakan kejahatan karena memiliki kekuasaan untuk melakukannya menunjukkan hati, pikiran, dan karakter yang jahat (</w:t>
       </w:r>
-      <w:hyperlink r:id="rId42">
-        <w:r>
-          <w:rPr>
-            <w:lang w:val="id_ID" w:bidi="id_ID"/>
-          </w:rPr>
-          <w:rPr>
-            <w:color w:val="0000EE"/>
-            <w:u w:val="single"/>
-          </w:rPr>
-          <w:t>Kej. 6:5</w:t>
-        </w:r>
-      </w:hyperlink>
+      <w:r>
+        <w:rPr>
+          <w:lang w:val="id_ID" w:bidi="id_ID"/>
+        </w:rPr>
+        <w:t>Kej. 6:5</w:t>
+      </w:r>
       <w:r>
         <w:rPr>
           <w:lang w:val="id_ID" w:bidi="id_ID"/>
         </w:rPr>
         <w:t>). • yang apabila menginginkan: Mereka memiliki ladang-ladang orang lain dengan cara yang setara dengan mencuri dan melanggar hukum Allah yang melarang keinginan berlebihan (</w:t>
       </w:r>
-      <w:hyperlink r:id="rId43">
-        <w:r>
-          <w:rPr>
-            <w:lang w:val="id_ID" w:bidi="id_ID"/>
-          </w:rPr>
-          <w:rPr>
-            <w:color w:val="0000EE"/>
-            <w:u w:val="single"/>
-          </w:rPr>
-          <w:t>Kel. 20:17</w:t>
-        </w:r>
-      </w:hyperlink>
+      <w:r>
+        <w:rPr>
+          <w:lang w:val="id_ID" w:bidi="id_ID"/>
+        </w:rPr>
+        <w:t>Kel. 20:17</w:t>
+      </w:r>
       <w:r>
         <w:rPr>
           <w:lang w:val="id_ID" w:bidi="id_ID"/>
         </w:rPr>
         <w:t>). Warisan keluarga adalah pemberian yang kudus dari Tuhan, dimaksudkan sebagai kepemilikan permanen (</w:t>
       </w:r>
-      <w:hyperlink r:id="rId44">
-        <w:r>
-          <w:rPr>
-            <w:lang w:val="id_ID" w:bidi="id_ID"/>
-          </w:rPr>
-          <w:rPr>
-            <w:color w:val="0000EE"/>
-            <w:u w:val="single"/>
-          </w:rPr>
-          <w:t>Im. 25:8–55</w:t>
-        </w:r>
-      </w:hyperlink>
+      <w:r>
+        <w:rPr>
+          <w:lang w:val="id_ID" w:bidi="id_ID"/>
+        </w:rPr>
+        <w:t>Im. 25:8–55</w:t>
+      </w:r>
       <w:r>
         <w:rPr>
           <w:lang w:val="id_ID" w:bidi="id_ID"/>
         </w:rPr>
         <w:t xml:space="preserve">; bdk. </w:t>
       </w:r>
-      <w:hyperlink r:id="rId45">
-        <w:r>
-          <w:rPr>
-            <w:lang w:val="id_ID" w:bidi="id_ID"/>
-          </w:rPr>
-          <w:rPr>
-            <w:color w:val="0000EE"/>
-            <w:u w:val="single"/>
-          </w:rPr>
-          <w:t>1Raj. 21</w:t>
-        </w:r>
-      </w:hyperlink>
+      <w:r>
+        <w:rPr>
+          <w:lang w:val="id_ID" w:bidi="id_ID"/>
+        </w:rPr>
+        <w:t>1Raj. 21</w:t>
+      </w:r>
       <w:r>
         <w:rPr>
           <w:lang w:val="id_ID" w:bidi="id_ID"/>
         </w:rPr>
         <w:t xml:space="preserve">; </w:t>
       </w:r>
-      <w:hyperlink r:id="rId46">
-        <w:r>
-          <w:rPr>
-            <w:lang w:val="id_ID" w:bidi="id_ID"/>
-          </w:rPr>
-          <w:rPr>
-            <w:color w:val="0000EE"/>
-            <w:u w:val="single"/>
-          </w:rPr>
-          <w:t>Yes 5:8</w:t>
-        </w:r>
-      </w:hyperlink>
+      <w:r>
+        <w:rPr>
+          <w:lang w:val="id_ID" w:bidi="id_ID"/>
+        </w:rPr>
+        <w:t>Yes 5:8</w:t>
+      </w:r>
       <w:r>
         <w:rPr>
           <w:lang w:val="id_ID" w:bidi="id_ID"/>
         </w:rPr>
         <w:t>). Allah mencari kebenaran di antara umat-Nya, tetapi sebaliknya Ia menemukan penindasan (</w:t>
       </w:r>
-      <w:hyperlink r:id="rId47">
-        <w:r>
-          <w:rPr>
-            <w:lang w:val="id_ID" w:bidi="id_ID"/>
-          </w:rPr>
-          <w:rPr>
-            <w:color w:val="0000EE"/>
-            <w:u w:val="single"/>
-          </w:rPr>
-          <w:t>1Raj. 10:9</w:t>
-        </w:r>
-      </w:hyperlink>
+      <w:r>
+        <w:rPr>
+          <w:lang w:val="id_ID" w:bidi="id_ID"/>
+        </w:rPr>
+        <w:t>1Raj. 10:9</w:t>
+      </w:r>
       <w:r>
         <w:rPr>
           <w:lang w:val="id_ID" w:bidi="id_ID"/>
         </w:rPr>
         <w:t xml:space="preserve">; </w:t>
       </w:r>
-      <w:hyperlink r:id="rId48">
-        <w:r>
-          <w:rPr>
-            <w:lang w:val="id_ID" w:bidi="id_ID"/>
-          </w:rPr>
-          <w:rPr>
-            <w:color w:val="0000EE"/>
-            <w:u w:val="single"/>
-          </w:rPr>
-          <w:t>Yes. 5:7</w:t>
-        </w:r>
-      </w:hyperlink>
+      <w:r>
+        <w:rPr>
+          <w:lang w:val="id_ID" w:bidi="id_ID"/>
+        </w:rPr>
+        <w:t>Yes. 5:7</w:t>
+      </w:r>
       <w:r>
         <w:rPr>
           <w:lang w:val="id_ID" w:bidi="id_ID"/>
         </w:rPr>
         <w:t xml:space="preserve">; </w:t>
       </w:r>
-      <w:hyperlink r:id="rId49">
-        <w:r>
-          <w:rPr>
-            <w:lang w:val="id_ID" w:bidi="id_ID"/>
-          </w:rPr>
-          <w:rPr>
-            <w:color w:val="0000EE"/>
-            <w:u w:val="single"/>
-          </w:rPr>
-          <w:t>2Ptr. 2:13</w:t>
-        </w:r>
-      </w:hyperlink>
+      <w:r>
+        <w:rPr>
+          <w:lang w:val="id_ID" w:bidi="id_ID"/>
+        </w:rPr>
+        <w:t>2Ptr. 2:13</w:t>
+      </w:r>
       <w:r>
         <w:rPr>
           <w:lang w:val="id_ID" w:bidi="id_ID"/>
@@ -1893,18 +1665,12 @@
         </w:rPr>
         <w:t>Para penguasa akan mengalami kehancuran secara finansial karena musuh-musuh mereka akan mengambil alih harta mereka. Tanah yang telah mereka rampas secara tidak adil dari sesama orang Israel akan diambil paksa dari mereka (</w:t>
       </w:r>
-      <w:hyperlink r:id="rId50">
-        <w:r>
-          <w:rPr>
-            <w:lang w:val="id_ID" w:bidi="id_ID"/>
-          </w:rPr>
-          <w:rPr>
-            <w:color w:val="0000EE"/>
-            <w:u w:val="single"/>
-          </w:rPr>
-          <w:t>Mi. 2:5</w:t>
-        </w:r>
-      </w:hyperlink>
+      <w:r>
+        <w:rPr>
+          <w:lang w:val="id_ID" w:bidi="id_ID"/>
+        </w:rPr>
+        <w:t>Mi. 2:5</w:t>
+      </w:r>
       <w:r>
         <w:rPr>
           <w:lang w:val="id_ID" w:bidi="id_ID"/>
@@ -2055,18 +1821,12 @@
         </w:rPr>
         <w:t xml:space="preserve">Orang-orang jahat ini senang mendengar tipu daya dari nabi-nabi kesayangan mereka yang gemar bersenang-senang (bdk. </w:t>
       </w:r>
-      <w:hyperlink r:id="rId51">
-        <w:r>
-          <w:rPr>
-            <w:lang w:val="id_ID" w:bidi="id_ID"/>
-          </w:rPr>
-          <w:rPr>
-            <w:color w:val="0000EE"/>
-            <w:u w:val="single"/>
-          </w:rPr>
-          <w:t>Yer. 28:8–9</w:t>
-        </w:r>
-      </w:hyperlink>
+      <w:r>
+        <w:rPr>
+          <w:lang w:val="id_ID" w:bidi="id_ID"/>
+        </w:rPr>
+        <w:t>Yer. 28:8–9</w:t>
+      </w:r>
       <w:r>
         <w:rPr>
           <w:lang w:val="id_ID" w:bidi="id_ID"/>
@@ -2121,36 +1881,24 @@
         </w:rPr>
         <w:t xml:space="preserve">Allah menunjukkan kasih dan perhatiannya kepada umat yang memberontak dengan memberikan mereka sebuah janji yang penuh pengharapan, bahkan ketika Ia berbicara tentang pembuangan dan keputusasaan. Israel akan tersebar, tetapi mereka akan dibawa kembali (bdk. </w:t>
       </w:r>
-      <w:hyperlink r:id="rId52">
-        <w:r>
-          <w:rPr>
-            <w:lang w:val="id_ID" w:bidi="id_ID"/>
-          </w:rPr>
-          <w:rPr>
-            <w:color w:val="0000EE"/>
-            <w:u w:val="single"/>
-          </w:rPr>
-          <w:t>Ul. 4:26–29</w:t>
-        </w:r>
-      </w:hyperlink>
+      <w:r>
+        <w:rPr>
+          <w:lang w:val="id_ID" w:bidi="id_ID"/>
+        </w:rPr>
+        <w:t>Ul. 4:26–29</w:t>
+      </w:r>
       <w:r>
         <w:rPr>
           <w:lang w:val="id_ID" w:bidi="id_ID"/>
         </w:rPr>
         <w:t xml:space="preserve">; </w:t>
       </w:r>
-      <w:hyperlink r:id="rId53">
-        <w:r>
-          <w:rPr>
-            <w:lang w:val="id_ID" w:bidi="id_ID"/>
-          </w:rPr>
-          <w:rPr>
-            <w:color w:val="0000EE"/>
-            <w:u w:val="single"/>
-          </w:rPr>
-          <w:t>30:1–6</w:t>
-        </w:r>
-      </w:hyperlink>
+      <w:r>
+        <w:rPr>
+          <w:lang w:val="id_ID" w:bidi="id_ID"/>
+        </w:rPr>
+        <w:t>30:1–6</w:t>
+      </w:r>
       <w:r>
         <w:rPr>
           <w:lang w:val="id_ID" w:bidi="id_ID"/>
@@ -2253,36 +2001,24 @@
         </w:rPr>
         <w:t>Para pemimpin, yang seharusnya memahami penilaian dan keadilan sejati (</w:t>
       </w:r>
-      <w:hyperlink r:id="rId54">
-        <w:r>
-          <w:rPr>
-            <w:lang w:val="id_ID" w:bidi="id_ID"/>
-          </w:rPr>
-          <w:rPr>
-            <w:color w:val="0000EE"/>
-            <w:u w:val="single"/>
-          </w:rPr>
-          <w:t>6:8</w:t>
-        </w:r>
-      </w:hyperlink>
+      <w:r>
+        <w:rPr>
+          <w:lang w:val="id_ID" w:bidi="id_ID"/>
+        </w:rPr>
+        <w:t>6:8</w:t>
+      </w:r>
       <w:r>
         <w:rPr>
           <w:lang w:val="id_ID" w:bidi="id_ID"/>
         </w:rPr>
         <w:t xml:space="preserve">; </w:t>
       </w:r>
-      <w:hyperlink r:id="rId55">
-        <w:r>
-          <w:rPr>
-            <w:lang w:val="id_ID" w:bidi="id_ID"/>
-          </w:rPr>
-          <w:rPr>
-            <w:color w:val="0000EE"/>
-            <w:u w:val="single"/>
-          </w:rPr>
-          <w:t>Ul. 10:12–13</w:t>
-        </w:r>
-      </w:hyperlink>
+      <w:r>
+        <w:rPr>
+          <w:lang w:val="id_ID" w:bidi="id_ID"/>
+        </w:rPr>
+        <w:t>Ul. 10:12–13</w:t>
+      </w:r>
       <w:r>
         <w:rPr>
           <w:lang w:val="id_ID" w:bidi="id_ID"/>
@@ -2337,36 +2073,24 @@
         </w:rPr>
         <w:t xml:space="preserve">Mikha terus menerus menuduh para pemimpin Israel karena mereka bertanggung jawab atas kesejahteraan rakyat. Kengerian pada bagian ini menggambarkan ketakutan besar yang dialami orang-orang yang dikepung (bdk. </w:t>
       </w:r>
-      <w:hyperlink r:id="rId56">
-        <w:r>
-          <w:rPr>
-            <w:lang w:val="id_ID" w:bidi="id_ID"/>
-          </w:rPr>
-          <w:rPr>
-            <w:color w:val="0000EE"/>
-            <w:u w:val="single"/>
-          </w:rPr>
-          <w:t>Ul. 28:53</w:t>
-        </w:r>
-      </w:hyperlink>
+      <w:r>
+        <w:rPr>
+          <w:lang w:val="id_ID" w:bidi="id_ID"/>
+        </w:rPr>
+        <w:t>Ul. 28:53</w:t>
+      </w:r>
       <w:r>
         <w:rPr>
           <w:lang w:val="id_ID" w:bidi="id_ID"/>
         </w:rPr>
         <w:t xml:space="preserve">; </w:t>
       </w:r>
-      <w:hyperlink r:id="rId57">
-        <w:r>
-          <w:rPr>
-            <w:lang w:val="id_ID" w:bidi="id_ID"/>
-          </w:rPr>
-          <w:rPr>
-            <w:color w:val="0000EE"/>
-            <w:u w:val="single"/>
-          </w:rPr>
-          <w:t>2Raj. 6:29</w:t>
-        </w:r>
-      </w:hyperlink>
+      <w:r>
+        <w:rPr>
+          <w:lang w:val="id_ID" w:bidi="id_ID"/>
+        </w:rPr>
+        <w:t>2Raj. 6:29</w:t>
+      </w:r>
       <w:r>
         <w:rPr>
           <w:lang w:val="id_ID" w:bidi="id_ID"/>
@@ -2565,36 +2289,24 @@
         </w:rPr>
         <w:t xml:space="preserve">Nabi-nabi palsu termasuk di antara para pemimpin spiritual Israel, sehingga mereka menjadi sasaran kecaman Mikha. Para nabi seharusnya membimbing Israel ke jalan yang benar, bukan menyesatkan mereka (lihat </w:t>
       </w:r>
-      <w:hyperlink r:id="rId58">
-        <w:r>
-          <w:rPr>
-            <w:lang w:val="id_ID" w:bidi="id_ID"/>
-          </w:rPr>
-          <w:rPr>
-            <w:color w:val="0000EE"/>
-            <w:u w:val="single"/>
-          </w:rPr>
-          <w:t>Ul. 13</w:t>
-        </w:r>
-      </w:hyperlink>
+      <w:r>
+        <w:rPr>
+          <w:lang w:val="id_ID" w:bidi="id_ID"/>
+        </w:rPr>
+        <w:t>Ul. 13</w:t>
+      </w:r>
       <w:r>
         <w:rPr>
           <w:lang w:val="id_ID" w:bidi="id_ID"/>
         </w:rPr>
         <w:t xml:space="preserve">, </w:t>
       </w:r>
-      <w:hyperlink r:id="rId59">
-        <w:r>
-          <w:rPr>
-            <w:lang w:val="id_ID" w:bidi="id_ID"/>
-          </w:rPr>
-          <w:rPr>
-            <w:color w:val="0000EE"/>
-            <w:u w:val="single"/>
-          </w:rPr>
-          <w:t>18</w:t>
-        </w:r>
-      </w:hyperlink>
+      <w:r>
+        <w:rPr>
+          <w:lang w:val="id_ID" w:bidi="id_ID"/>
+        </w:rPr>
+        <w:t>18</w:t>
+      </w:r>
       <w:r>
         <w:rPr>
           <w:lang w:val="id_ID" w:bidi="id_ID"/>
@@ -2649,36 +2361,24 @@
         </w:rPr>
         <w:t xml:space="preserve">Mikha mengumumkan penghakiman Allah terhadap nabi-nabi palsu. Tanpa komunikasi khusus dari Allah, para pelihat dan peramal ini seperti nabi-nabi istana kafir dari bangsa-bangsa seperti Babel, Mari, dan terutama Asyur, yang diharapkan mengikuti kehendak penguasa tetapi tidak memiliki pewahyuan sejati dari Tuhan (bdk. </w:t>
       </w:r>
-      <w:hyperlink r:id="rId60">
-        <w:r>
-          <w:rPr>
-            <w:lang w:val="id_ID" w:bidi="id_ID"/>
-          </w:rPr>
-          <w:rPr>
-            <w:color w:val="0000EE"/>
-            <w:u w:val="single"/>
-          </w:rPr>
-          <w:t>1Sam. 28:6</w:t>
-        </w:r>
-      </w:hyperlink>
+      <w:r>
+        <w:rPr>
+          <w:lang w:val="id_ID" w:bidi="id_ID"/>
+        </w:rPr>
+        <w:t>1Sam. 28:6</w:t>
+      </w:r>
       <w:r>
         <w:rPr>
           <w:lang w:val="id_ID" w:bidi="id_ID"/>
         </w:rPr>
         <w:t xml:space="preserve">; </w:t>
       </w:r>
-      <w:hyperlink r:id="rId61">
-        <w:r>
-          <w:rPr>
-            <w:lang w:val="id_ID" w:bidi="id_ID"/>
-          </w:rPr>
-          <w:rPr>
-            <w:color w:val="0000EE"/>
-            <w:u w:val="single"/>
-          </w:rPr>
-          <w:t>Amos 8:11–12</w:t>
-        </w:r>
-      </w:hyperlink>
+      <w:r>
+        <w:rPr>
+          <w:lang w:val="id_ID" w:bidi="id_ID"/>
+        </w:rPr>
+        <w:t>Amos 8:11–12</w:t>
+      </w:r>
       <w:r>
         <w:rPr>
           <w:lang w:val="id_ID" w:bidi="id_ID"/>
@@ -2733,18 +2433,12 @@
         </w:rPr>
         <w:t>Ada kontras yang tajam antara nabi sejati dan nabi palsu (</w:t>
       </w:r>
-      <w:hyperlink r:id="rId62">
-        <w:r>
-          <w:rPr>
-            <w:lang w:val="id_ID" w:bidi="id_ID"/>
-          </w:rPr>
-          <w:rPr>
-            <w:color w:val="0000EE"/>
-            <w:u w:val="single"/>
-          </w:rPr>
-          <w:t>Mi. 3:5–7</w:t>
-        </w:r>
-      </w:hyperlink>
+      <w:r>
+        <w:rPr>
+          <w:lang w:val="id_ID" w:bidi="id_ID"/>
+        </w:rPr>
+        <w:t>Mi. 3:5–7</w:t>
+      </w:r>
       <w:r>
         <w:rPr>
           <w:lang w:val="id_ID" w:bidi="id_ID"/>
@@ -2799,18 +2493,12 @@
         </w:rPr>
         <w:t>Para pemimpin Israel membangun Yerusalem dengan dasar pembunuhan dan kejahatan. Akibatnya, kota tersebut akan dihancurkan; kota itu akan menjadi padang gurun dan reruntuhan (</w:t>
       </w:r>
-      <w:hyperlink r:id="rId25">
-        <w:r>
-          <w:rPr>
-            <w:lang w:val="id_ID" w:bidi="id_ID"/>
-          </w:rPr>
-          <w:rPr>
-            <w:color w:val="0000EE"/>
-            <w:u w:val="single"/>
-          </w:rPr>
-          <w:t>Mi. 3:12</w:t>
-        </w:r>
-      </w:hyperlink>
+      <w:r>
+        <w:rPr>
+          <w:lang w:val="id_ID" w:bidi="id_ID"/>
+        </w:rPr>
+        <w:t>Mi. 3:12</w:t>
+      </w:r>
       <w:r>
         <w:rPr>
           <w:lang w:val="id_ID" w:bidi="id_ID"/>
@@ -2865,90 +2553,60 @@
         </w:rPr>
         <w:t xml:space="preserve">Tuhan ada di tengah-tengah kita: Ungkapan ini menunjukkan perkenanan Tuhan (lihat </w:t>
       </w:r>
-      <w:hyperlink r:id="rId63">
-        <w:r>
-          <w:rPr>
-            <w:lang w:val="id_ID" w:bidi="id_ID"/>
-          </w:rPr>
-          <w:rPr>
-            <w:color w:val="0000EE"/>
-            <w:u w:val="single"/>
-          </w:rPr>
-          <w:t>Kel. 3:12</w:t>
-        </w:r>
-      </w:hyperlink>
+      <w:r>
+        <w:rPr>
+          <w:lang w:val="id_ID" w:bidi="id_ID"/>
+        </w:rPr>
+        <w:t>Kel. 3:12</w:t>
+      </w:r>
       <w:r>
         <w:rPr>
           <w:lang w:val="id_ID" w:bidi="id_ID"/>
         </w:rPr>
         <w:t xml:space="preserve">, </w:t>
       </w:r>
-      <w:hyperlink r:id="rId64">
-        <w:r>
-          <w:rPr>
-            <w:lang w:val="id_ID" w:bidi="id_ID"/>
-          </w:rPr>
-          <w:rPr>
-            <w:color w:val="0000EE"/>
-            <w:u w:val="single"/>
-          </w:rPr>
-          <w:t>14</w:t>
-        </w:r>
-      </w:hyperlink>
+      <w:r>
+        <w:rPr>
+          <w:lang w:val="id_ID" w:bidi="id_ID"/>
+        </w:rPr>
+        <w:t>14</w:t>
+      </w:r>
       <w:r>
         <w:rPr>
           <w:lang w:val="id_ID" w:bidi="id_ID"/>
         </w:rPr>
         <w:t xml:space="preserve">; </w:t>
       </w:r>
-      <w:hyperlink r:id="rId65">
-        <w:r>
-          <w:rPr>
-            <w:lang w:val="id_ID" w:bidi="id_ID"/>
-          </w:rPr>
-          <w:rPr>
-            <w:color w:val="0000EE"/>
-            <w:u w:val="single"/>
-          </w:rPr>
-          <w:t>25:8</w:t>
-        </w:r>
-      </w:hyperlink>
+      <w:r>
+        <w:rPr>
+          <w:lang w:val="id_ID" w:bidi="id_ID"/>
+        </w:rPr>
+        <w:t>25:8</w:t>
+      </w:r>
       <w:r>
         <w:rPr>
           <w:lang w:val="id_ID" w:bidi="id_ID"/>
         </w:rPr>
         <w:t xml:space="preserve">; </w:t>
       </w:r>
-      <w:hyperlink r:id="rId50">
-        <w:r>
-          <w:rPr>
-            <w:lang w:val="id_ID" w:bidi="id_ID"/>
-          </w:rPr>
-          <w:rPr>
-            <w:color w:val="0000EE"/>
-            <w:u w:val="single"/>
-          </w:rPr>
-          <w:t>Mi. 2:5</w:t>
-        </w:r>
-      </w:hyperlink>
+      <w:r>
+        <w:rPr>
+          <w:lang w:val="id_ID" w:bidi="id_ID"/>
+        </w:rPr>
+        <w:t>Mi. 2:5</w:t>
+      </w:r>
       <w:r>
         <w:rPr>
           <w:lang w:val="id_ID" w:bidi="id_ID"/>
         </w:rPr>
         <w:t xml:space="preserve">; </w:t>
       </w:r>
-      <w:hyperlink r:id="rId66">
-        <w:r>
-          <w:rPr>
-            <w:lang w:val="id_ID" w:bidi="id_ID"/>
-          </w:rPr>
-          <w:rPr>
-            <w:color w:val="0000EE"/>
-            <w:u w:val="single"/>
-          </w:rPr>
-          <w:t>Za. 2:11</w:t>
-        </w:r>
-      </w:hyperlink>
+      <w:r>
+        <w:rPr>
+          <w:lang w:val="id_ID" w:bidi="id_ID"/>
+        </w:rPr>
+        <w:t>Za. 2:11</w:t>
+      </w:r>
       <w:r>
         <w:rPr>
           <w:lang w:val="id_ID" w:bidi="id_ID"/>
@@ -3003,18 +2661,12 @@
         </w:rPr>
         <w:t>Sion, tempat di mana Tuhan pernah tinggal, akan menjadi semak belukar, padang gurun yang tidak dapat dihuni. Kehancuran total menanti Yerusalem yang telah jatuh. Yeremia kemudian mengutip bagian ini (</w:t>
       </w:r>
-      <w:hyperlink r:id="rId26">
-        <w:r>
-          <w:rPr>
-            <w:lang w:val="id_ID" w:bidi="id_ID"/>
-          </w:rPr>
-          <w:rPr>
-            <w:color w:val="0000EE"/>
-            <w:u w:val="single"/>
-          </w:rPr>
-          <w:t>Yer. 26:18</w:t>
-        </w:r>
-      </w:hyperlink>
+      <w:r>
+        <w:rPr>
+          <w:lang w:val="id_ID" w:bidi="id_ID"/>
+        </w:rPr>
+        <w:t>Yer. 26:18</w:t>
+      </w:r>
       <w:r>
         <w:rPr>
           <w:lang w:val="id_ID" w:bidi="id_ID"/>
@@ -3069,90 +2721,60 @@
         </w:rPr>
         <w:t xml:space="preserve">pada hari-hari terakhir: Allah berjanji untuk bertindak dalam sejarah guna mendirikan kerajaan-Nya. • Gunung rumah Tuhan adalah Bukit Sion di Yerusalem, tempat Bait Salomo dibangun (lihat </w:t>
       </w:r>
-      <w:hyperlink r:id="rId67">
-        <w:r>
-          <w:rPr>
-            <w:lang w:val="id_ID" w:bidi="id_ID"/>
-          </w:rPr>
-          <w:rPr>
-            <w:color w:val="0000EE"/>
-            <w:u w:val="single"/>
-          </w:rPr>
-          <w:t>2Sam. 24:18–25</w:t>
-        </w:r>
-      </w:hyperlink>
+      <w:r>
+        <w:rPr>
+          <w:lang w:val="id_ID" w:bidi="id_ID"/>
+        </w:rPr>
+        <w:t>2Sam. 24:18–25</w:t>
+      </w:r>
       <w:r>
         <w:rPr>
           <w:lang w:val="id_ID" w:bidi="id_ID"/>
         </w:rPr>
         <w:t>). Ini mengingatkan pada Gunung Sinai, gunung Allah (</w:t>
       </w:r>
-      <w:hyperlink r:id="rId68">
-        <w:r>
-          <w:rPr>
-            <w:lang w:val="id_ID" w:bidi="id_ID"/>
-          </w:rPr>
-          <w:rPr>
-            <w:color w:val="0000EE"/>
-            <w:u w:val="single"/>
-          </w:rPr>
-          <w:t>Kel. 3:1</w:t>
-        </w:r>
-      </w:hyperlink>
+      <w:r>
+        <w:rPr>
+          <w:lang w:val="id_ID" w:bidi="id_ID"/>
+        </w:rPr>
+        <w:t>Kel. 3:1</w:t>
+      </w:r>
       <w:r>
         <w:rPr>
           <w:lang w:val="id_ID" w:bidi="id_ID"/>
         </w:rPr>
         <w:t xml:space="preserve">; </w:t>
       </w:r>
-      <w:hyperlink r:id="rId69">
-        <w:r>
-          <w:rPr>
-            <w:lang w:val="id_ID" w:bidi="id_ID"/>
-          </w:rPr>
-          <w:rPr>
-            <w:color w:val="0000EE"/>
-            <w:u w:val="single"/>
-          </w:rPr>
-          <w:t>Bil. 10:33</w:t>
-        </w:r>
-      </w:hyperlink>
+      <w:r>
+        <w:rPr>
+          <w:lang w:val="id_ID" w:bidi="id_ID"/>
+        </w:rPr>
+        <w:t>Bil. 10:33</w:t>
+      </w:r>
       <w:r>
         <w:rPr>
           <w:lang w:val="id_ID" w:bidi="id_ID"/>
         </w:rPr>
         <w:t>), tempat Allah menampakkan diri. Gunung Tuhan memiliki makna sebagai tempat di mana Allah menyatakan identitas-Nya dan menyediakan persekutuan-Nya. • mengajar kita tentang jalan-jalan-Nya … berjalan menempuhnya: Kebijaksanaan hukum Allah dan pengetahuan tentang jalan-jalan-Nya akan memberikan kehidupan kepada bangsa-bangsa (</w:t>
       </w:r>
-      <w:hyperlink r:id="rId70">
-        <w:r>
-          <w:rPr>
-            <w:lang w:val="id_ID" w:bidi="id_ID"/>
-          </w:rPr>
-          <w:rPr>
-            <w:color w:val="0000EE"/>
-            <w:u w:val="single"/>
-          </w:rPr>
-          <w:t>Ul. 4:6</w:t>
-        </w:r>
-      </w:hyperlink>
+      <w:r>
+        <w:rPr>
+          <w:lang w:val="id_ID" w:bidi="id_ID"/>
+        </w:rPr>
+        <w:t>Ul. 4:6</w:t>
+      </w:r>
       <w:r>
         <w:rPr>
           <w:lang w:val="id_ID" w:bidi="id_ID"/>
         </w:rPr>
         <w:t xml:space="preserve">; </w:t>
       </w:r>
-      <w:hyperlink r:id="rId71">
-        <w:r>
-          <w:rPr>
-            <w:lang w:val="id_ID" w:bidi="id_ID"/>
-          </w:rPr>
-          <w:rPr>
-            <w:color w:val="0000EE"/>
-            <w:u w:val="single"/>
-          </w:rPr>
-          <w:t>32:47</w:t>
-        </w:r>
-      </w:hyperlink>
+      <w:r>
+        <w:rPr>
+          <w:lang w:val="id_ID" w:bidi="id_ID"/>
+        </w:rPr>
+        <w:t>32:47</w:t>
+      </w:r>
       <w:r>
         <w:rPr>
           <w:lang w:val="id_ID" w:bidi="id_ID"/>
@@ -3207,54 +2829,36 @@
         </w:rPr>
         <w:t>Nubuat Mikha bergerak dari keputusasaan yang mendalam menuju ledakan harapan saat ia mengungkapkan pengangkatan masa depan Gunung Sion di Yerusalem. Rencana Allah untuk memberkati semua bangsa (</w:t>
       </w:r>
-      <w:hyperlink r:id="rId72">
-        <w:r>
-          <w:rPr>
-            <w:lang w:val="id_ID" w:bidi="id_ID"/>
-          </w:rPr>
-          <w:rPr>
-            <w:color w:val="0000EE"/>
-            <w:u w:val="single"/>
-          </w:rPr>
-          <w:t>Kej. 12:3</w:t>
-        </w:r>
-      </w:hyperlink>
+      <w:r>
+        <w:rPr>
+          <w:lang w:val="id_ID" w:bidi="id_ID"/>
+        </w:rPr>
+        <w:t>Kej. 12:3</w:t>
+      </w:r>
       <w:r>
         <w:rPr>
           <w:lang w:val="id_ID" w:bidi="id_ID"/>
         </w:rPr>
         <w:t>) melalui keturunan Abraham akan terwujud ketika bangsa-bangsa dan umat Tuhan datang berbondong-bondong ke rumah Tuhan untuk beribadah. Di sana (1) mereka akan belajar mengikuti hukum dan ajaran Allah; (2) hukum dan ajaran akan menyebar di antara bangsa-bangsa saat mereka dibawa keluar dari rumah Allah; (3) perdamaian dan kesejahteraan akan berkembang di antara bangsa-bangsa saat mereka mengalihkan energi mereka untuk tujuan damai dan meninggalkan perang; dan (4) Orang-orang akan hidup tanpa rasa takut, menikmati keamanan, kemakmuran, dan berkat (</w:t>
       </w:r>
-      <w:hyperlink r:id="rId73">
-        <w:r>
-          <w:rPr>
-            <w:lang w:val="id_ID" w:bidi="id_ID"/>
-          </w:rPr>
-          <w:rPr>
-            <w:color w:val="0000EE"/>
-            <w:u w:val="single"/>
-          </w:rPr>
-          <w:t>Mi. 4:4</w:t>
-        </w:r>
-      </w:hyperlink>
+      <w:r>
+        <w:rPr>
+          <w:lang w:val="id_ID" w:bidi="id_ID"/>
+        </w:rPr>
+        <w:t>Mi. 4:4</w:t>
+      </w:r>
       <w:r>
         <w:rPr>
           <w:lang w:val="id_ID" w:bidi="id_ID"/>
         </w:rPr>
         <w:t xml:space="preserve">). Berhala-berhala bangsa-bangsa gagal bagi mereka, tetapi Allah Israel yang setia mewujudkan semua ini; kemakmuran yang dibawanya bertahan untuk zaman yang tak berujung (Mi. </w:t>
       </w:r>
-      <w:hyperlink r:id="rId74">
-        <w:r>
-          <w:rPr>
-            <w:lang w:val="id_ID" w:bidi="id_ID"/>
-          </w:rPr>
-          <w:rPr>
-            <w:color w:val="0000EE"/>
-            <w:u w:val="single"/>
-          </w:rPr>
-          <w:t>4:5</w:t>
-        </w:r>
-      </w:hyperlink>
+      <w:r>
+        <w:rPr>
+          <w:lang w:val="id_ID" w:bidi="id_ID"/>
+        </w:rPr>
+        <w:t>4:5</w:t>
+      </w:r>
       <w:r>
         <w:rPr>
           <w:lang w:val="id_ID" w:bidi="id_ID"/>
@@ -3364,54 +2968,36 @@
         </w:rPr>
         <w:t>Semua orang akan bebas dari musuh seperti pada zaman Salomo (</w:t>
       </w:r>
-      <w:hyperlink r:id="rId75">
-        <w:r>
-          <w:rPr>
-            <w:lang w:val="id_ID" w:bidi="id_ID"/>
-          </w:rPr>
-          <w:rPr>
-            <w:color w:val="0000EE"/>
-            <w:u w:val="single"/>
-          </w:rPr>
-          <w:t>1Raj. 4:25</w:t>
-        </w:r>
-      </w:hyperlink>
+      <w:r>
+        <w:rPr>
+          <w:lang w:val="id_ID" w:bidi="id_ID"/>
+        </w:rPr>
+        <w:t>1Raj. 4:25</w:t>
+      </w:r>
       <w:r>
         <w:rPr>
           <w:lang w:val="id_ID" w:bidi="id_ID"/>
         </w:rPr>
         <w:t xml:space="preserve">; bdk. </w:t>
       </w:r>
-      <w:hyperlink r:id="rId76">
-        <w:r>
-          <w:rPr>
-            <w:lang w:val="id_ID" w:bidi="id_ID"/>
-          </w:rPr>
-          <w:rPr>
-            <w:color w:val="0000EE"/>
-            <w:u w:val="single"/>
-          </w:rPr>
-          <w:t>Yes. 36:16</w:t>
-        </w:r>
-      </w:hyperlink>
+      <w:r>
+        <w:rPr>
+          <w:lang w:val="id_ID" w:bidi="id_ID"/>
+        </w:rPr>
+        <w:t>Yes. 36:16</w:t>
+      </w:r>
       <w:r>
         <w:rPr>
           <w:lang w:val="id_ID" w:bidi="id_ID"/>
         </w:rPr>
         <w:t xml:space="preserve">; </w:t>
       </w:r>
-      <w:hyperlink r:id="rId77">
-        <w:r>
-          <w:rPr>
-            <w:lang w:val="id_ID" w:bidi="id_ID"/>
-          </w:rPr>
-          <w:rPr>
-            <w:color w:val="0000EE"/>
-            <w:u w:val="single"/>
-          </w:rPr>
-          <w:t>Za. 3:10</w:t>
-        </w:r>
-      </w:hyperlink>
+      <w:r>
+        <w:rPr>
+          <w:lang w:val="id_ID" w:bidi="id_ID"/>
+        </w:rPr>
+        <w:t>Za. 3:10</w:t>
+      </w:r>
       <w:r>
         <w:rPr>
           <w:lang w:val="id_ID" w:bidi="id_ID"/>
@@ -3466,126 +3052,84 @@
         </w:rPr>
         <w:t>Biasanya, sisa-sisa kota yang hancur di Timur Dekat kuno hilang atau diasimilasi. Ketika sisa Israel diselamatkan, sisa itu akan menjadi dasar bagi umat yang baru milik Tuhan (</w:t>
       </w:r>
-      <w:hyperlink r:id="rId78">
-        <w:r>
-          <w:rPr>
-            <w:lang w:val="id_ID" w:bidi="id_ID"/>
-          </w:rPr>
-          <w:rPr>
-            <w:color w:val="0000EE"/>
-            <w:u w:val="single"/>
-          </w:rPr>
-          <w:t>Ul. 4:26–31</w:t>
-        </w:r>
-      </w:hyperlink>
+      <w:r>
+        <w:rPr>
+          <w:lang w:val="id_ID" w:bidi="id_ID"/>
+        </w:rPr>
+        <w:t>Ul. 4:26–31</w:t>
+      </w:r>
       <w:r>
         <w:rPr>
           <w:lang w:val="id_ID" w:bidi="id_ID"/>
         </w:rPr>
         <w:t xml:space="preserve">; </w:t>
       </w:r>
-      <w:hyperlink r:id="rId79">
-        <w:r>
-          <w:rPr>
-            <w:lang w:val="id_ID" w:bidi="id_ID"/>
-          </w:rPr>
-          <w:rPr>
-            <w:color w:val="0000EE"/>
-            <w:u w:val="single"/>
-          </w:rPr>
-          <w:t>30:1–5</w:t>
-        </w:r>
-      </w:hyperlink>
+      <w:r>
+        <w:rPr>
+          <w:lang w:val="id_ID" w:bidi="id_ID"/>
+        </w:rPr>
+        <w:t>30:1–5</w:t>
+      </w:r>
       <w:r>
         <w:rPr>
           <w:lang w:val="id_ID" w:bidi="id_ID"/>
         </w:rPr>
         <w:t xml:space="preserve">; </w:t>
       </w:r>
-      <w:hyperlink r:id="rId80">
-        <w:r>
-          <w:rPr>
-            <w:lang w:val="id_ID" w:bidi="id_ID"/>
-          </w:rPr>
-          <w:rPr>
-            <w:color w:val="0000EE"/>
-            <w:u w:val="single"/>
-          </w:rPr>
-          <w:t>2Raj. 19:31</w:t>
-        </w:r>
-      </w:hyperlink>
+      <w:r>
+        <w:rPr>
+          <w:lang w:val="id_ID" w:bidi="id_ID"/>
+        </w:rPr>
+        <w:t>2Raj. 19:31</w:t>
+      </w:r>
       <w:r>
         <w:rPr>
           <w:lang w:val="id_ID" w:bidi="id_ID"/>
         </w:rPr>
         <w:t xml:space="preserve">; </w:t>
       </w:r>
-      <w:hyperlink r:id="rId81">
-        <w:r>
-          <w:rPr>
-            <w:lang w:val="id_ID" w:bidi="id_ID"/>
-          </w:rPr>
-          <w:rPr>
-            <w:color w:val="0000EE"/>
-            <w:u w:val="single"/>
-          </w:rPr>
-          <w:t>Yes. 10:21</w:t>
-        </w:r>
-      </w:hyperlink>
+      <w:r>
+        <w:rPr>
+          <w:lang w:val="id_ID" w:bidi="id_ID"/>
+        </w:rPr>
+        <w:t>Yes. 10:21</w:t>
+      </w:r>
       <w:r>
         <w:rPr>
           <w:lang w:val="id_ID" w:bidi="id_ID"/>
         </w:rPr>
         <w:t xml:space="preserve">; </w:t>
       </w:r>
-      <w:hyperlink r:id="rId82">
-        <w:r>
-          <w:rPr>
-            <w:lang w:val="id_ID" w:bidi="id_ID"/>
-          </w:rPr>
-          <w:rPr>
-            <w:color w:val="0000EE"/>
-            <w:u w:val="single"/>
-          </w:rPr>
-          <w:t>Yer. 29:10–14</w:t>
-        </w:r>
-      </w:hyperlink>
+      <w:r>
+        <w:rPr>
+          <w:lang w:val="id_ID" w:bidi="id_ID"/>
+        </w:rPr>
+        <w:t>Yer. 29:10–14</w:t>
+      </w:r>
       <w:r>
         <w:rPr>
           <w:lang w:val="id_ID" w:bidi="id_ID"/>
         </w:rPr>
         <w:t xml:space="preserve">; lihat </w:t>
       </w:r>
-      <w:hyperlink r:id="rId83">
-        <w:r>
-          <w:rPr>
-            <w:lang w:val="id_ID" w:bidi="id_ID"/>
-          </w:rPr>
-          <w:rPr>
-            <w:color w:val="0000EE"/>
-            <w:u w:val="single"/>
-          </w:rPr>
-          <w:t>Ezra 9:8</w:t>
-        </w:r>
-      </w:hyperlink>
+      <w:r>
+        <w:rPr>
+          <w:lang w:val="id_ID" w:bidi="id_ID"/>
+        </w:rPr>
+        <w:t>Ezra 9:8</w:t>
+      </w:r>
       <w:r>
         <w:rPr>
           <w:lang w:val="id_ID" w:bidi="id_ID"/>
         </w:rPr>
         <w:t xml:space="preserve">; </w:t>
       </w:r>
-      <w:hyperlink r:id="rId84">
-        <w:r>
-          <w:rPr>
-            <w:lang w:val="id_ID" w:bidi="id_ID"/>
-          </w:rPr>
-          <w:rPr>
-            <w:color w:val="0000EE"/>
-            <w:u w:val="single"/>
-          </w:rPr>
-          <w:t>Neh. 1:2</w:t>
-        </w:r>
-      </w:hyperlink>
+      <w:r>
+        <w:rPr>
+          <w:lang w:val="id_ID" w:bidi="id_ID"/>
+        </w:rPr>
+        <w:t>Neh. 1:2</w:t>
+      </w:r>
       <w:r>
         <w:rPr>
           <w:lang w:val="id_ID" w:bidi="id_ID"/>
@@ -3660,36 +3204,24 @@
         </w:rPr>
         <w:t xml:space="preserve">: Yerusalem adalah ibu kota kerajaan yang diperkuat dengan menara pengawas untuk pertahanan dan keamanan umatnya. • akan kembali pemerintahan yang dahulu: Bdk. </w:t>
       </w:r>
-      <w:hyperlink r:id="rId85">
-        <w:r>
-          <w:rPr>
-            <w:lang w:val="id_ID" w:bidi="id_ID"/>
-          </w:rPr>
-          <w:rPr>
-            <w:color w:val="0000EE"/>
-            <w:u w:val="single"/>
-          </w:rPr>
-          <w:t>Amos 9:11–15</w:t>
-        </w:r>
-      </w:hyperlink>
+      <w:r>
+        <w:rPr>
+          <w:lang w:val="id_ID" w:bidi="id_ID"/>
+        </w:rPr>
+        <w:t>Amos 9:11–15</w:t>
+      </w:r>
       <w:r>
         <w:rPr>
           <w:lang w:val="id_ID" w:bidi="id_ID"/>
         </w:rPr>
         <w:t xml:space="preserve">; lihat </w:t>
       </w:r>
-      <w:hyperlink r:id="rId86">
-        <w:r>
-          <w:rPr>
-            <w:lang w:val="id_ID" w:bidi="id_ID"/>
-          </w:rPr>
-          <w:rPr>
-            <w:color w:val="0000EE"/>
-            <w:u w:val="single"/>
-          </w:rPr>
-          <w:t>2Sam. 7:11–16</w:t>
-        </w:r>
-      </w:hyperlink>
+      <w:r>
+        <w:rPr>
+          <w:lang w:val="id_ID" w:bidi="id_ID"/>
+        </w:rPr>
+        <w:t>2Sam. 7:11–16</w:t>
+      </w:r>
       <w:r>
         <w:rPr>
           <w:lang w:val="id_ID" w:bidi="id_ID"/>
@@ -3744,72 +3276,48 @@
         </w:rPr>
         <w:t>Raja Israel dan orang-orang bijak seharusnya memberikan kepemimpinan serta mewujudkan petunjuk Tuhan dan Perjanjian dalam kehidupan mereka (</w:t>
       </w:r>
-      <w:hyperlink r:id="rId87">
-        <w:r>
-          <w:rPr>
-            <w:lang w:val="id_ID" w:bidi="id_ID"/>
-          </w:rPr>
-          <w:rPr>
-            <w:color w:val="0000EE"/>
-            <w:u w:val="single"/>
-          </w:rPr>
-          <w:t>Ul. 17:18–20</w:t>
-        </w:r>
-      </w:hyperlink>
+      <w:r>
+        <w:rPr>
+          <w:lang w:val="id_ID" w:bidi="id_ID"/>
+        </w:rPr>
+        <w:t>Ul. 17:18–20</w:t>
+      </w:r>
       <w:r>
         <w:rPr>
           <w:lang w:val="id_ID" w:bidi="id_ID"/>
         </w:rPr>
         <w:t xml:space="preserve">). Namun, saat ini, orang-orang akan hidup tanpa kepemimpinan yang saleh (bdk. </w:t>
       </w:r>
-      <w:hyperlink r:id="rId88">
-        <w:r>
-          <w:rPr>
-            <w:lang w:val="id_ID" w:bidi="id_ID"/>
-          </w:rPr>
-          <w:rPr>
-            <w:color w:val="0000EE"/>
-            <w:u w:val="single"/>
-          </w:rPr>
-          <w:t>Hak. 17:6</w:t>
-        </w:r>
-      </w:hyperlink>
+      <w:r>
+        <w:rPr>
+          <w:lang w:val="id_ID" w:bidi="id_ID"/>
+        </w:rPr>
+        <w:t>Hak. 17:6</w:t>
+      </w:r>
       <w:r>
         <w:rPr>
           <w:lang w:val="id_ID" w:bidi="id_ID"/>
         </w:rPr>
         <w:t xml:space="preserve">; </w:t>
       </w:r>
-      <w:hyperlink r:id="rId89">
-        <w:r>
-          <w:rPr>
-            <w:lang w:val="id_ID" w:bidi="id_ID"/>
-          </w:rPr>
-          <w:rPr>
-            <w:color w:val="0000EE"/>
-            <w:u w:val="single"/>
-          </w:rPr>
-          <w:t>18:1</w:t>
-        </w:r>
-      </w:hyperlink>
+      <w:r>
+        <w:rPr>
+          <w:lang w:val="id_ID" w:bidi="id_ID"/>
+        </w:rPr>
+        <w:t>18:1</w:t>
+      </w:r>
       <w:r>
         <w:rPr>
           <w:lang w:val="id_ID" w:bidi="id_ID"/>
         </w:rPr>
         <w:t xml:space="preserve">; </w:t>
       </w:r>
-      <w:hyperlink r:id="rId90">
-        <w:r>
-          <w:rPr>
-            <w:lang w:val="id_ID" w:bidi="id_ID"/>
-          </w:rPr>
-          <w:rPr>
-            <w:color w:val="0000EE"/>
-            <w:u w:val="single"/>
-          </w:rPr>
-          <w:t>21:25</w:t>
-        </w:r>
-      </w:hyperlink>
+      <w:r>
+        <w:rPr>
+          <w:lang w:val="id_ID" w:bidi="id_ID"/>
+        </w:rPr>
+        <w:t>21:25</w:t>
+      </w:r>
       <w:r>
         <w:rPr>
           <w:lang w:val="id_ID" w:bidi="id_ID"/>
@@ -3864,36 +3372,24 @@
         </w:rPr>
         <w:t>Babel yang terletak sekitar 1.000 mil (1.700 kilometer) dari Yerusalem tidak dapat dicapai dengan melewati gurun timur yang tandus. • Penyelamatan Tuhan terhadap umat-Nya dari kematian yang pasti di Babel akan melampaui pembebasan mereka dari Mesir. Mereka dibentuk dalam rahim penderitaan dan menantikan kelahiran kembali yang dijanjikan (</w:t>
       </w:r>
-      <w:hyperlink r:id="rId91">
-        <w:r>
-          <w:rPr>
-            <w:lang w:val="id_ID" w:bidi="id_ID"/>
-          </w:rPr>
-          <w:rPr>
-            <w:color w:val="0000EE"/>
-            <w:u w:val="single"/>
-          </w:rPr>
-          <w:t>Yes. 43:1–5</w:t>
-        </w:r>
-      </w:hyperlink>
+      <w:r>
+        <w:rPr>
+          <w:lang w:val="id_ID" w:bidi="id_ID"/>
+        </w:rPr>
+        <w:t>Yes. 43:1–5</w:t>
+      </w:r>
       <w:r>
         <w:rPr>
           <w:lang w:val="id_ID" w:bidi="id_ID"/>
         </w:rPr>
         <w:t xml:space="preserve">; bdk. </w:t>
       </w:r>
-      <w:hyperlink r:id="rId92">
-        <w:r>
-          <w:rPr>
-            <w:lang w:val="id_ID" w:bidi="id_ID"/>
-          </w:rPr>
-          <w:rPr>
-            <w:color w:val="0000EE"/>
-            <w:u w:val="single"/>
-          </w:rPr>
-          <w:t>Yeh. 37</w:t>
-        </w:r>
-      </w:hyperlink>
+      <w:r>
+        <w:rPr>
+          <w:lang w:val="id_ID" w:bidi="id_ID"/>
+        </w:rPr>
+        <w:t>Yeh. 37</w:t>
+      </w:r>
       <w:r>
         <w:rPr>
           <w:lang w:val="id_ID" w:bidi="id_ID"/>
@@ -3948,36 +3444,24 @@
         </w:rPr>
         <w:t xml:space="preserve">berkumpul melawan engkau: Meskipun erat terkait dengan serangan historis Babel terhadap Yerusalem pada 588–586 Sebelum Masehi, ramalan ini juga berkaitan dengan masa depan di mana Yerusalem yang diidealkan dan dipulihkan dari </w:t>
       </w:r>
-      <w:hyperlink r:id="rId93">
-        <w:r>
-          <w:rPr>
-            <w:lang w:val="id_ID" w:bidi="id_ID"/>
-          </w:rPr>
-          <w:rPr>
-            <w:color w:val="0000EE"/>
-            <w:u w:val="single"/>
-          </w:rPr>
-          <w:t>4:1–5</w:t>
-        </w:r>
-      </w:hyperlink>
+      <w:r>
+        <w:rPr>
+          <w:lang w:val="id_ID" w:bidi="id_ID"/>
+        </w:rPr>
+        <w:t>4:1–5</w:t>
+      </w:r>
       <w:r>
         <w:rPr>
           <w:lang w:val="id_ID" w:bidi="id_ID"/>
         </w:rPr>
         <w:t xml:space="preserve"> akan diserang (bdk. </w:t>
       </w:r>
-      <w:hyperlink r:id="rId94">
-        <w:r>
-          <w:rPr>
-            <w:lang w:val="id_ID" w:bidi="id_ID"/>
-          </w:rPr>
-          <w:rPr>
-            <w:color w:val="0000EE"/>
-            <w:u w:val="single"/>
-          </w:rPr>
-          <w:t>Why. 20:7–9</w:t>
-        </w:r>
-      </w:hyperlink>
+      <w:r>
+        <w:rPr>
+          <w:lang w:val="id_ID" w:bidi="id_ID"/>
+        </w:rPr>
+        <w:t>Why. 20:7–9</w:t>
+      </w:r>
       <w:r>
         <w:rPr>
           <w:lang w:val="id_ID" w:bidi="id_ID"/>
@@ -4032,126 +3516,84 @@
         </w:rPr>
         <w:t>Allah mengungkapkan rencana-Nya kepada hamba-hamba-Nya (</w:t>
       </w:r>
-      <w:hyperlink r:id="rId95">
-        <w:r>
-          <w:rPr>
-            <w:lang w:val="id_ID" w:bidi="id_ID"/>
-          </w:rPr>
-          <w:rPr>
-            <w:color w:val="0000EE"/>
-            <w:u w:val="single"/>
-          </w:rPr>
-          <w:t>Dan. 2:19–23</w:t>
-        </w:r>
-      </w:hyperlink>
+      <w:r>
+        <w:rPr>
+          <w:lang w:val="id_ID" w:bidi="id_ID"/>
+        </w:rPr>
+        <w:t>Dan. 2:19–23</w:t>
+      </w:r>
       <w:r>
         <w:rPr>
           <w:lang w:val="id_ID" w:bidi="id_ID"/>
         </w:rPr>
         <w:t xml:space="preserve">; </w:t>
       </w:r>
-      <w:hyperlink r:id="rId96">
-        <w:r>
-          <w:rPr>
-            <w:lang w:val="id_ID" w:bidi="id_ID"/>
-          </w:rPr>
-          <w:rPr>
-            <w:color w:val="0000EE"/>
-            <w:u w:val="single"/>
-          </w:rPr>
-          <w:t>Amos 3:7</w:t>
-        </w:r>
-      </w:hyperlink>
+      <w:r>
+        <w:rPr>
+          <w:lang w:val="id_ID" w:bidi="id_ID"/>
+        </w:rPr>
+        <w:t>Amos 3:7</w:t>
+      </w:r>
       <w:r>
         <w:rPr>
           <w:lang w:val="id_ID" w:bidi="id_ID"/>
         </w:rPr>
         <w:t>), tetapi bangsa-bangsa tidak mengetahuinya—mereka tidak memahami rencana Agung Allah atau aktivitas di balik layar demi kepentingan Umat-Nya. Harapan dan rencana bangsa-bangsa di sekitar Israel sia-sia—rencana Tuhan untuk Umat-Nya yang unik akan menang, dan Dia akan memerintah bangsa-bangsa (</w:t>
       </w:r>
-      <w:hyperlink r:id="rId97">
-        <w:r>
-          <w:rPr>
-            <w:lang w:val="id_ID" w:bidi="id_ID"/>
-          </w:rPr>
-          <w:rPr>
-            <w:color w:val="0000EE"/>
-            <w:u w:val="single"/>
-          </w:rPr>
-          <w:t>Kej. 12:1–3</w:t>
-        </w:r>
-      </w:hyperlink>
+      <w:r>
+        <w:rPr>
+          <w:lang w:val="id_ID" w:bidi="id_ID"/>
+        </w:rPr>
+        <w:t>Kej. 12:1–3</w:t>
+      </w:r>
       <w:r>
         <w:rPr>
           <w:lang w:val="id_ID" w:bidi="id_ID"/>
         </w:rPr>
         <w:t xml:space="preserve">; </w:t>
       </w:r>
-      <w:hyperlink r:id="rId98">
-        <w:r>
-          <w:rPr>
-            <w:lang w:val="id_ID" w:bidi="id_ID"/>
-          </w:rPr>
-          <w:rPr>
-            <w:color w:val="0000EE"/>
-            <w:u w:val="single"/>
-          </w:rPr>
-          <w:t>15:12–21</w:t>
-        </w:r>
-      </w:hyperlink>
+      <w:r>
+        <w:rPr>
+          <w:lang w:val="id_ID" w:bidi="id_ID"/>
+        </w:rPr>
+        <w:t>15:12–21</w:t>
+      </w:r>
       <w:r>
         <w:rPr>
           <w:lang w:val="id_ID" w:bidi="id_ID"/>
         </w:rPr>
         <w:t xml:space="preserve">; </w:t>
       </w:r>
-      <w:hyperlink r:id="rId99">
-        <w:r>
-          <w:rPr>
-            <w:lang w:val="id_ID" w:bidi="id_ID"/>
-          </w:rPr>
-          <w:rPr>
-            <w:color w:val="0000EE"/>
-            <w:u w:val="single"/>
-          </w:rPr>
-          <w:t>Kel. 19:4–6</w:t>
-        </w:r>
-      </w:hyperlink>
+      <w:r>
+        <w:rPr>
+          <w:lang w:val="id_ID" w:bidi="id_ID"/>
+        </w:rPr>
+        <w:t>Kel. 19:4–6</w:t>
+      </w:r>
       <w:r>
         <w:rPr>
           <w:lang w:val="id_ID" w:bidi="id_ID"/>
         </w:rPr>
         <w:t xml:space="preserve">; </w:t>
       </w:r>
-      <w:hyperlink r:id="rId100">
-        <w:r>
-          <w:rPr>
-            <w:lang w:val="id_ID" w:bidi="id_ID"/>
-          </w:rPr>
-          <w:rPr>
-            <w:color w:val="0000EE"/>
-            <w:u w:val="single"/>
-          </w:rPr>
-          <w:t>Yes. 45:23</w:t>
-        </w:r>
-      </w:hyperlink>
+      <w:r>
+        <w:rPr>
+          <w:lang w:val="id_ID" w:bidi="id_ID"/>
+        </w:rPr>
+        <w:t>Yes. 45:23</w:t>
+      </w:r>
       <w:r>
         <w:rPr>
           <w:lang w:val="id_ID" w:bidi="id_ID"/>
         </w:rPr>
         <w:t xml:space="preserve">; </w:t>
       </w:r>
-      <w:hyperlink r:id="rId101">
-        <w:r>
-          <w:rPr>
-            <w:lang w:val="id_ID" w:bidi="id_ID"/>
-          </w:rPr>
-          <w:rPr>
-            <w:color w:val="0000EE"/>
-            <w:u w:val="single"/>
-          </w:rPr>
-          <w:t>66:23</w:t>
-        </w:r>
-      </w:hyperlink>
+      <w:r>
+        <w:rPr>
+          <w:lang w:val="id_ID" w:bidi="id_ID"/>
+        </w:rPr>
+        <w:t>66:23</w:t>
+      </w:r>
       <w:r>
         <w:rPr>
           <w:lang w:val="id_ID" w:bidi="id_ID"/>
@@ -4171,18 +3613,12 @@
         </w:rPr>
         <w:t xml:space="preserve"> biji-bijian dipukul dan diinjak untuk memisahkannya dari sekam. Demikian pula, bangsa-bangsa akan dihancurkan (</w:t>
       </w:r>
-      <w:hyperlink r:id="rId102">
-        <w:r>
-          <w:rPr>
-            <w:lang w:val="id_ID" w:bidi="id_ID"/>
-          </w:rPr>
-          <w:rPr>
-            <w:color w:val="0000EE"/>
-            <w:u w:val="single"/>
-          </w:rPr>
-          <w:t>Mi. 4:13</w:t>
-        </w:r>
-      </w:hyperlink>
+      <w:r>
+        <w:rPr>
+          <w:lang w:val="id_ID" w:bidi="id_ID"/>
+        </w:rPr>
+        <w:t>Mi. 4:13</w:t>
+      </w:r>
       <w:r>
         <w:rPr>
           <w:lang w:val="id_ID" w:bidi="id_ID"/>
@@ -4237,36 +3673,24 @@
         </w:rPr>
         <w:t>Tanduk dan kuku banteng serta kuda melambangkan kekuatan, begitu pula dengan besi dan perunggu. Sepatu logam mungkin telah digunakan pada kaki hewan yang mengirik gandum. Allah akan menguatkan umat-Nya untuk mengalahkan musuh mereka. • rampasan mereka: Banyak bangsa telah mengumpulkan kekayaan dengan cara yang tidak adil (perang, penjarahan, upeti yang menindas, kerja paksa, dan wajib militer). Tuhan dari seluruh Bumi memiliki semua kekayaan ini sejak awal (</w:t>
       </w:r>
-      <w:hyperlink r:id="rId103">
-        <w:r>
-          <w:rPr>
-            <w:lang w:val="id_ID" w:bidi="id_ID"/>
-          </w:rPr>
-          <w:rPr>
-            <w:color w:val="0000EE"/>
-            <w:u w:val="single"/>
-          </w:rPr>
-          <w:t>Kel. 19:5</w:t>
-        </w:r>
-      </w:hyperlink>
+      <w:r>
+        <w:rPr>
+          <w:lang w:val="id_ID" w:bidi="id_ID"/>
+        </w:rPr>
+        <w:t>Kel. 19:5</w:t>
+      </w:r>
       <w:r>
         <w:rPr>
           <w:lang w:val="id_ID" w:bidi="id_ID"/>
         </w:rPr>
         <w:t xml:space="preserve">). • Anda akan mempersembahkan: Istilah Ibrani (kharam, "mendedikasikan") merujuk pada rampasan perang militer yang didedikasikan, atau disisihkan, sebagai sesuatu yang kudus bagi Tuhan (lihat </w:t>
       </w:r>
-      <w:hyperlink r:id="rId104">
-        <w:r>
-          <w:rPr>
-            <w:lang w:val="id_ID" w:bidi="id_ID"/>
-          </w:rPr>
-          <w:rPr>
-            <w:color w:val="0000EE"/>
-            <w:u w:val="single"/>
-          </w:rPr>
-          <w:t>Im. 27:28–29</w:t>
-        </w:r>
-      </w:hyperlink>
+      <w:r>
+        <w:rPr>
+          <w:lang w:val="id_ID" w:bidi="id_ID"/>
+        </w:rPr>
+        <w:t>Im. 27:28–29</w:t>
+      </w:r>
       <w:r>
         <w:rPr>
           <w:lang w:val="id_ID" w:bidi="id_ID"/>
@@ -4321,36 +3745,24 @@
         </w:rPr>
         <w:t xml:space="preserve">Pemimpin Israel dikalahkan oleh orang Asyur (lihat </w:t>
       </w:r>
-      <w:hyperlink r:id="rId105">
-        <w:r>
-          <w:rPr>
-            <w:lang w:val="id_ID" w:bidi="id_ID"/>
-          </w:rPr>
-          <w:rPr>
-            <w:color w:val="0000EE"/>
-            <w:u w:val="single"/>
-          </w:rPr>
-          <w:t>Mi. 6:9</w:t>
-        </w:r>
-      </w:hyperlink>
+      <w:r>
+        <w:rPr>
+          <w:lang w:val="id_ID" w:bidi="id_ID"/>
+        </w:rPr>
+        <w:t>Mi. 6:9</w:t>
+      </w:r>
       <w:r>
         <w:rPr>
           <w:lang w:val="id_ID" w:bidi="id_ID"/>
         </w:rPr>
         <w:t xml:space="preserve">). Memukul seseorang dengan tongkat menunjukkan penghinaan (lihat </w:t>
       </w:r>
-      <w:hyperlink r:id="rId106">
-        <w:r>
-          <w:rPr>
-            <w:lang w:val="id_ID" w:bidi="id_ID"/>
-          </w:rPr>
-          <w:rPr>
-            <w:color w:val="0000EE"/>
-            <w:u w:val="single"/>
-          </w:rPr>
-          <w:t>1Raj. 22:24</w:t>
-        </w:r>
-      </w:hyperlink>
+      <w:r>
+        <w:rPr>
+          <w:lang w:val="id_ID" w:bidi="id_ID"/>
+        </w:rPr>
+        <w:t>1Raj. 22:24</w:t>
+      </w:r>
       <w:r>
         <w:rPr>
           <w:lang w:val="id_ID" w:bidi="id_ID"/>
@@ -4405,54 +3817,36 @@
         </w:rPr>
         <w:t>Bagian ini mengajak Israel untuk bersiap menghadapi serangan ganas dari musuh mereka, Asyur (</w:t>
       </w:r>
-      <w:hyperlink r:id="rId107">
-        <w:r>
-          <w:rPr>
-            <w:lang w:val="id_ID" w:bidi="id_ID"/>
-          </w:rPr>
-          <w:rPr>
-            <w:color w:val="0000EE"/>
-            <w:u w:val="single"/>
-          </w:rPr>
-          <w:t>Mi. 5:4–5</w:t>
-        </w:r>
-      </w:hyperlink>
+      <w:r>
+        <w:rPr>
+          <w:lang w:val="id_ID" w:bidi="id_ID"/>
+        </w:rPr>
+        <w:t>Mi. 5:4–5</w:t>
+      </w:r>
       <w:r>
         <w:rPr>
           <w:lang w:val="id_ID" w:bidi="id_ID"/>
         </w:rPr>
         <w:t>). Pengepungan yang penuh kengerian, kematian, dan kehancuran ini tidak akan memusnahkan Israel sampai habis lenyap, karena Allah akan menghadirkan seorang pemimpin (</w:t>
       </w:r>
-      <w:hyperlink r:id="rId108">
-        <w:r>
-          <w:rPr>
-            <w:lang w:val="id_ID" w:bidi="id_ID"/>
-          </w:rPr>
-          <w:rPr>
-            <w:color w:val="0000EE"/>
-            <w:u w:val="single"/>
-          </w:rPr>
-          <w:t>Mi. 5:1–4</w:t>
-        </w:r>
-      </w:hyperlink>
+      <w:r>
+        <w:rPr>
+          <w:lang w:val="id_ID" w:bidi="id_ID"/>
+        </w:rPr>
+        <w:t>Mi. 5:1–4</w:t>
+      </w:r>
       <w:r>
         <w:rPr>
           <w:lang w:val="id_ID" w:bidi="id_ID"/>
         </w:rPr>
         <w:t>) yang akan memimpin umat-Nya kembali dari pembuangan. Pemeliharaan dan pemurnian sisa-sisa oleh Allah (</w:t>
       </w:r>
-      <w:hyperlink r:id="rId109">
-        <w:r>
-          <w:rPr>
-            <w:lang w:val="id_ID" w:bidi="id_ID"/>
-          </w:rPr>
-          <w:rPr>
-            <w:color w:val="0000EE"/>
-            <w:u w:val="single"/>
-          </w:rPr>
-          <w:t>Mi. 5:6–13</w:t>
-        </w:r>
-      </w:hyperlink>
+      <w:r>
+        <w:rPr>
+          <w:lang w:val="id_ID" w:bidi="id_ID"/>
+        </w:rPr>
+        <w:t>Mi. 5:6–13</w:t>
+      </w:r>
       <w:r>
         <w:rPr>
           <w:lang w:val="id_ID" w:bidi="id_ID"/>
@@ -4507,72 +3901,48 @@
         </w:rPr>
         <w:t>Efrata adalah nama kuno dari Betlehem (</w:t>
       </w:r>
-      <w:hyperlink r:id="rId110">
-        <w:r>
-          <w:rPr>
-            <w:lang w:val="id_ID" w:bidi="id_ID"/>
-          </w:rPr>
-          <w:rPr>
-            <w:color w:val="0000EE"/>
-            <w:u w:val="single"/>
-          </w:rPr>
-          <w:t>Kej. 35:16</w:t>
-        </w:r>
-      </w:hyperlink>
+      <w:r>
+        <w:rPr>
+          <w:lang w:val="id_ID" w:bidi="id_ID"/>
+        </w:rPr>
+        <w:t>Kej. 35:16</w:t>
+      </w:r>
       <w:r>
         <w:rPr>
           <w:lang w:val="id_ID" w:bidi="id_ID"/>
         </w:rPr>
         <w:t xml:space="preserve">; </w:t>
       </w:r>
-      <w:hyperlink r:id="rId111">
-        <w:r>
-          <w:rPr>
-            <w:lang w:val="id_ID" w:bidi="id_ID"/>
-          </w:rPr>
-          <w:rPr>
-            <w:color w:val="0000EE"/>
-            <w:u w:val="single"/>
-          </w:rPr>
-          <w:t>Rut 4:11</w:t>
-        </w:r>
-      </w:hyperlink>
+      <w:r>
+        <w:rPr>
+          <w:lang w:val="id_ID" w:bidi="id_ID"/>
+        </w:rPr>
+        <w:t>Rut 4:11</w:t>
+      </w:r>
       <w:r>
         <w:rPr>
           <w:lang w:val="id_ID" w:bidi="id_ID"/>
         </w:rPr>
         <w:t>), tempat kelahiran Daud. Di masa depan, seorang penguasa yang lebih besar daripada Daud akan muncul dari sana (</w:t>
       </w:r>
-      <w:hyperlink r:id="rId112">
-        <w:r>
-          <w:rPr>
-            <w:lang w:val="id_ID" w:bidi="id_ID"/>
-          </w:rPr>
-          <w:rPr>
-            <w:color w:val="0000EE"/>
-            <w:u w:val="single"/>
-          </w:rPr>
-          <w:t>Mat. 2:5–6</w:t>
-        </w:r>
-      </w:hyperlink>
+      <w:r>
+        <w:rPr>
+          <w:lang w:val="id_ID" w:bidi="id_ID"/>
+        </w:rPr>
+        <w:t>Mat. 2:5–6</w:t>
+      </w:r>
       <w:r>
         <w:rPr>
           <w:lang w:val="id_ID" w:bidi="id_ID"/>
         </w:rPr>
         <w:t xml:space="preserve">; </w:t>
       </w:r>
-      <w:hyperlink r:id="rId113">
-        <w:r>
-          <w:rPr>
-            <w:lang w:val="id_ID" w:bidi="id_ID"/>
-          </w:rPr>
-          <w:rPr>
-            <w:color w:val="0000EE"/>
-            <w:u w:val="single"/>
-          </w:rPr>
-          <w:t>Yohanes 7:42</w:t>
-        </w:r>
-      </w:hyperlink>
+      <w:r>
+        <w:rPr>
+          <w:lang w:val="id_ID" w:bidi="id_ID"/>
+        </w:rPr>
+        <w:t>Yohanes 7:42</w:t>
+      </w:r>
       <w:r>
         <w:rPr>
           <w:lang w:val="id_ID" w:bidi="id_ID"/>
@@ -4592,54 +3962,36 @@
         </w:rPr>
         <w:t xml:space="preserve">; bdk. </w:t>
       </w:r>
-      <w:hyperlink r:id="rId114">
-        <w:r>
-          <w:rPr>
-            <w:lang w:val="id_ID" w:bidi="id_ID"/>
-          </w:rPr>
-          <w:rPr>
-            <w:color w:val="0000EE"/>
-            <w:u w:val="single"/>
-          </w:rPr>
-          <w:t>Ul. 33:27</w:t>
-        </w:r>
-      </w:hyperlink>
+      <w:r>
+        <w:rPr>
+          <w:lang w:val="id_ID" w:bidi="id_ID"/>
+        </w:rPr>
+        <w:t>Ul. 33:27</w:t>
+      </w:r>
       <w:r>
         <w:rPr>
           <w:lang w:val="id_ID" w:bidi="id_ID"/>
         </w:rPr>
         <w:t xml:space="preserve">; </w:t>
       </w:r>
-      <w:hyperlink r:id="rId115">
-        <w:r>
-          <w:rPr>
-            <w:lang w:val="id_ID" w:bidi="id_ID"/>
-          </w:rPr>
-          <w:rPr>
-            <w:color w:val="0000EE"/>
-            <w:u w:val="single"/>
-          </w:rPr>
-          <w:t>Ams. 8:22–23</w:t>
-        </w:r>
-      </w:hyperlink>
+      <w:r>
+        <w:rPr>
+          <w:lang w:val="id_ID" w:bidi="id_ID"/>
+        </w:rPr>
+        <w:t>Ams. 8:22–23</w:t>
+      </w:r>
       <w:r>
         <w:rPr>
           <w:lang w:val="id_ID" w:bidi="id_ID"/>
         </w:rPr>
         <w:t xml:space="preserve">; </w:t>
       </w:r>
-      <w:hyperlink r:id="rId116">
-        <w:r>
-          <w:rPr>
-            <w:lang w:val="id_ID" w:bidi="id_ID"/>
-          </w:rPr>
-          <w:rPr>
-            <w:color w:val="0000EE"/>
-            <w:u w:val="single"/>
-          </w:rPr>
-          <w:t>Yes. 37:26</w:t>
-        </w:r>
-      </w:hyperlink>
+      <w:r>
+        <w:rPr>
+          <w:lang w:val="id_ID" w:bidi="id_ID"/>
+        </w:rPr>
+        <w:t>Yes. 37:26</w:t>
+      </w:r>
       <w:r>
         <w:rPr>
           <w:lang w:val="id_ID" w:bidi="id_ID"/>
@@ -4694,36 +4046,24 @@
         </w:rPr>
         <w:t xml:space="preserve">Setelah Pembuangan, Zerubabel, seorang pemimpin dari keturunan Daud, adalah salah satu dari orang-orang buangan yang kembali dan menjadi pusat harapan Israel (lihat </w:t>
       </w:r>
-      <w:hyperlink r:id="rId117">
-        <w:r>
-          <w:rPr>
-            <w:lang w:val="id_ID" w:bidi="id_ID"/>
-          </w:rPr>
-          <w:rPr>
-            <w:color w:val="0000EE"/>
-            <w:u w:val="single"/>
-          </w:rPr>
-          <w:t>Hag. 2:20–23</w:t>
-        </w:r>
-      </w:hyperlink>
+      <w:r>
+        <w:rPr>
+          <w:lang w:val="id_ID" w:bidi="id_ID"/>
+        </w:rPr>
+        <w:t>Hag. 2:20–23</w:t>
+      </w:r>
       <w:r>
         <w:rPr>
           <w:lang w:val="id_ID" w:bidi="id_ID"/>
         </w:rPr>
         <w:t>). Namun, diperlukan seorang penguasa yang lebih besar daripada Zerubabel. Pemimpin dari Betlehem akan menjadi sumber perdamaian; Yesaya menyebutnya Raja Damai (</w:t>
       </w:r>
-      <w:hyperlink r:id="rId118">
-        <w:r>
-          <w:rPr>
-            <w:lang w:val="id_ID" w:bidi="id_ID"/>
-          </w:rPr>
-          <w:rPr>
-            <w:color w:val="0000EE"/>
-            <w:u w:val="single"/>
-          </w:rPr>
-          <w:t>Yes. 9:6</w:t>
-        </w:r>
-      </w:hyperlink>
+      <w:r>
+        <w:rPr>
+          <w:lang w:val="id_ID" w:bidi="id_ID"/>
+        </w:rPr>
+        <w:t>Yes. 9:6</w:t>
+      </w:r>
       <w:r>
         <w:rPr>
           <w:lang w:val="id_ID" w:bidi="id_ID"/>
@@ -4826,18 +4166,12 @@
         </w:rPr>
         <w:t>negeri Nimrod: Nimrod meletakkan dasar peradaban Asyur dan Babel di zaman kuno (</w:t>
       </w:r>
-      <w:hyperlink r:id="rId119">
-        <w:r>
-          <w:rPr>
-            <w:lang w:val="id_ID" w:bidi="id_ID"/>
-          </w:rPr>
-          <w:rPr>
-            <w:color w:val="0000EE"/>
-            <w:u w:val="single"/>
-          </w:rPr>
-          <w:t>Kej. 10:8–11</w:t>
-        </w:r>
-      </w:hyperlink>
+      <w:r>
+        <w:rPr>
+          <w:lang w:val="id_ID" w:bidi="id_ID"/>
+        </w:rPr>
+        <w:t>Kej. 10:8–11</w:t>
+      </w:r>
       <w:r>
         <w:rPr>
           <w:lang w:val="id_ID" w:bidi="id_ID"/>
@@ -4892,36 +4226,24 @@
         </w:rPr>
         <w:t>Umat yang tersisa adalah orang-orang yang dipelihara oleh rahmat Allah untuk menjadi dasar untuk pembentukan umat-Nya yang baru (</w:t>
       </w:r>
-      <w:hyperlink r:id="rId120">
-        <w:r>
-          <w:rPr>
-            <w:lang w:val="id_ID" w:bidi="id_ID"/>
-          </w:rPr>
-          <w:rPr>
-            <w:color w:val="0000EE"/>
-            <w:u w:val="single"/>
-          </w:rPr>
-          <w:t>Ezra 9:8–15</w:t>
-        </w:r>
-      </w:hyperlink>
+      <w:r>
+        <w:rPr>
+          <w:lang w:val="id_ID" w:bidi="id_ID"/>
+        </w:rPr>
+        <w:t>Ezra 9:8–15</w:t>
+      </w:r>
       <w:r>
         <w:rPr>
           <w:lang w:val="id_ID" w:bidi="id_ID"/>
         </w:rPr>
         <w:t xml:space="preserve">; </w:t>
       </w:r>
-      <w:hyperlink r:id="rId84">
-        <w:r>
-          <w:rPr>
-            <w:lang w:val="id_ID" w:bidi="id_ID"/>
-          </w:rPr>
-          <w:rPr>
-            <w:color w:val="0000EE"/>
-            <w:u w:val="single"/>
-          </w:rPr>
-          <w:t>Neh. 1:2</w:t>
-        </w:r>
-      </w:hyperlink>
+      <w:r>
+        <w:rPr>
+          <w:lang w:val="id_ID" w:bidi="id_ID"/>
+        </w:rPr>
+        <w:t>Neh. 1:2</w:t>
+      </w:r>
       <w:r>
         <w:rPr>
           <w:lang w:val="id_ID" w:bidi="id_ID"/>
@@ -4976,90 +4298,60 @@
         </w:rPr>
         <w:t>Tujuan Allah bukanlah untuk menciptakan bangsa baru yang serupa dengan bangsa-bangsa lainnya (</w:t>
       </w:r>
-      <w:hyperlink r:id="rId99">
-        <w:r>
-          <w:rPr>
-            <w:lang w:val="id_ID" w:bidi="id_ID"/>
-          </w:rPr>
-          <w:rPr>
-            <w:color w:val="0000EE"/>
-            <w:u w:val="single"/>
-          </w:rPr>
-          <w:t>Kel. 19:4–6</w:t>
-        </w:r>
-      </w:hyperlink>
+      <w:r>
+        <w:rPr>
+          <w:lang w:val="id_ID" w:bidi="id_ID"/>
+        </w:rPr>
+        <w:t>Kel. 19:4–6</w:t>
+      </w:r>
       <w:r>
         <w:rPr>
           <w:lang w:val="id_ID" w:bidi="id_ID"/>
         </w:rPr>
         <w:t xml:space="preserve">; </w:t>
       </w:r>
-      <w:hyperlink r:id="rId121">
-        <w:r>
-          <w:rPr>
-            <w:lang w:val="id_ID" w:bidi="id_ID"/>
-          </w:rPr>
-          <w:rPr>
-            <w:color w:val="0000EE"/>
-            <w:u w:val="single"/>
-          </w:rPr>
-          <w:t>Bil. 23:9</w:t>
-        </w:r>
-      </w:hyperlink>
+      <w:r>
+        <w:rPr>
+          <w:lang w:val="id_ID" w:bidi="id_ID"/>
+        </w:rPr>
+        <w:t>Bil. 23:9</w:t>
+      </w:r>
       <w:r>
         <w:rPr>
           <w:lang w:val="id_ID" w:bidi="id_ID"/>
         </w:rPr>
         <w:t xml:space="preserve">; </w:t>
       </w:r>
-      <w:hyperlink r:id="rId122">
-        <w:r>
-          <w:rPr>
-            <w:lang w:val="id_ID" w:bidi="id_ID"/>
-          </w:rPr>
-          <w:rPr>
-            <w:color w:val="0000EE"/>
-            <w:u w:val="single"/>
-          </w:rPr>
-          <w:t>Yer. 7:23</w:t>
-        </w:r>
-      </w:hyperlink>
+      <w:r>
+        <w:rPr>
+          <w:lang w:val="id_ID" w:bidi="id_ID"/>
+        </w:rPr>
+        <w:t>Yer. 7:23</w:t>
+      </w:r>
       <w:r>
         <w:rPr>
           <w:lang w:val="id_ID" w:bidi="id_ID"/>
         </w:rPr>
         <w:t>), melainkan untuk memiliki suatu umat kepunyaan-Nya sendiri yang akan berjalan di jalan-Nya dan menjadi kudus sama seperti Dia yang adalah kudus (</w:t>
       </w:r>
-      <w:hyperlink r:id="rId123">
-        <w:r>
-          <w:rPr>
-            <w:lang w:val="id_ID" w:bidi="id_ID"/>
-          </w:rPr>
-          <w:rPr>
-            <w:color w:val="0000EE"/>
-            <w:u w:val="single"/>
-          </w:rPr>
-          <w:t>Im. 11:45</w:t>
-        </w:r>
-      </w:hyperlink>
+      <w:r>
+        <w:rPr>
+          <w:lang w:val="id_ID" w:bidi="id_ID"/>
+        </w:rPr>
+        <w:t>Im. 11:45</w:t>
+      </w:r>
       <w:r>
         <w:rPr>
           <w:lang w:val="id_ID" w:bidi="id_ID"/>
         </w:rPr>
         <w:t>). Pada hari itu (</w:t>
       </w:r>
-      <w:hyperlink r:id="rId124">
-        <w:r>
-          <w:rPr>
-            <w:lang w:val="id_ID" w:bidi="id_ID"/>
-          </w:rPr>
-          <w:rPr>
-            <w:color w:val="0000EE"/>
-            <w:u w:val="single"/>
-          </w:rPr>
-          <w:t>Mi. 5:10</w:t>
-        </w:r>
-      </w:hyperlink>
+      <w:r>
+        <w:rPr>
+          <w:lang w:val="id_ID" w:bidi="id_ID"/>
+        </w:rPr>
+        <w:t>Mi. 5:10</w:t>
+      </w:r>
       <w:r>
         <w:rPr>
           <w:lang w:val="id_ID" w:bidi="id_ID"/>
@@ -5114,144 +4406,96 @@
         </w:rPr>
         <w:t>Umat Allah akan memiliki posisi yang istimewa di antara bangsa-bangsa di dunia (</w:t>
       </w:r>
-      <w:hyperlink r:id="rId72">
-        <w:r>
-          <w:rPr>
-            <w:lang w:val="id_ID" w:bidi="id_ID"/>
-          </w:rPr>
-          <w:rPr>
-            <w:color w:val="0000EE"/>
-            <w:u w:val="single"/>
-          </w:rPr>
-          <w:t>Kej. 12:3</w:t>
-        </w:r>
-      </w:hyperlink>
+      <w:r>
+        <w:rPr>
+          <w:lang w:val="id_ID" w:bidi="id_ID"/>
+        </w:rPr>
+        <w:t>Kej. 12:3</w:t>
+      </w:r>
       <w:r>
         <w:rPr>
           <w:lang w:val="id_ID" w:bidi="id_ID"/>
         </w:rPr>
         <w:t xml:space="preserve">; </w:t>
       </w:r>
-      <w:hyperlink r:id="rId99">
-        <w:r>
-          <w:rPr>
-            <w:lang w:val="id_ID" w:bidi="id_ID"/>
-          </w:rPr>
-          <w:rPr>
-            <w:color w:val="0000EE"/>
-            <w:u w:val="single"/>
-          </w:rPr>
-          <w:t>Kel. 19:4–6</w:t>
-        </w:r>
-      </w:hyperlink>
+      <w:r>
+        <w:rPr>
+          <w:lang w:val="id_ID" w:bidi="id_ID"/>
+        </w:rPr>
+        <w:t>Kel. 19:4–6</w:t>
+      </w:r>
       <w:r>
         <w:rPr>
           <w:lang w:val="id_ID" w:bidi="id_ID"/>
         </w:rPr>
         <w:t>). Mereka akan menjadi pemimpin dan bukan pengikut (</w:t>
       </w:r>
-      <w:hyperlink r:id="rId125">
-        <w:r>
-          <w:rPr>
-            <w:lang w:val="id_ID" w:bidi="id_ID"/>
-          </w:rPr>
-          <w:rPr>
-            <w:color w:val="0000EE"/>
-            <w:u w:val="single"/>
-          </w:rPr>
-          <w:t>Ul. 28:13</w:t>
-        </w:r>
-      </w:hyperlink>
+      <w:r>
+        <w:rPr>
+          <w:lang w:val="id_ID" w:bidi="id_ID"/>
+        </w:rPr>
+        <w:t>Ul. 28:13</w:t>
+      </w:r>
       <w:r>
         <w:rPr>
           <w:lang w:val="id_ID" w:bidi="id_ID"/>
         </w:rPr>
         <w:t xml:space="preserve">), serta tak terkalahkan seperti singa (bdk. </w:t>
       </w:r>
-      <w:hyperlink r:id="rId126">
-        <w:r>
-          <w:rPr>
-            <w:lang w:val="id_ID" w:bidi="id_ID"/>
-          </w:rPr>
-          <w:rPr>
-            <w:color w:val="0000EE"/>
-            <w:u w:val="single"/>
-          </w:rPr>
-          <w:t>Est. 6:13</w:t>
-        </w:r>
-      </w:hyperlink>
+      <w:r>
+        <w:rPr>
+          <w:lang w:val="id_ID" w:bidi="id_ID"/>
+        </w:rPr>
+        <w:t>Est. 6:13</w:t>
+      </w:r>
       <w:r>
         <w:rPr>
           <w:lang w:val="id_ID" w:bidi="id_ID"/>
         </w:rPr>
         <w:t xml:space="preserve">) ketika Allah memberikan mereka kekuasaan atas bangsa-bangsa. • Tuhan akan menghakimi musuh-musuh mereka (lihat </w:t>
       </w:r>
-      <w:hyperlink r:id="rId127">
-        <w:r>
-          <w:rPr>
-            <w:lang w:val="id_ID" w:bidi="id_ID"/>
-          </w:rPr>
-          <w:rPr>
-            <w:color w:val="0000EE"/>
-            <w:u w:val="single"/>
-          </w:rPr>
-          <w:t>Mi. 5:15</w:t>
-        </w:r>
-      </w:hyperlink>
+      <w:r>
+        <w:rPr>
+          <w:lang w:val="id_ID" w:bidi="id_ID"/>
+        </w:rPr>
+        <w:t>Mi. 5:15</w:t>
+      </w:r>
       <w:r>
         <w:rPr>
           <w:lang w:val="id_ID" w:bidi="id_ID"/>
         </w:rPr>
         <w:t>) jika musuh itu terus memberontak melawan Dia. Namun, keinginan Tuhan adalah untuk memberkati bangsa-bangsa, bukan untuk mengutuk atau membinasakan mereka (</w:t>
       </w:r>
-      <w:hyperlink r:id="rId72">
-        <w:r>
-          <w:rPr>
-            <w:lang w:val="id_ID" w:bidi="id_ID"/>
-          </w:rPr>
-          <w:rPr>
-            <w:color w:val="0000EE"/>
-            <w:u w:val="single"/>
-          </w:rPr>
-          <w:t>Kej. 12:3</w:t>
-        </w:r>
-      </w:hyperlink>
+      <w:r>
+        <w:rPr>
+          <w:lang w:val="id_ID" w:bidi="id_ID"/>
+        </w:rPr>
+        <w:t>Kej. 12:3</w:t>
+      </w:r>
       <w:r>
         <w:rPr>
           <w:lang w:val="id_ID" w:bidi="id_ID"/>
         </w:rPr>
         <w:t xml:space="preserve">; </w:t>
       </w:r>
-      <w:hyperlink r:id="rId128">
-        <w:r>
-          <w:rPr>
-            <w:lang w:val="id_ID" w:bidi="id_ID"/>
-          </w:rPr>
-          <w:rPr>
-            <w:color w:val="0000EE"/>
-            <w:u w:val="single"/>
-          </w:rPr>
-          <w:t>Yun. 4:11</w:t>
-        </w:r>
-      </w:hyperlink>
+      <w:r>
+        <w:rPr>
+          <w:lang w:val="id_ID" w:bidi="id_ID"/>
+        </w:rPr>
+        <w:t>Yun. 4:11</w:t>
+      </w:r>
       <w:r>
         <w:rPr>
           <w:lang w:val="id_ID" w:bidi="id_ID"/>
         </w:rPr>
         <w:t xml:space="preserve">; </w:t>
       </w:r>
-      <w:hyperlink r:id="rId129">
-        <w:r>
-          <w:rPr>
-            <w:lang w:val="id_ID" w:bidi="id_ID"/>
-          </w:rPr>
-          <w:rPr>
-            <w:color w:val="0000EE"/>
-            <w:u w:val="single"/>
-          </w:rPr>
-          <w:t>Yoh. 3:16</w:t>
-        </w:r>
-      </w:hyperlink>
+      <w:r>
+        <w:rPr>
+          <w:lang w:val="id_ID" w:bidi="id_ID"/>
+        </w:rPr>
+        <w:t>Yoh. 3:16</w:t>
+      </w:r>
       <w:r>
         <w:rPr>
           <w:lang w:val="id_ID" w:bidi="id_ID"/>
@@ -5415,18 +4659,12 @@
         </w:rPr>
         <w:t xml:space="preserve">gunung-gunung dan bukit-bukit: Semua ciptaan dipanggil sebagai saksi (bdk. </w:t>
       </w:r>
-      <w:hyperlink r:id="rId130">
-        <w:r>
-          <w:rPr>
-            <w:lang w:val="id_ID" w:bidi="id_ID"/>
-          </w:rPr>
-          <w:rPr>
-            <w:color w:val="0000EE"/>
-            <w:u w:val="single"/>
-          </w:rPr>
-          <w:t>Yos. 24:27</w:t>
-        </w:r>
-      </w:hyperlink>
+      <w:r>
+        <w:rPr>
+          <w:lang w:val="id_ID" w:bidi="id_ID"/>
+        </w:rPr>
+        <w:t>Yos. 24:27</w:t>
+      </w:r>
       <w:r>
         <w:rPr>
           <w:lang w:val="id_ID" w:bidi="id_ID"/>
@@ -5481,126 +4719,84 @@
         </w:rPr>
         <w:t xml:space="preserve">Tuhan mengajukan, mengecam, dan memutuskan perkara melawan umat-Nya yang memberontak, Israel. Bagian ini secara formal disajikan sebagai perkara hukum di pengadilan (bdk. </w:t>
       </w:r>
-      <w:hyperlink r:id="rId131">
-        <w:r>
-          <w:rPr>
-            <w:lang w:val="id_ID" w:bidi="id_ID"/>
-          </w:rPr>
-          <w:rPr>
-            <w:color w:val="0000EE"/>
-            <w:u w:val="single"/>
-          </w:rPr>
-          <w:t>Yes. 1:2–4</w:t>
-        </w:r>
-      </w:hyperlink>
+      <w:r>
+        <w:rPr>
+          <w:lang w:val="id_ID" w:bidi="id_ID"/>
+        </w:rPr>
+        <w:t>Yes. 1:2–4</w:t>
+      </w:r>
       <w:r>
         <w:rPr>
           <w:lang w:val="id_ID" w:bidi="id_ID"/>
         </w:rPr>
         <w:t xml:space="preserve">; </w:t>
       </w:r>
-      <w:hyperlink r:id="rId132">
-        <w:r>
-          <w:rPr>
-            <w:lang w:val="id_ID" w:bidi="id_ID"/>
-          </w:rPr>
-          <w:rPr>
-            <w:color w:val="0000EE"/>
-            <w:u w:val="single"/>
-          </w:rPr>
-          <w:t>Yer. 2:4–9</w:t>
-        </w:r>
-      </w:hyperlink>
+      <w:r>
+        <w:rPr>
+          <w:lang w:val="id_ID" w:bidi="id_ID"/>
+        </w:rPr>
+        <w:t>Yer. 2:4–9</w:t>
+      </w:r>
       <w:r>
         <w:rPr>
           <w:lang w:val="id_ID" w:bidi="id_ID"/>
         </w:rPr>
         <w:t xml:space="preserve">; </w:t>
       </w:r>
-      <w:hyperlink r:id="rId133">
-        <w:r>
-          <w:rPr>
-            <w:lang w:val="id_ID" w:bidi="id_ID"/>
-          </w:rPr>
-          <w:rPr>
-            <w:color w:val="0000EE"/>
-            <w:u w:val="single"/>
-          </w:rPr>
-          <w:t>Hos. 4</w:t>
-        </w:r>
-      </w:hyperlink>
+      <w:r>
+        <w:rPr>
+          <w:lang w:val="id_ID" w:bidi="id_ID"/>
+        </w:rPr>
+        <w:t>Hos. 4</w:t>
+      </w:r>
       <w:r>
         <w:rPr>
           <w:lang w:val="id_ID" w:bidi="id_ID"/>
         </w:rPr>
         <w:t>). Dalam skenario ruang sidang, Tuhan menantang umat-Nya untuk menyatakan kasus mereka melawan-Nya, karena Dia memiliki kasus melawan mereka (</w:t>
       </w:r>
-      <w:hyperlink r:id="rId134">
-        <w:r>
-          <w:rPr>
-            <w:lang w:val="id_ID" w:bidi="id_ID"/>
-          </w:rPr>
-          <w:rPr>
-            <w:color w:val="0000EE"/>
-            <w:u w:val="single"/>
-          </w:rPr>
-          <w:t>Mi. 6:1–5</w:t>
-        </w:r>
-      </w:hyperlink>
+      <w:r>
+        <w:rPr>
+          <w:lang w:val="id_ID" w:bidi="id_ID"/>
+        </w:rPr>
+        <w:t>Mi. 6:1–5</w:t>
+      </w:r>
       <w:r>
         <w:rPr>
           <w:lang w:val="id_ID" w:bidi="id_ID"/>
         </w:rPr>
         <w:t>). Mereka tidak memenuhi persyaratan-Nya (</w:t>
       </w:r>
-      <w:hyperlink r:id="rId135">
-        <w:r>
-          <w:rPr>
-            <w:lang w:val="id_ID" w:bidi="id_ID"/>
-          </w:rPr>
-          <w:rPr>
-            <w:color w:val="0000EE"/>
-            <w:u w:val="single"/>
-          </w:rPr>
-          <w:t>Mi. 6:6–8</w:t>
-        </w:r>
-      </w:hyperlink>
+      <w:r>
+        <w:rPr>
+          <w:lang w:val="id_ID" w:bidi="id_ID"/>
+        </w:rPr>
+        <w:t>Mi. 6:6–8</w:t>
+      </w:r>
       <w:r>
         <w:rPr>
           <w:lang w:val="id_ID" w:bidi="id_ID"/>
         </w:rPr>
         <w:t>), sehingga mereka dinyatakan bersalah (</w:t>
       </w:r>
-      <w:hyperlink r:id="rId136">
-        <w:r>
-          <w:rPr>
-            <w:lang w:val="id_ID" w:bidi="id_ID"/>
-          </w:rPr>
-          <w:rPr>
-            <w:color w:val="0000EE"/>
-            <w:u w:val="single"/>
-          </w:rPr>
-          <w:t>Mi. 6:9–12</w:t>
-        </w:r>
-      </w:hyperlink>
+      <w:r>
+        <w:rPr>
+          <w:lang w:val="id_ID" w:bidi="id_ID"/>
+        </w:rPr>
+        <w:t>Mi. 6:9–12</w:t>
+      </w:r>
       <w:r>
         <w:rPr>
           <w:lang w:val="id_ID" w:bidi="id_ID"/>
         </w:rPr>
         <w:t>). Putusan bersalah diikuti dengan penjatuhan hukuman bagi Israel (</w:t>
       </w:r>
-      <w:hyperlink r:id="rId137">
-        <w:r>
-          <w:rPr>
-            <w:lang w:val="id_ID" w:bidi="id_ID"/>
-          </w:rPr>
-          <w:rPr>
-            <w:color w:val="0000EE"/>
-            <w:u w:val="single"/>
-          </w:rPr>
-          <w:t>Mi. 6:13–16</w:t>
-        </w:r>
-      </w:hyperlink>
+      <w:r>
+        <w:rPr>
+          <w:lang w:val="id_ID" w:bidi="id_ID"/>
+        </w:rPr>
+        <w:t>Mi. 6:13–16</w:t>
+      </w:r>
       <w:r>
         <w:rPr>
           <w:lang w:val="id_ID" w:bidi="id_ID"/>
@@ -5655,18 +4851,12 @@
         </w:rPr>
         <w:t>Dengan apakah engkau telah Kulelahkan: Tuhan bertanya secara retoris apakah Dia telah melakukan sesuatu yang membuat Israel menjauh dari-Nya. Namun, penghinaan mereka terhadap Allah berasal dari sikap mereka sendiri yang tidak tahu bersyukur (</w:t>
       </w:r>
-      <w:hyperlink r:id="rId138">
-        <w:r>
-          <w:rPr>
-            <w:lang w:val="id_ID" w:bidi="id_ID"/>
-          </w:rPr>
-          <w:rPr>
-            <w:color w:val="0000EE"/>
-            <w:u w:val="single"/>
-          </w:rPr>
-          <w:t>Mi. 6:4–5</w:t>
-        </w:r>
-      </w:hyperlink>
+      <w:r>
+        <w:rPr>
+          <w:lang w:val="id_ID" w:bidi="id_ID"/>
+        </w:rPr>
+        <w:t>Mi. 6:4–5</w:t>
+      </w:r>
       <w:r>
         <w:rPr>
           <w:lang w:val="id_ID" w:bidi="id_ID"/>
@@ -5721,126 +4911,84 @@
         </w:rPr>
         <w:t>Tuhan telah membawa Israel keluar dari Mesir dan memelihara serta memberkati mereka sepanjang perjalanan menuju Tanah Perjanjian. Allah mendorong dan memperingatkan Israel untuk selalu mengingat apa yang telah Dia lakukan bagi mereka sejak dari Sinai (</w:t>
       </w:r>
-      <w:hyperlink r:id="rId139">
-        <w:r>
-          <w:rPr>
-            <w:lang w:val="id_ID" w:bidi="id_ID"/>
-          </w:rPr>
-          <w:rPr>
-            <w:color w:val="0000EE"/>
-            <w:u w:val="single"/>
-          </w:rPr>
-          <w:t>Kel. 3:15</w:t>
-        </w:r>
-      </w:hyperlink>
+      <w:r>
+        <w:rPr>
+          <w:lang w:val="id_ID" w:bidi="id_ID"/>
+        </w:rPr>
+        <w:t>Kel. 3:15</w:t>
+      </w:r>
       <w:r>
         <w:rPr>
           <w:lang w:val="id_ID" w:bidi="id_ID"/>
         </w:rPr>
         <w:t xml:space="preserve">; </w:t>
       </w:r>
-      <w:hyperlink r:id="rId140">
-        <w:r>
-          <w:rPr>
-            <w:lang w:val="id_ID" w:bidi="id_ID"/>
-          </w:rPr>
-          <w:rPr>
-            <w:color w:val="0000EE"/>
-            <w:u w:val="single"/>
-          </w:rPr>
-          <w:t>Ul. 5:15</w:t>
-        </w:r>
-      </w:hyperlink>
+      <w:r>
+        <w:rPr>
+          <w:lang w:val="id_ID" w:bidi="id_ID"/>
+        </w:rPr>
+        <w:t>Ul. 5:15</w:t>
+      </w:r>
       <w:r>
         <w:rPr>
           <w:lang w:val="id_ID" w:bidi="id_ID"/>
         </w:rPr>
         <w:t xml:space="preserve">; </w:t>
       </w:r>
-      <w:hyperlink r:id="rId141">
-        <w:r>
-          <w:rPr>
-            <w:lang w:val="id_ID" w:bidi="id_ID"/>
-          </w:rPr>
-          <w:rPr>
-            <w:color w:val="0000EE"/>
-            <w:u w:val="single"/>
-          </w:rPr>
-          <w:t>Mzm. 77:11</w:t>
-        </w:r>
-      </w:hyperlink>
+      <w:r>
+        <w:rPr>
+          <w:lang w:val="id_ID" w:bidi="id_ID"/>
+        </w:rPr>
+        <w:t>Mzm. 77:11</w:t>
+      </w:r>
       <w:r>
         <w:rPr>
           <w:lang w:val="id_ID" w:bidi="id_ID"/>
         </w:rPr>
         <w:t xml:space="preserve">; </w:t>
       </w:r>
-      <w:hyperlink r:id="rId142">
-        <w:r>
-          <w:rPr>
-            <w:lang w:val="id_ID" w:bidi="id_ID"/>
-          </w:rPr>
-          <w:rPr>
-            <w:color w:val="0000EE"/>
-            <w:u w:val="single"/>
-          </w:rPr>
-          <w:t>111:4</w:t>
-        </w:r>
-      </w:hyperlink>
+      <w:r>
+        <w:rPr>
+          <w:lang w:val="id_ID" w:bidi="id_ID"/>
+        </w:rPr>
+        <w:t>111:4</w:t>
+      </w:r>
       <w:r>
         <w:rPr>
           <w:lang w:val="id_ID" w:bidi="id_ID"/>
         </w:rPr>
         <w:t xml:space="preserve">; lihat juga </w:t>
       </w:r>
-      <w:hyperlink r:id="rId143">
-        <w:r>
-          <w:rPr>
-            <w:lang w:val="id_ID" w:bidi="id_ID"/>
-          </w:rPr>
-          <w:rPr>
-            <w:color w:val="0000EE"/>
-            <w:u w:val="single"/>
-          </w:rPr>
-          <w:t>Mzm. 78</w:t>
-        </w:r>
-      </w:hyperlink>
+      <w:r>
+        <w:rPr>
+          <w:lang w:val="id_ID" w:bidi="id_ID"/>
+        </w:rPr>
+        <w:t>Mzm. 78</w:t>
+      </w:r>
       <w:r>
         <w:rPr>
           <w:lang w:val="id_ID" w:bidi="id_ID"/>
         </w:rPr>
         <w:t xml:space="preserve">, </w:t>
       </w:r>
-      <w:hyperlink r:id="rId144">
-        <w:r>
-          <w:rPr>
-            <w:lang w:val="id_ID" w:bidi="id_ID"/>
-          </w:rPr>
-          <w:rPr>
-            <w:color w:val="0000EE"/>
-            <w:u w:val="single"/>
-          </w:rPr>
-          <w:t>136</w:t>
-        </w:r>
-      </w:hyperlink>
+      <w:r>
+        <w:rPr>
+          <w:lang w:val="id_ID" w:bidi="id_ID"/>
+        </w:rPr>
+        <w:t>136</w:t>
+      </w:r>
       <w:r>
         <w:rPr>
           <w:lang w:val="id_ID" w:bidi="id_ID"/>
         </w:rPr>
         <w:t xml:space="preserve">). • Balak . . . Bileam: (lihat </w:t>
       </w:r>
-      <w:hyperlink r:id="rId145">
-        <w:r>
-          <w:rPr>
-            <w:lang w:val="id_ID" w:bidi="id_ID"/>
-          </w:rPr>
-          <w:rPr>
-            <w:color w:val="0000EE"/>
-            <w:u w:val="single"/>
-          </w:rPr>
-          <w:t>Bil. 22–24</w:t>
-        </w:r>
-      </w:hyperlink>
+      <w:r>
+        <w:rPr>
+          <w:lang w:val="id_ID" w:bidi="id_ID"/>
+        </w:rPr>
+        <w:t>Bil. 22–24</w:t>
+      </w:r>
       <w:r>
         <w:rPr>
           <w:lang w:val="id_ID" w:bidi="id_ID"/>
@@ -5860,54 +5008,36 @@
         </w:rPr>
         <w:t xml:space="preserve"> yang terletak di sebelah timur Sungai Yordan, adalah perkemahan utama Israel sebelum memasuki Tanah Perjanjian (lihat </w:t>
       </w:r>
-      <w:hyperlink r:id="rId146">
-        <w:r>
-          <w:rPr>
-            <w:lang w:val="id_ID" w:bidi="id_ID"/>
-          </w:rPr>
-          <w:rPr>
-            <w:color w:val="0000EE"/>
-            <w:u w:val="single"/>
-          </w:rPr>
-          <w:t>Bil. 25:1</w:t>
-        </w:r>
-      </w:hyperlink>
+      <w:r>
+        <w:rPr>
+          <w:lang w:val="id_ID" w:bidi="id_ID"/>
+        </w:rPr>
+        <w:t>Bil. 25:1</w:t>
+      </w:r>
       <w:r>
         <w:rPr>
           <w:lang w:val="id_ID" w:bidi="id_ID"/>
         </w:rPr>
         <w:t xml:space="preserve">; </w:t>
       </w:r>
-      <w:hyperlink r:id="rId147">
-        <w:r>
-          <w:rPr>
-            <w:lang w:val="id_ID" w:bidi="id_ID"/>
-          </w:rPr>
-          <w:rPr>
-            <w:color w:val="0000EE"/>
-            <w:u w:val="single"/>
-          </w:rPr>
-          <w:t>Yos. 2:1</w:t>
-        </w:r>
-      </w:hyperlink>
+      <w:r>
+        <w:rPr>
+          <w:lang w:val="id_ID" w:bidi="id_ID"/>
+        </w:rPr>
+        <w:t>Yos. 2:1</w:t>
+      </w:r>
       <w:r>
         <w:rPr>
           <w:lang w:val="id_ID" w:bidi="id_ID"/>
         </w:rPr>
         <w:t xml:space="preserve">; </w:t>
       </w:r>
-      <w:hyperlink r:id="rId148">
-        <w:r>
-          <w:rPr>
-            <w:lang w:val="id_ID" w:bidi="id_ID"/>
-          </w:rPr>
-          <w:rPr>
-            <w:color w:val="0000EE"/>
-            <w:u w:val="single"/>
-          </w:rPr>
-          <w:t>3:1</w:t>
-        </w:r>
-      </w:hyperlink>
+      <w:r>
+        <w:rPr>
+          <w:lang w:val="id_ID" w:bidi="id_ID"/>
+        </w:rPr>
+        <w:t>3:1</w:t>
+      </w:r>
       <w:r>
         <w:rPr>
           <w:lang w:val="id_ID" w:bidi="id_ID"/>
@@ -5962,54 +5092,36 @@
         </w:rPr>
         <w:t>Situasi Israel sudah tanpa harapan, tetapi mereka bertanya kepada Tuhan bagaimana mereka bisa meredakan amarah-Nya atau menyenangkan Dia. Barang-barang yang ditawarkan terdaftar dalam urutan signifikansi yang meningkat, mulai dari anak sapi, domba jantan, minyak zaitun, hingga anak sulung. Namun, tidak ada yang cukup atau dapat diterima oleh Allah, yang menilai hati (</w:t>
       </w:r>
-      <w:hyperlink r:id="rId149">
-        <w:r>
-          <w:rPr>
-            <w:lang w:val="id_ID" w:bidi="id_ID"/>
-          </w:rPr>
-          <w:rPr>
-            <w:color w:val="0000EE"/>
-            <w:u w:val="single"/>
-          </w:rPr>
-          <w:t>1Sam. 15:22</w:t>
-        </w:r>
-      </w:hyperlink>
+      <w:r>
+        <w:rPr>
+          <w:lang w:val="id_ID" w:bidi="id_ID"/>
+        </w:rPr>
+        <w:t>1Sam. 15:22</w:t>
+      </w:r>
       <w:r>
         <w:rPr>
           <w:lang w:val="id_ID" w:bidi="id_ID"/>
         </w:rPr>
         <w:t xml:space="preserve">; </w:t>
       </w:r>
-      <w:hyperlink r:id="rId150">
-        <w:r>
-          <w:rPr>
-            <w:lang w:val="id_ID" w:bidi="id_ID"/>
-          </w:rPr>
-          <w:rPr>
-            <w:color w:val="0000EE"/>
-            <w:u w:val="single"/>
-          </w:rPr>
-          <w:t>16:7</w:t>
-        </w:r>
-      </w:hyperlink>
+      <w:r>
+        <w:rPr>
+          <w:lang w:val="id_ID" w:bidi="id_ID"/>
+        </w:rPr>
+        <w:t>16:7</w:t>
+      </w:r>
       <w:r>
         <w:rPr>
           <w:lang w:val="id_ID" w:bidi="id_ID"/>
         </w:rPr>
         <w:t xml:space="preserve">; </w:t>
       </w:r>
-      <w:hyperlink r:id="rId151">
-        <w:r>
-          <w:rPr>
-            <w:lang w:val="id_ID" w:bidi="id_ID"/>
-          </w:rPr>
-          <w:rPr>
-            <w:color w:val="0000EE"/>
-            <w:u w:val="single"/>
-          </w:rPr>
-          <w:t>Yer. 17:9</w:t>
-        </w:r>
-      </w:hyperlink>
+      <w:r>
+        <w:rPr>
+          <w:lang w:val="id_ID" w:bidi="id_ID"/>
+        </w:rPr>
+        <w:t>Yer. 17:9</w:t>
+      </w:r>
       <w:r>
         <w:rPr>
           <w:lang w:val="id_ID" w:bidi="id_ID"/>
@@ -6064,72 +5176,48 @@
         </w:rPr>
         <w:t>Baik berarti apa yang benar di mata Allah; Allah adalah sumber dari segala kebaikan (</w:t>
       </w:r>
-      <w:hyperlink r:id="rId152">
-        <w:r>
-          <w:rPr>
-            <w:lang w:val="id_ID" w:bidi="id_ID"/>
-          </w:rPr>
-          <w:rPr>
-            <w:color w:val="0000EE"/>
-            <w:u w:val="single"/>
-          </w:rPr>
-          <w:t>Kej. 1</w:t>
-        </w:r>
-      </w:hyperlink>
+      <w:r>
+        <w:rPr>
+          <w:lang w:val="id_ID" w:bidi="id_ID"/>
+        </w:rPr>
+        <w:t>Kej. 1</w:t>
+      </w:r>
       <w:r>
         <w:rPr>
           <w:lang w:val="id_ID" w:bidi="id_ID"/>
         </w:rPr>
         <w:t xml:space="preserve">; </w:t>
       </w:r>
-      <w:hyperlink r:id="rId153">
-        <w:r>
-          <w:rPr>
-            <w:lang w:val="id_ID" w:bidi="id_ID"/>
-          </w:rPr>
-          <w:rPr>
-            <w:color w:val="0000EE"/>
-            <w:u w:val="single"/>
-          </w:rPr>
-          <w:t>Kel. 33:19</w:t>
-        </w:r>
-      </w:hyperlink>
+      <w:r>
+        <w:rPr>
+          <w:lang w:val="id_ID" w:bidi="id_ID"/>
+        </w:rPr>
+        <w:t>Kel. 33:19</w:t>
+      </w:r>
       <w:r>
         <w:rPr>
           <w:lang w:val="id_ID" w:bidi="id_ID"/>
         </w:rPr>
         <w:t xml:space="preserve">; </w:t>
       </w:r>
-      <w:hyperlink r:id="rId154">
-        <w:r>
-          <w:rPr>
-            <w:lang w:val="id_ID" w:bidi="id_ID"/>
-          </w:rPr>
-          <w:rPr>
-            <w:color w:val="0000EE"/>
-            <w:u w:val="single"/>
-          </w:rPr>
-          <w:t>34:6–7</w:t>
-        </w:r>
-      </w:hyperlink>
+      <w:r>
+        <w:rPr>
+          <w:lang w:val="id_ID" w:bidi="id_ID"/>
+        </w:rPr>
+        <w:t>34:6–7</w:t>
+      </w:r>
       <w:r>
         <w:rPr>
           <w:lang w:val="id_ID" w:bidi="id_ID"/>
         </w:rPr>
         <w:t xml:space="preserve">; </w:t>
       </w:r>
-      <w:hyperlink r:id="rId155">
-        <w:r>
-          <w:rPr>
-            <w:lang w:val="id_ID" w:bidi="id_ID"/>
-          </w:rPr>
-          <w:rPr>
-            <w:color w:val="0000EE"/>
-            <w:u w:val="single"/>
-          </w:rPr>
-          <w:t>Ul. 12:28</w:t>
-        </w:r>
-      </w:hyperlink>
+      <w:r>
+        <w:rPr>
+          <w:lang w:val="id_ID" w:bidi="id_ID"/>
+        </w:rPr>
+        <w:t>Ul. 12:28</w:t>
+      </w:r>
       <w:r>
         <w:rPr>
           <w:lang w:val="id_ID" w:bidi="id_ID"/>
@@ -6149,72 +5237,48 @@
         </w:rPr>
         <w:t xml:space="preserve">, sering diterjemahkan sebagai “keadilan”): Tatanan Allah di dunia memerlukan perlakuan terhadap orang lain dengan cara yang adil, tidak manipulatif, dan tidak menindas. • belas kasihan (Ibrani khesed): Kesetiaan yang penuh semangat dan tidak pantas ini adalah kualitas yang mendefinisikan karakter suci Allah (lihat </w:t>
       </w:r>
-      <w:hyperlink r:id="rId144">
-        <w:r>
-          <w:rPr>
-            <w:lang w:val="id_ID" w:bidi="id_ID"/>
-          </w:rPr>
-          <w:rPr>
-            <w:color w:val="0000EE"/>
-            <w:u w:val="single"/>
-          </w:rPr>
-          <w:t>Mzm. 136</w:t>
-        </w:r>
-      </w:hyperlink>
+      <w:r>
+        <w:rPr>
+          <w:lang w:val="id_ID" w:bidi="id_ID"/>
+        </w:rPr>
+        <w:t>Mzm. 136</w:t>
+      </w:r>
       <w:r>
         <w:rPr>
           <w:lang w:val="id_ID" w:bidi="id_ID"/>
         </w:rPr>
         <w:t xml:space="preserve">). Orang yang mengenal Allah akan bertindak dengan cara yang sama terhadap orang lain (lihat </w:t>
       </w:r>
-      <w:hyperlink r:id="rId156">
-        <w:r>
-          <w:rPr>
-            <w:lang w:val="id_ID" w:bidi="id_ID"/>
-          </w:rPr>
-          <w:rPr>
-            <w:color w:val="0000EE"/>
-            <w:u w:val="single"/>
-          </w:rPr>
-          <w:t>Kej. 21:22–24</w:t>
-        </w:r>
-      </w:hyperlink>
+      <w:r>
+        <w:rPr>
+          <w:lang w:val="id_ID" w:bidi="id_ID"/>
+        </w:rPr>
+        <w:t>Kej. 21:22–24</w:t>
+      </w:r>
       <w:r>
         <w:rPr>
           <w:lang w:val="id_ID" w:bidi="id_ID"/>
         </w:rPr>
         <w:t xml:space="preserve">; </w:t>
       </w:r>
-      <w:hyperlink r:id="rId157">
-        <w:r>
-          <w:rPr>
-            <w:lang w:val="id_ID" w:bidi="id_ID"/>
-          </w:rPr>
-          <w:rPr>
-            <w:color w:val="0000EE"/>
-            <w:u w:val="single"/>
-          </w:rPr>
-          <w:t>Yos. 2:12–14</w:t>
-        </w:r>
-      </w:hyperlink>
+      <w:r>
+        <w:rPr>
+          <w:lang w:val="id_ID" w:bidi="id_ID"/>
+        </w:rPr>
+        <w:t>Yos. 2:12–14</w:t>
+      </w:r>
       <w:r>
         <w:rPr>
           <w:lang w:val="id_ID" w:bidi="id_ID"/>
         </w:rPr>
         <w:t xml:space="preserve">; </w:t>
       </w:r>
-      <w:hyperlink r:id="rId158">
-        <w:r>
-          <w:rPr>
-            <w:lang w:val="id_ID" w:bidi="id_ID"/>
-          </w:rPr>
-          <w:rPr>
-            <w:color w:val="0000EE"/>
-            <w:u w:val="single"/>
-          </w:rPr>
-          <w:t>Mat. 5:43–48</w:t>
-        </w:r>
-      </w:hyperlink>
+      <w:r>
+        <w:rPr>
+          <w:lang w:val="id_ID" w:bidi="id_ID"/>
+        </w:rPr>
+        <w:t>Mat. 5:43–48</w:t>
+      </w:r>
       <w:r>
         <w:rPr>
           <w:lang w:val="id_ID" w:bidi="id_ID"/>
@@ -6247,36 +5311,24 @@
         </w:rPr>
         <w:t xml:space="preserve"> tidak sesuai dengan kesombongan manusia. Allah menginginkan kita untuk berada dalam hubungan intim yang berkelanjutan dengan-Nya (sebuah “jalan”; bdk. </w:t>
       </w:r>
-      <w:hyperlink r:id="rId159">
-        <w:r>
-          <w:rPr>
-            <w:lang w:val="id_ID" w:bidi="id_ID"/>
-          </w:rPr>
-          <w:rPr>
-            <w:color w:val="0000EE"/>
-            <w:u w:val="single"/>
-          </w:rPr>
-          <w:t>Ul. 28:9</w:t>
-        </w:r>
-      </w:hyperlink>
+      <w:r>
+        <w:rPr>
+          <w:lang w:val="id_ID" w:bidi="id_ID"/>
+        </w:rPr>
+        <w:t>Ul. 28:9</w:t>
+      </w:r>
       <w:r>
         <w:rPr>
           <w:lang w:val="id_ID" w:bidi="id_ID"/>
         </w:rPr>
         <w:t xml:space="preserve">; </w:t>
       </w:r>
-      <w:hyperlink r:id="rId160">
-        <w:r>
-          <w:rPr>
-            <w:lang w:val="id_ID" w:bidi="id_ID"/>
-          </w:rPr>
-          <w:rPr>
-            <w:color w:val="0000EE"/>
-            <w:u w:val="single"/>
-          </w:rPr>
-          <w:t>Yos. 22:5</w:t>
-        </w:r>
-      </w:hyperlink>
+      <w:r>
+        <w:rPr>
+          <w:lang w:val="id_ID" w:bidi="id_ID"/>
+        </w:rPr>
+        <w:t>Yos. 22:5</w:t>
+      </w:r>
       <w:r>
         <w:rPr>
           <w:lang w:val="id_ID" w:bidi="id_ID"/>
@@ -6344,72 +5396,48 @@
         </w:rPr>
         <w:t xml:space="preserve">suara Allah memanggil semua orang di Yerusalem untuk belajar kebijaksanaan (bdk. </w:t>
       </w:r>
-      <w:hyperlink r:id="rId161">
-        <w:r>
-          <w:rPr>
-            <w:lang w:val="id_ID" w:bidi="id_ID"/>
-          </w:rPr>
-          <w:rPr>
-            <w:color w:val="0000EE"/>
-            <w:u w:val="single"/>
-          </w:rPr>
-          <w:t>Ams. 1:7</w:t>
-        </w:r>
-      </w:hyperlink>
+      <w:r>
+        <w:rPr>
+          <w:lang w:val="id_ID" w:bidi="id_ID"/>
+        </w:rPr>
+        <w:t>Ams. 1:7</w:t>
+      </w:r>
       <w:r>
         <w:rPr>
           <w:lang w:val="id_ID" w:bidi="id_ID"/>
         </w:rPr>
         <w:t xml:space="preserve">, </w:t>
       </w:r>
-      <w:hyperlink r:id="rId162">
-        <w:r>
-          <w:rPr>
-            <w:lang w:val="id_ID" w:bidi="id_ID"/>
-          </w:rPr>
-          <w:rPr>
-            <w:color w:val="0000EE"/>
-            <w:u w:val="single"/>
-          </w:rPr>
-          <w:t>20</w:t>
-        </w:r>
-      </w:hyperlink>
+      <w:r>
+        <w:rPr>
+          <w:lang w:val="id_ID" w:bidi="id_ID"/>
+        </w:rPr>
+        <w:t>20</w:t>
+      </w:r>
       <w:r>
         <w:rPr>
           <w:lang w:val="id_ID" w:bidi="id_ID"/>
         </w:rPr>
         <w:t xml:space="preserve">, </w:t>
       </w:r>
-      <w:hyperlink r:id="rId163">
-        <w:r>
-          <w:rPr>
-            <w:lang w:val="id_ID" w:bidi="id_ID"/>
-          </w:rPr>
-          <w:rPr>
-            <w:color w:val="0000EE"/>
-            <w:u w:val="single"/>
-          </w:rPr>
-          <w:t>28</w:t>
-        </w:r>
-      </w:hyperlink>
+      <w:r>
+        <w:rPr>
+          <w:lang w:val="id_ID" w:bidi="id_ID"/>
+        </w:rPr>
+        <w:t>28</w:t>
+      </w:r>
       <w:r>
         <w:rPr>
           <w:lang w:val="id_ID" w:bidi="id_ID"/>
         </w:rPr>
         <w:t>). • Pasukan kehancuran . . . mendatangkan mereka: Asyur akan melaksanakan rencana Tuhan untuk menghancurkan Samaria, sementara Babel akan menjadi alat untuk menghancurkan Yerusalem (</w:t>
       </w:r>
-      <w:hyperlink r:id="rId164">
-        <w:r>
-          <w:rPr>
-            <w:lang w:val="id_ID" w:bidi="id_ID"/>
-          </w:rPr>
-          <w:rPr>
-            <w:color w:val="0000EE"/>
-            <w:u w:val="single"/>
-          </w:rPr>
-          <w:t>Mi. 4:10</w:t>
-        </w:r>
-      </w:hyperlink>
+      <w:r>
+        <w:rPr>
+          <w:lang w:val="id_ID" w:bidi="id_ID"/>
+        </w:rPr>
+        <w:t>Mi. 4:10</w:t>
+      </w:r>
       <w:r>
         <w:rPr>
           <w:lang w:val="id_ID" w:bidi="id_ID"/>
@@ -6464,72 +5492,48 @@
         </w:rPr>
         <w:t>Orang-orang di Yerusalem diajak untuk belajar dari Samaria: Jika kamu menindas orang lain demi mendapatkan kelimpahan untuk diri sendiri (</w:t>
       </w:r>
-      <w:hyperlink r:id="rId165">
-        <w:r>
-          <w:rPr>
-            <w:lang w:val="id_ID" w:bidi="id_ID"/>
-          </w:rPr>
-          <w:rPr>
-            <w:color w:val="0000EE"/>
-            <w:u w:val="single"/>
-          </w:rPr>
-          <w:t>Mi. 6:10–12</w:t>
-        </w:r>
-      </w:hyperlink>
+      <w:r>
+        <w:rPr>
+          <w:lang w:val="id_ID" w:bidi="id_ID"/>
+        </w:rPr>
+        <w:t>Mi. 6:10–12</w:t>
+      </w:r>
       <w:r>
         <w:rPr>
           <w:lang w:val="id_ID" w:bidi="id_ID"/>
         </w:rPr>
         <w:t>), kamu tidak akan pernah merasa cukup berapa pun yang kamu peroleh (</w:t>
       </w:r>
-      <w:hyperlink r:id="rId166">
-        <w:r>
-          <w:rPr>
-            <w:lang w:val="id_ID" w:bidi="id_ID"/>
-          </w:rPr>
-          <w:rPr>
-            <w:color w:val="0000EE"/>
-            <w:u w:val="single"/>
-          </w:rPr>
-          <w:t>Mi. 6:13–15</w:t>
-        </w:r>
-      </w:hyperlink>
+      <w:r>
+        <w:rPr>
+          <w:lang w:val="id_ID" w:bidi="id_ID"/>
+        </w:rPr>
+        <w:t>Mi. 6:13–15</w:t>
+      </w:r>
       <w:r>
         <w:rPr>
           <w:lang w:val="id_ID" w:bidi="id_ID"/>
         </w:rPr>
         <w:t>), dan akhirnya kamu akan kehilangan semuanya (</w:t>
       </w:r>
-      <w:hyperlink r:id="rId23">
-        <w:r>
-          <w:rPr>
-            <w:lang w:val="id_ID" w:bidi="id_ID"/>
-          </w:rPr>
-          <w:rPr>
-            <w:color w:val="0000EE"/>
-            <w:u w:val="single"/>
-          </w:rPr>
-          <w:t>Mi. 6:16</w:t>
-        </w:r>
-      </w:hyperlink>
+      <w:r>
+        <w:rPr>
+          <w:lang w:val="id_ID" w:bidi="id_ID"/>
+        </w:rPr>
+        <w:t>Mi. 6:16</w:t>
+      </w:r>
       <w:r>
         <w:rPr>
           <w:lang w:val="id_ID" w:bidi="id_ID"/>
         </w:rPr>
         <w:t>). Orang-orang seperti itu layak menjadi bahan ejekan, bukan untuk menerima kehormatan dan pujian (</w:t>
       </w:r>
-      <w:hyperlink r:id="rId23">
-        <w:r>
-          <w:rPr>
-            <w:lang w:val="id_ID" w:bidi="id_ID"/>
-          </w:rPr>
-          <w:rPr>
-            <w:color w:val="0000EE"/>
-            <w:u w:val="single"/>
-          </w:rPr>
-          <w:t>Mi. 6:16</w:t>
-        </w:r>
-      </w:hyperlink>
+      <w:r>
+        <w:rPr>
+          <w:lang w:val="id_ID" w:bidi="id_ID"/>
+        </w:rPr>
+        <w:t>Mi. 6:16</w:t>
+      </w:r>
       <w:r>
         <w:rPr>
           <w:lang w:val="id_ID" w:bidi="id_ID"/>
@@ -6584,72 +5588,48 @@
         </w:rPr>
         <w:t xml:space="preserve">Tuhan memiliki kecaman atau dakwaan khusus terhadap umat-Nya. Mereka telah menjadi komunitas penipu yang pantas untuk ditolak dan dihancurkan. Kekayaan yang diperoleh secara tidak jujur, praktik bisnis yang tidak etis, ancaman, dan kekerasan menjadi ciri dari umat Allah yang seharusnya kudus ini (lihat </w:t>
       </w:r>
-      <w:hyperlink r:id="rId167">
-        <w:r>
-          <w:rPr>
-            <w:lang w:val="id_ID" w:bidi="id_ID"/>
-          </w:rPr>
-          <w:rPr>
-            <w:color w:val="0000EE"/>
-            <w:u w:val="single"/>
-          </w:rPr>
-          <w:t>2Raj. 6:25</w:t>
-        </w:r>
-      </w:hyperlink>
+      <w:r>
+        <w:rPr>
+          <w:lang w:val="id_ID" w:bidi="id_ID"/>
+        </w:rPr>
+        <w:t>2Raj. 6:25</w:t>
+      </w:r>
       <w:r>
         <w:rPr>
           <w:lang w:val="id_ID" w:bidi="id_ID"/>
         </w:rPr>
         <w:t xml:space="preserve">; </w:t>
       </w:r>
-      <w:hyperlink r:id="rId168">
-        <w:r>
-          <w:rPr>
-            <w:lang w:val="id_ID" w:bidi="id_ID"/>
-          </w:rPr>
-          <w:rPr>
-            <w:color w:val="0000EE"/>
-            <w:u w:val="single"/>
-          </w:rPr>
-          <w:t>Hos. 12:7–8</w:t>
-        </w:r>
-      </w:hyperlink>
+      <w:r>
+        <w:rPr>
+          <w:lang w:val="id_ID" w:bidi="id_ID"/>
+        </w:rPr>
+        <w:t>Hos. 12:7–8</w:t>
+      </w:r>
       <w:r>
         <w:rPr>
           <w:lang w:val="id_ID" w:bidi="id_ID"/>
         </w:rPr>
         <w:t xml:space="preserve">; </w:t>
       </w:r>
-      <w:hyperlink r:id="rId169">
-        <w:r>
-          <w:rPr>
-            <w:lang w:val="id_ID" w:bidi="id_ID"/>
-          </w:rPr>
-          <w:rPr>
-            <w:color w:val="0000EE"/>
-            <w:u w:val="single"/>
-          </w:rPr>
-          <w:t>Amos 8:5–6</w:t>
-        </w:r>
-      </w:hyperlink>
+      <w:r>
+        <w:rPr>
+          <w:lang w:val="id_ID" w:bidi="id_ID"/>
+        </w:rPr>
+        <w:t>Amos 8:5–6</w:t>
+      </w:r>
       <w:r>
         <w:rPr>
           <w:lang w:val="id_ID" w:bidi="id_ID"/>
         </w:rPr>
         <w:t xml:space="preserve">). Mereka tidak bisa berubah, karena berbohong telah menjadi cara hidup mereka (bdk. </w:t>
       </w:r>
-      <w:hyperlink r:id="rId170">
-        <w:r>
-          <w:rPr>
-            <w:lang w:val="id_ID" w:bidi="id_ID"/>
-          </w:rPr>
-          <w:rPr>
-            <w:color w:val="0000EE"/>
-            <w:u w:val="single"/>
-          </w:rPr>
-          <w:t>Ams. 6:16–19</w:t>
-        </w:r>
-      </w:hyperlink>
+      <w:r>
+        <w:rPr>
+          <w:lang w:val="id_ID" w:bidi="id_ID"/>
+        </w:rPr>
+        <w:t>Ams. 6:16–19</w:t>
+      </w:r>
       <w:r>
         <w:rPr>
           <w:lang w:val="id_ID" w:bidi="id_ID"/>
@@ -6704,18 +5684,12 @@
         </w:rPr>
         <w:t xml:space="preserve">Aku pun mulai memukul engkau. Frasa ini memperkenalkan semua kutukan yang telah Allah janjikan untuk diberikan kepada orang-orang Israel yang tidak taat dan memberontak (lihat </w:t>
       </w:r>
-      <w:hyperlink r:id="rId171">
-        <w:r>
-          <w:rPr>
-            <w:lang w:val="id_ID" w:bidi="id_ID"/>
-          </w:rPr>
-          <w:rPr>
-            <w:color w:val="0000EE"/>
-            <w:u w:val="single"/>
-          </w:rPr>
-          <w:t>Ul. 28:15–68</w:t>
-        </w:r>
-      </w:hyperlink>
+      <w:r>
+        <w:rPr>
+          <w:lang w:val="id_ID" w:bidi="id_ID"/>
+        </w:rPr>
+        <w:t>Ul. 28:15–68</w:t>
+      </w:r>
       <w:r>
         <w:rPr>
           <w:lang w:val="id_ID" w:bidi="id_ID"/>
@@ -6770,108 +5744,72 @@
         </w:rPr>
         <w:t xml:space="preserve">Para raja ini mungkin memulai dinasti paling memberontak yang memerintah di Israel utara (885–841 SM; </w:t>
       </w:r>
-      <w:hyperlink r:id="rId172">
-        <w:r>
-          <w:rPr>
-            <w:lang w:val="id_ID" w:bidi="id_ID"/>
-          </w:rPr>
-          <w:rPr>
-            <w:color w:val="0000EE"/>
-            <w:u w:val="single"/>
-          </w:rPr>
-          <w:t>1Raj. 16:23—2Raj. 10:17</w:t>
-        </w:r>
-      </w:hyperlink>
+      <w:r>
+        <w:rPr>
+          <w:lang w:val="id_ID" w:bidi="id_ID"/>
+        </w:rPr>
+        <w:t>1Raj. 16:23—2Raj. 10:17</w:t>
+      </w:r>
       <w:r>
         <w:rPr>
           <w:lang w:val="id_ID" w:bidi="id_ID"/>
         </w:rPr>
         <w:t>), dan Elia menjatuhkan hukuman pemusnahan untuk mereka (</w:t>
       </w:r>
-      <w:hyperlink r:id="rId173">
-        <w:r>
-          <w:rPr>
-            <w:lang w:val="id_ID" w:bidi="id_ID"/>
-          </w:rPr>
-          <w:rPr>
-            <w:color w:val="0000EE"/>
-            <w:u w:val="single"/>
-          </w:rPr>
-          <w:t>2Raj. 10:17</w:t>
-        </w:r>
-      </w:hyperlink>
+      <w:r>
+        <w:rPr>
+          <w:lang w:val="id_ID" w:bidi="id_ID"/>
+        </w:rPr>
+        <w:t>2Raj. 10:17</w:t>
+      </w:r>
       <w:r>
         <w:rPr>
           <w:lang w:val="id_ID" w:bidi="id_ID"/>
         </w:rPr>
         <w:t xml:space="preserve">). Tidak ada raja di Israel utara yang mengikuti hukum Musa (bdk. </w:t>
       </w:r>
-      <w:hyperlink r:id="rId174">
-        <w:r>
-          <w:rPr>
-            <w:lang w:val="id_ID" w:bidi="id_ID"/>
-          </w:rPr>
-          <w:rPr>
-            <w:color w:val="0000EE"/>
-            <w:u w:val="single"/>
-          </w:rPr>
-          <w:t>Mi. 1:5–6</w:t>
-        </w:r>
-      </w:hyperlink>
+      <w:r>
+        <w:rPr>
+          <w:lang w:val="id_ID" w:bidi="id_ID"/>
+        </w:rPr>
+        <w:t>Mi. 1:5–6</w:t>
+      </w:r>
       <w:r>
         <w:rPr>
           <w:lang w:val="id_ID" w:bidi="id_ID"/>
         </w:rPr>
         <w:t xml:space="preserve">). Omri dan putranya, Ahab, adalah contoh raja-raja jahat (misalnya, </w:t>
       </w:r>
-      <w:hyperlink r:id="rId175">
-        <w:r>
-          <w:rPr>
-            <w:lang w:val="id_ID" w:bidi="id_ID"/>
-          </w:rPr>
-          <w:rPr>
-            <w:color w:val="0000EE"/>
-            <w:u w:val="single"/>
-          </w:rPr>
-          <w:t>1Raj. 18:4</w:t>
-        </w:r>
-      </w:hyperlink>
+      <w:r>
+        <w:rPr>
+          <w:lang w:val="id_ID" w:bidi="id_ID"/>
+        </w:rPr>
+        <w:t>1Raj. 18:4</w:t>
+      </w:r>
       <w:r>
         <w:rPr>
           <w:lang w:val="id_ID" w:bidi="id_ID"/>
         </w:rPr>
         <w:t xml:space="preserve">; </w:t>
       </w:r>
-      <w:hyperlink r:id="rId176">
-        <w:r>
-          <w:rPr>
-            <w:lang w:val="id_ID" w:bidi="id_ID"/>
-          </w:rPr>
-          <w:rPr>
-            <w:color w:val="0000EE"/>
-            <w:u w:val="single"/>
-          </w:rPr>
-          <w:t>21:1–26</w:t>
-        </w:r>
-      </w:hyperlink>
+      <w:r>
+        <w:rPr>
+          <w:lang w:val="id_ID" w:bidi="id_ID"/>
+        </w:rPr>
+        <w:t>21:1–26</w:t>
+      </w:r>
       <w:r>
         <w:rPr>
           <w:lang w:val="id_ID" w:bidi="id_ID"/>
         </w:rPr>
         <w:t>). Dinasti Omri dihancurkan pada 841 SM (</w:t>
       </w:r>
-      <w:hyperlink r:id="rId177">
-        <w:r>
-          <w:rPr>
-            <w:lang w:val="id_ID" w:bidi="id_ID"/>
-          </w:rPr>
-          <w:rPr>
-            <w:color w:val="0000EE"/>
-            <w:u w:val="single"/>
-          </w:rPr>
-          <w:t>2Raj. 9:14–10:17</w:t>
-        </w:r>
-      </w:hyperlink>
+      <w:r>
+        <w:rPr>
+          <w:lang w:val="id_ID" w:bidi="id_ID"/>
+        </w:rPr>
+        <w:t>2Raj. 9:14–10:17</w:t>
+      </w:r>
       <w:r>
         <w:rPr>
           <w:lang w:val="id_ID" w:bidi="id_ID"/>
@@ -6926,54 +5864,36 @@
         </w:rPr>
         <w:t xml:space="preserve">pemetikan susulan buah anggur: Setelah panen kedua buah ara dan buah-buahan pada bulan Agustus–September, tidak ada panen lebih lanjut yang dihasilkan selama beberapa bulan (bdk. </w:t>
       </w:r>
-      <w:hyperlink r:id="rId178">
-        <w:r>
-          <w:rPr>
-            <w:lang w:val="id_ID" w:bidi="id_ID"/>
-          </w:rPr>
-          <w:rPr>
-            <w:color w:val="0000EE"/>
-            <w:u w:val="single"/>
-          </w:rPr>
-          <w:t>Yes. 16:9</w:t>
-        </w:r>
-      </w:hyperlink>
+      <w:r>
+        <w:rPr>
+          <w:lang w:val="id_ID" w:bidi="id_ID"/>
+        </w:rPr>
+        <w:t>Yes. 16:9</w:t>
+      </w:r>
       <w:r>
         <w:rPr>
           <w:lang w:val="id_ID" w:bidi="id_ID"/>
         </w:rPr>
         <w:t xml:space="preserve">; </w:t>
       </w:r>
-      <w:hyperlink r:id="rId179">
-        <w:r>
-          <w:rPr>
-            <w:lang w:val="id_ID" w:bidi="id_ID"/>
-          </w:rPr>
-          <w:rPr>
-            <w:color w:val="0000EE"/>
-            <w:u w:val="single"/>
-          </w:rPr>
-          <w:t>Yer. 48:32</w:t>
-        </w:r>
-      </w:hyperlink>
+      <w:r>
+        <w:rPr>
+          <w:lang w:val="id_ID" w:bidi="id_ID"/>
+        </w:rPr>
+        <w:t>Yer. 48:32</w:t>
+      </w:r>
       <w:r>
         <w:rPr>
           <w:lang w:val="id_ID" w:bidi="id_ID"/>
         </w:rPr>
         <w:t>). Tidak ada yang dapat memuaskan rasa lapar Mikha akan kebenaran/keadilan (</w:t>
       </w:r>
-      <w:hyperlink r:id="rId180">
-        <w:r>
-          <w:rPr>
-            <w:lang w:val="id_ID" w:bidi="id_ID"/>
-          </w:rPr>
-          <w:rPr>
-            <w:color w:val="0000EE"/>
-            <w:u w:val="single"/>
-          </w:rPr>
-          <w:t>Mi. 7:2–6</w:t>
-        </w:r>
-      </w:hyperlink>
+      <w:r>
+        <w:rPr>
+          <w:lang w:val="id_ID" w:bidi="id_ID"/>
+        </w:rPr>
+        <w:t>Mi. 7:2–6</w:t>
+      </w:r>
       <w:r>
         <w:rPr>
           <w:lang w:val="id_ID" w:bidi="id_ID"/>
@@ -7028,156 +5948,96 @@
         </w:rPr>
         <w:t>Penipuan dan korupsi tampaknya sudah merasuki umat Allah tanpa dapat disembuhkan (</w:t>
       </w:r>
-      <w:hyperlink r:id="rId181">
-        <w:r>
-          <w:rPr>
-            <w:lang w:val="id_ID" w:bidi="id_ID"/>
-          </w:rPr>
-          <w:rPr>
-            <w:color w:val="0000EE"/>
-            <w:u w:val="single"/>
-          </w:rPr>
-          <w:t>Mi. 7:1–6</w:t>
-        </w:r>
-      </w:hyperlink>
+      <w:r>
+        <w:rPr>
+          <w:lang w:val="id_ID" w:bidi="id_ID"/>
+        </w:rPr>
+        <w:t>Mi. 7:1–6</w:t>
+      </w:r>
       <w:r>
         <w:rPr>
           <w:lang w:val="id_ID" w:bidi="id_ID"/>
         </w:rPr>
         <w:t>); Namun, belas kasihan Allah akan menang dan Israel akan dipulihkan (</w:t>
       </w:r>
-      <w:hyperlink r:id="rId182">
-        <w:r>
-          <w:rPr>
-            <w:lang w:val="id_ID" w:bidi="id_ID"/>
-          </w:rPr>
-          <w:rPr>
-            <w:color w:val="0000EE"/>
-            <w:u w:val="single"/>
-          </w:rPr>
-          <w:t xml:space="preserve">Mi. </w:t>
-        </w:r>
-      </w:hyperlink>
-      <w:hyperlink r:id="rId181">
-        <w:r>
-          <w:rPr>
-            <w:lang w:val="id_ID" w:bidi="id_ID"/>
-          </w:rPr>
-          <w:rPr>
-            <w:color w:val="0000EE"/>
-            <w:u w:val="single"/>
-          </w:rPr>
-          <w:t>7</w:t>
-        </w:r>
-      </w:hyperlink>
-      <w:hyperlink r:id="rId182">
-        <w:r>
-          <w:rPr>
-            <w:lang w:val="id_ID" w:bidi="id_ID"/>
-          </w:rPr>
-          <w:rPr>
-            <w:color w:val="0000EE"/>
-            <w:u w:val="single"/>
-          </w:rPr>
-          <w:t>:11–13</w:t>
-        </w:r>
-      </w:hyperlink>
+      <w:r>
+        <w:rPr>
+          <w:lang w:val="id_ID" w:bidi="id_ID"/>
+        </w:rPr>
+        <w:t xml:space="preserve">Mi. </w:t>
+      </w:r>
+      <w:r>
+        <w:rPr>
+          <w:lang w:val="id_ID" w:bidi="id_ID"/>
+        </w:rPr>
+        <w:t>7</w:t>
+      </w:r>
+      <w:r>
+        <w:rPr>
+          <w:lang w:val="id_ID" w:bidi="id_ID"/>
+        </w:rPr>
+        <w:t>:11–13</w:t>
+      </w:r>
       <w:r>
         <w:rPr>
           <w:lang w:val="id_ID" w:bidi="id_ID"/>
         </w:rPr>
         <w:t>). Belas kasihan, kasih sayang, dan cinta yang tak berkesudahan dari Allah akan menang (</w:t>
       </w:r>
-      <w:hyperlink r:id="rId183">
-        <w:r>
-          <w:rPr>
-            <w:lang w:val="id_ID" w:bidi="id_ID"/>
-          </w:rPr>
-          <w:rPr>
-            <w:color w:val="0000EE"/>
-            <w:u w:val="single"/>
-          </w:rPr>
-          <w:t>Mi.</w:t>
-        </w:r>
-      </w:hyperlink>
+      <w:r>
+        <w:rPr>
+          <w:lang w:val="id_ID" w:bidi="id_ID"/>
+        </w:rPr>
+        <w:t>Mi.</w:t>
+      </w:r>
       <w:r>
         <w:rPr>
           <w:lang w:val="id_ID" w:bidi="id_ID"/>
         </w:rPr>
         <w:t xml:space="preserve"> </w:t>
       </w:r>
-      <w:hyperlink r:id="rId181">
-        <w:r>
-          <w:rPr>
-            <w:lang w:val="id_ID" w:bidi="id_ID"/>
-          </w:rPr>
-          <w:rPr>
-            <w:color w:val="0000EE"/>
-            <w:u w:val="single"/>
-          </w:rPr>
-          <w:t>7</w:t>
-        </w:r>
-      </w:hyperlink>
-      <w:hyperlink r:id="rId183">
-        <w:r>
-          <w:rPr>
-            <w:lang w:val="id_ID" w:bidi="id_ID"/>
-          </w:rPr>
-          <w:rPr>
-            <w:color w:val="0000EE"/>
-            <w:u w:val="single"/>
-          </w:rPr>
-          <w:t>:14–20</w:t>
-        </w:r>
-      </w:hyperlink>
+      <w:r>
+        <w:rPr>
+          <w:lang w:val="id_ID" w:bidi="id_ID"/>
+        </w:rPr>
+        <w:t>7</w:t>
+      </w:r>
+      <w:r>
+        <w:rPr>
+          <w:lang w:val="id_ID" w:bidi="id_ID"/>
+        </w:rPr>
+        <w:t>:14–20</w:t>
+      </w:r>
       <w:r>
         <w:rPr>
           <w:lang w:val="id_ID" w:bidi="id_ID"/>
         </w:rPr>
         <w:t>). Mikha meratapi kondisi umatnya dan mencari pertolongan kepada Tuhan (</w:t>
       </w:r>
-      <w:hyperlink r:id="rId184">
-        <w:r>
-          <w:rPr>
-            <w:lang w:val="id_ID" w:bidi="id_ID"/>
-          </w:rPr>
-          <w:rPr>
-            <w:color w:val="0000EE"/>
-            <w:u w:val="single"/>
-          </w:rPr>
-          <w:t>Mi.</w:t>
-        </w:r>
-      </w:hyperlink>
+      <w:r>
+        <w:rPr>
+          <w:lang w:val="id_ID" w:bidi="id_ID"/>
+        </w:rPr>
+        <w:t>Mi.</w:t>
+      </w:r>
       <w:r>
         <w:rPr>
           <w:lang w:val="id_ID" w:bidi="id_ID"/>
         </w:rPr>
         <w:t xml:space="preserve"> </w:t>
       </w:r>
-      <w:hyperlink r:id="rId181">
-        <w:r>
-          <w:rPr>
-            <w:lang w:val="id_ID" w:bidi="id_ID"/>
-          </w:rPr>
-          <w:rPr>
-            <w:color w:val="0000EE"/>
-            <w:u w:val="single"/>
-          </w:rPr>
-          <w:t>7</w:t>
-        </w:r>
-      </w:hyperlink>
-      <w:hyperlink r:id="rId184">
-        <w:r>
-          <w:rPr>
-            <w:lang w:val="id_ID" w:bidi="id_ID"/>
-          </w:rPr>
-          <w:rPr>
-            <w:color w:val="0000EE"/>
-            <w:u w:val="single"/>
-          </w:rPr>
-          <w:t>:7–10</w:t>
-        </w:r>
-      </w:hyperlink>
+      <w:r>
+        <w:rPr>
+          <w:lang w:val="id_ID" w:bidi="id_ID"/>
+        </w:rPr>
+        <w:t>7</w:t>
+      </w:r>
+      <w:r>
+        <w:rPr>
+          <w:lang w:val="id_ID" w:bidi="id_ID"/>
+        </w:rPr>
+        <w:t>:7–10</w:t>
+      </w:r>
       <w:r>
         <w:rPr>
           <w:lang w:val="id_ID" w:bidi="id_ID"/>
@@ -7232,108 +6092,72 @@
         </w:rPr>
         <w:t xml:space="preserve">Keluhan ini sering didapati di antara para nabi (lihat </w:t>
       </w:r>
-      <w:hyperlink r:id="rId185">
-        <w:r>
-          <w:rPr>
-            <w:lang w:val="id_ID" w:bidi="id_ID"/>
-          </w:rPr>
-          <w:rPr>
-            <w:color w:val="0000EE"/>
-            <w:u w:val="single"/>
-          </w:rPr>
-          <w:t>Yes. 59:16</w:t>
-        </w:r>
-      </w:hyperlink>
+      <w:r>
+        <w:rPr>
+          <w:lang w:val="id_ID" w:bidi="id_ID"/>
+        </w:rPr>
+        <w:t>Yes. 59:16</w:t>
+      </w:r>
       <w:r>
         <w:rPr>
           <w:lang w:val="id_ID" w:bidi="id_ID"/>
         </w:rPr>
         <w:t xml:space="preserve">; </w:t>
       </w:r>
-      <w:hyperlink r:id="rId186">
-        <w:r>
-          <w:rPr>
-            <w:lang w:val="id_ID" w:bidi="id_ID"/>
-          </w:rPr>
-          <w:rPr>
-            <w:color w:val="0000EE"/>
-            <w:u w:val="single"/>
-          </w:rPr>
-          <w:t>Yer. 5:1</w:t>
-        </w:r>
-      </w:hyperlink>
+      <w:r>
+        <w:rPr>
+          <w:lang w:val="id_ID" w:bidi="id_ID"/>
+        </w:rPr>
+        <w:t>Yer. 5:1</w:t>
+      </w:r>
       <w:r>
         <w:rPr>
           <w:lang w:val="id_ID" w:bidi="id_ID"/>
         </w:rPr>
         <w:t xml:space="preserve">; </w:t>
       </w:r>
-      <w:hyperlink r:id="rId187">
-        <w:r>
-          <w:rPr>
-            <w:lang w:val="id_ID" w:bidi="id_ID"/>
-          </w:rPr>
-          <w:rPr>
-            <w:color w:val="0000EE"/>
-            <w:u w:val="single"/>
-          </w:rPr>
-          <w:t>Yeh. 22:30</w:t>
-        </w:r>
-      </w:hyperlink>
+      <w:r>
+        <w:rPr>
+          <w:lang w:val="id_ID" w:bidi="id_ID"/>
+        </w:rPr>
+        <w:t>Yeh. 22:30</w:t>
+      </w:r>
       <w:r>
         <w:rPr>
           <w:lang w:val="id_ID" w:bidi="id_ID"/>
         </w:rPr>
         <w:t xml:space="preserve">). • Di Timur Dekat kuno, orang-orang menangkap ikan dan berburu dengan memasang perangkap dan menggunakan jaring (bdk. </w:t>
       </w:r>
-      <w:hyperlink r:id="rId188">
-        <w:r>
-          <w:rPr>
-            <w:lang w:val="id_ID" w:bidi="id_ID"/>
-          </w:rPr>
-          <w:rPr>
-            <w:color w:val="0000EE"/>
-            <w:u w:val="single"/>
-          </w:rPr>
-          <w:t>Mzm. 10:9</w:t>
-        </w:r>
-      </w:hyperlink>
+      <w:r>
+        <w:rPr>
+          <w:lang w:val="id_ID" w:bidi="id_ID"/>
+        </w:rPr>
+        <w:t>Mzm. 10:9</w:t>
+      </w:r>
       <w:r>
         <w:rPr>
           <w:lang w:val="id_ID" w:bidi="id_ID"/>
         </w:rPr>
         <w:t xml:space="preserve">; </w:t>
       </w:r>
-      <w:hyperlink r:id="rId189">
-        <w:r>
-          <w:rPr>
-            <w:lang w:val="id_ID" w:bidi="id_ID"/>
-          </w:rPr>
-          <w:rPr>
-            <w:color w:val="0000EE"/>
-            <w:u w:val="single"/>
-          </w:rPr>
-          <w:t>Ams. 1:17</w:t>
-        </w:r>
-      </w:hyperlink>
+      <w:r>
+        <w:rPr>
+          <w:lang w:val="id_ID" w:bidi="id_ID"/>
+        </w:rPr>
+        <w:t>Ams. 1:17</w:t>
+      </w:r>
       <w:r>
         <w:rPr>
           <w:lang w:val="id_ID" w:bidi="id_ID"/>
         </w:rPr>
         <w:t xml:space="preserve">; </w:t>
       </w:r>
-      <w:hyperlink r:id="rId190">
-        <w:r>
-          <w:rPr>
-            <w:lang w:val="id_ID" w:bidi="id_ID"/>
-          </w:rPr>
-          <w:rPr>
-            <w:color w:val="0000EE"/>
-            <w:u w:val="single"/>
-          </w:rPr>
-          <w:t>Yes. 51:20</w:t>
-        </w:r>
-      </w:hyperlink>
+      <w:r>
+        <w:rPr>
+          <w:lang w:val="id_ID" w:bidi="id_ID"/>
+        </w:rPr>
+        <w:t>Yes. 51:20</w:t>
+      </w:r>
       <w:r>
         <w:rPr>
           <w:lang w:val="id_ID" w:bidi="id_ID"/>
@@ -7436,36 +6260,24 @@
         </w:rPr>
         <w:t>Artinya, mereka telah mengasah keterampilan untuk melakukan kejahatan. • Pejabat dan hakim sama-sama meminta suap: Penguasa dan hakim dilarang memutarbalikkan keadilan (</w:t>
       </w:r>
-      <w:hyperlink r:id="rId191">
-        <w:r>
-          <w:rPr>
-            <w:lang w:val="id_ID" w:bidi="id_ID"/>
-          </w:rPr>
-          <w:rPr>
-            <w:color w:val="0000EE"/>
-            <w:u w:val="single"/>
-          </w:rPr>
-          <w:t>Kel. 18:19–22</w:t>
-        </w:r>
-      </w:hyperlink>
+      <w:r>
+        <w:rPr>
+          <w:lang w:val="id_ID" w:bidi="id_ID"/>
+        </w:rPr>
+        <w:t>Kel. 18:19–22</w:t>
+      </w:r>
       <w:r>
         <w:rPr>
           <w:lang w:val="id_ID" w:bidi="id_ID"/>
         </w:rPr>
         <w:t xml:space="preserve">; </w:t>
       </w:r>
-      <w:hyperlink r:id="rId192">
-        <w:r>
-          <w:rPr>
-            <w:lang w:val="id_ID" w:bidi="id_ID"/>
-          </w:rPr>
-          <w:rPr>
-            <w:color w:val="0000EE"/>
-            <w:u w:val="single"/>
-          </w:rPr>
-          <w:t>Ul. 16:18–20</w:t>
-        </w:r>
-      </w:hyperlink>
+      <w:r>
+        <w:rPr>
+          <w:lang w:val="id_ID" w:bidi="id_ID"/>
+        </w:rPr>
+        <w:t>Ul. 16:18–20</w:t>
+      </w:r>
       <w:r>
         <w:rPr>
           <w:lang w:val="id_ID" w:bidi="id_ID"/>
@@ -7568,36 +6380,24 @@
         </w:rPr>
         <w:t xml:space="preserve">Janganlah percaya kepada teman: Kepahitan, korupsi, dan pengkhianatan telah meracuni komunitas umat Tuhan (bdk. </w:t>
       </w:r>
-      <w:hyperlink r:id="rId193">
-        <w:r>
-          <w:rPr>
-            <w:lang w:val="id_ID" w:bidi="id_ID"/>
-          </w:rPr>
-          <w:rPr>
-            <w:color w:val="0000EE"/>
-            <w:u w:val="single"/>
-          </w:rPr>
-          <w:t>Mat. 10:34–36</w:t>
-        </w:r>
-      </w:hyperlink>
+      <w:r>
+        <w:rPr>
+          <w:lang w:val="id_ID" w:bidi="id_ID"/>
+        </w:rPr>
+        <w:t>Mat. 10:34–36</w:t>
+      </w:r>
       <w:r>
         <w:rPr>
           <w:lang w:val="id_ID" w:bidi="id_ID"/>
         </w:rPr>
         <w:t xml:space="preserve">; </w:t>
       </w:r>
-      <w:hyperlink r:id="rId194">
-        <w:r>
-          <w:rPr>
-            <w:lang w:val="id_ID" w:bidi="id_ID"/>
-          </w:rPr>
-          <w:rPr>
-            <w:color w:val="0000EE"/>
-            <w:u w:val="single"/>
-          </w:rPr>
-          <w:t>Luk. 12:52–53</w:t>
-        </w:r>
-      </w:hyperlink>
+      <w:r>
+        <w:rPr>
+          <w:lang w:val="id_ID" w:bidi="id_ID"/>
+        </w:rPr>
+        <w:t>Luk. 12:52–53</w:t>
+      </w:r>
       <w:r>
         <w:rPr>
           <w:lang w:val="id_ID" w:bidi="id_ID"/>
@@ -7652,36 +6452,24 @@
         </w:rPr>
         <w:t xml:space="preserve">Di tengah keputusasaan, Mikha berdoa dengan mazmur yang penuh harapan dan keyakinan kepada Tuhan (bdk. </w:t>
       </w:r>
-      <w:hyperlink r:id="rId195">
-        <w:r>
-          <w:rPr>
-            <w:lang w:val="id_ID" w:bidi="id_ID"/>
-          </w:rPr>
-          <w:rPr>
-            <w:color w:val="0000EE"/>
-            <w:u w:val="single"/>
-          </w:rPr>
-          <w:t>Hab. 2:4</w:t>
-        </w:r>
-      </w:hyperlink>
+      <w:r>
+        <w:rPr>
+          <w:lang w:val="id_ID" w:bidi="id_ID"/>
+        </w:rPr>
+        <w:t>Hab. 2:4</w:t>
+      </w:r>
       <w:r>
         <w:rPr>
           <w:lang w:val="id_ID" w:bidi="id_ID"/>
         </w:rPr>
         <w:t xml:space="preserve">; </w:t>
       </w:r>
-      <w:hyperlink r:id="rId196">
-        <w:r>
-          <w:rPr>
-            <w:lang w:val="id_ID" w:bidi="id_ID"/>
-          </w:rPr>
-          <w:rPr>
-            <w:color w:val="0000EE"/>
-            <w:u w:val="single"/>
-          </w:rPr>
-          <w:t>3:16–18</w:t>
-        </w:r>
-      </w:hyperlink>
+      <w:r>
+        <w:rPr>
+          <w:lang w:val="id_ID" w:bidi="id_ID"/>
+        </w:rPr>
+        <w:t>3:16–18</w:t>
+      </w:r>
       <w:r>
         <w:rPr>
           <w:lang w:val="id_ID" w:bidi="id_ID"/>
@@ -7736,54 +6524,36 @@
         </w:rPr>
         <w:t xml:space="preserve">sekalipun aku duduk dalam gelap: Sang nabi dengan yakin mempercayai Allah untuk menjadi terang baginya (bdk. </w:t>
       </w:r>
-      <w:hyperlink r:id="rId197">
-        <w:r>
-          <w:rPr>
-            <w:lang w:val="id_ID" w:bidi="id_ID"/>
-          </w:rPr>
-          <w:rPr>
-            <w:color w:val="0000EE"/>
-            <w:u w:val="single"/>
-          </w:rPr>
-          <w:t>Mzm. 27:1</w:t>
-        </w:r>
-      </w:hyperlink>
+      <w:r>
+        <w:rPr>
+          <w:lang w:val="id_ID" w:bidi="id_ID"/>
+        </w:rPr>
+        <w:t>Mzm. 27:1</w:t>
+      </w:r>
       <w:r>
         <w:rPr>
           <w:lang w:val="id_ID" w:bidi="id_ID"/>
         </w:rPr>
         <w:t xml:space="preserve">), bahkan dalam kesulitan yang mendalam, dengan keyakinan bahwa musuh-musuhnya tidak akan mengalahkan dia (bdk. </w:t>
       </w:r>
-      <w:hyperlink r:id="rId198">
-        <w:r>
-          <w:rPr>
-            <w:lang w:val="id_ID" w:bidi="id_ID"/>
-          </w:rPr>
-          <w:rPr>
-            <w:color w:val="0000EE"/>
-            <w:u w:val="single"/>
-          </w:rPr>
-          <w:t>Mzm. 23:4–5</w:t>
-        </w:r>
-      </w:hyperlink>
+      <w:r>
+        <w:rPr>
+          <w:lang w:val="id_ID" w:bidi="id_ID"/>
+        </w:rPr>
+        <w:t>Mzm. 23:4–5</w:t>
+      </w:r>
       <w:r>
         <w:rPr>
           <w:lang w:val="id_ID" w:bidi="id_ID"/>
         </w:rPr>
         <w:t xml:space="preserve">). Roh Allah memberinya kekuatan dan kepercayaan diri untuk melaksanakan tugas kenabiannya (bdk. </w:t>
       </w:r>
-      <w:hyperlink r:id="rId199">
-        <w:r>
-          <w:rPr>
-            <w:lang w:val="id_ID" w:bidi="id_ID"/>
-          </w:rPr>
-          <w:rPr>
-            <w:color w:val="0000EE"/>
-            <w:u w:val="single"/>
-          </w:rPr>
-          <w:t>Mi. 3:8</w:t>
-        </w:r>
-      </w:hyperlink>
+      <w:r>
+        <w:rPr>
+          <w:lang w:val="id_ID" w:bidi="id_ID"/>
+        </w:rPr>
+        <w:t>Mi. 3:8</w:t>
+      </w:r>
       <w:r>
         <w:rPr>
           <w:lang w:val="id_ID" w:bidi="id_ID"/>
@@ -7886,72 +6656,48 @@
         </w:rPr>
         <w:t>Di mana Tuhan, Allahmu? Ejekan ini mencela Allah dan orang-orang yang percaya kepada-Nya. Allah telah berjanji untuk selalu bersama umat-Nya dan para pemimpin mereka (</w:t>
       </w:r>
-      <w:hyperlink r:id="rId200">
-        <w:r>
-          <w:rPr>
-            <w:lang w:val="id_ID" w:bidi="id_ID"/>
-          </w:rPr>
-          <w:rPr>
-            <w:color w:val="0000EE"/>
-            <w:u w:val="single"/>
-          </w:rPr>
-          <w:t>Kej. 46:3–4</w:t>
-        </w:r>
-      </w:hyperlink>
+      <w:r>
+        <w:rPr>
+          <w:lang w:val="id_ID" w:bidi="id_ID"/>
+        </w:rPr>
+        <w:t>Kej. 46:3–4</w:t>
+      </w:r>
       <w:r>
         <w:rPr>
           <w:lang w:val="id_ID" w:bidi="id_ID"/>
         </w:rPr>
         <w:t xml:space="preserve">; </w:t>
       </w:r>
-      <w:hyperlink r:id="rId63">
-        <w:r>
-          <w:rPr>
-            <w:lang w:val="id_ID" w:bidi="id_ID"/>
-          </w:rPr>
-          <w:rPr>
-            <w:color w:val="0000EE"/>
-            <w:u w:val="single"/>
-          </w:rPr>
-          <w:t>Kel. 3:12</w:t>
-        </w:r>
-      </w:hyperlink>
+      <w:r>
+        <w:rPr>
+          <w:lang w:val="id_ID" w:bidi="id_ID"/>
+        </w:rPr>
+        <w:t>Kel. 3:12</w:t>
+      </w:r>
       <w:r>
         <w:rPr>
           <w:lang w:val="id_ID" w:bidi="id_ID"/>
         </w:rPr>
         <w:t xml:space="preserve">). Allah merasa terhina oleh ejekan ini, dan Dia akan bertindak untuk membersihkan nama-Nya (bdk. </w:t>
       </w:r>
-      <w:hyperlink r:id="rId201">
-        <w:r>
-          <w:rPr>
-            <w:lang w:val="id_ID" w:bidi="id_ID"/>
-          </w:rPr>
-          <w:rPr>
-            <w:color w:val="0000EE"/>
-            <w:u w:val="single"/>
-          </w:rPr>
-          <w:t>Yeh. 20:9</w:t>
-        </w:r>
-      </w:hyperlink>
+      <w:r>
+        <w:rPr>
+          <w:lang w:val="id_ID" w:bidi="id_ID"/>
+        </w:rPr>
+        <w:t>Yeh. 20:9</w:t>
+      </w:r>
       <w:r>
         <w:rPr>
           <w:lang w:val="id_ID" w:bidi="id_ID"/>
         </w:rPr>
         <w:t xml:space="preserve">; </w:t>
       </w:r>
-      <w:hyperlink r:id="rId202">
-        <w:r>
-          <w:rPr>
-            <w:lang w:val="id_ID" w:bidi="id_ID"/>
-          </w:rPr>
-          <w:rPr>
-            <w:color w:val="0000EE"/>
-            <w:u w:val="single"/>
-          </w:rPr>
-          <w:t>36:19–26</w:t>
-        </w:r>
-      </w:hyperlink>
+      <w:r>
+        <w:rPr>
+          <w:lang w:val="id_ID" w:bidi="id_ID"/>
+        </w:rPr>
+        <w:t>36:19–26</w:t>
+      </w:r>
       <w:r>
         <w:rPr>
           <w:lang w:val="id_ID" w:bidi="id_ID"/>
@@ -8006,54 +6752,36 @@
         </w:rPr>
         <w:t xml:space="preserve">Akan datang suatu hari: Hari yang dimaksud itu mencakup (1) tahun 538 SM, ketika Israel mulai kembali dari pembuangan di Babel (lihat </w:t>
       </w:r>
-      <w:hyperlink r:id="rId203">
-        <w:r>
-          <w:rPr>
-            <w:lang w:val="id_ID" w:bidi="id_ID"/>
-          </w:rPr>
-          <w:rPr>
-            <w:color w:val="0000EE"/>
-            <w:u w:val="single"/>
-          </w:rPr>
-          <w:t>Ezra 1–2</w:t>
-        </w:r>
-      </w:hyperlink>
+      <w:r>
+        <w:rPr>
+          <w:lang w:val="id_ID" w:bidi="id_ID"/>
+        </w:rPr>
+        <w:t>Ezra 1–2</w:t>
+      </w:r>
       <w:r>
         <w:rPr>
           <w:lang w:val="id_ID" w:bidi="id_ID"/>
         </w:rPr>
         <w:t xml:space="preserve">); dan (2) pemulihan akhir umat Allah (lihat </w:t>
       </w:r>
-      <w:hyperlink r:id="rId85">
-        <w:r>
-          <w:rPr>
-            <w:lang w:val="id_ID" w:bidi="id_ID"/>
-          </w:rPr>
-          <w:rPr>
-            <w:color w:val="0000EE"/>
-            <w:u w:val="single"/>
-          </w:rPr>
-          <w:t>Amos 9:11–15</w:t>
-        </w:r>
-      </w:hyperlink>
+      <w:r>
+        <w:rPr>
+          <w:lang w:val="id_ID" w:bidi="id_ID"/>
+        </w:rPr>
+        <w:t>Amos 9:11–15</w:t>
+      </w:r>
       <w:r>
         <w:rPr>
           <w:lang w:val="id_ID" w:bidi="id_ID"/>
         </w:rPr>
         <w:t>). Saat bangsa-bangsa datang ke Israel yang diperbarui, tujuan Allah melalui Abraham akan terpenuhi (</w:t>
       </w:r>
-      <w:hyperlink r:id="rId72">
-        <w:r>
-          <w:rPr>
-            <w:lang w:val="id_ID" w:bidi="id_ID"/>
-          </w:rPr>
-          <w:rPr>
-            <w:color w:val="0000EE"/>
-            <w:u w:val="single"/>
-          </w:rPr>
-          <w:t>Kej. 12:3</w:t>
-        </w:r>
-      </w:hyperlink>
+      <w:r>
+        <w:rPr>
+          <w:lang w:val="id_ID" w:bidi="id_ID"/>
+        </w:rPr>
+        <w:t>Kej. 12:3</w:t>
+      </w:r>
       <w:r>
         <w:rPr>
           <w:lang w:val="id_ID" w:bidi="id_ID"/>
@@ -8108,90 +6836,60 @@
         </w:rPr>
         <w:t>Sebelum pemulihan mereka, Israel harus didisiplinkan (</w:t>
       </w:r>
-      <w:hyperlink r:id="rId32">
-        <w:r>
-          <w:rPr>
-            <w:lang w:val="id_ID" w:bidi="id_ID"/>
-          </w:rPr>
-          <w:rPr>
-            <w:color w:val="0000EE"/>
-            <w:u w:val="single"/>
-          </w:rPr>
-          <w:t>Ul. 4:29</w:t>
-        </w:r>
-      </w:hyperlink>
+      <w:r>
+        <w:rPr>
+          <w:lang w:val="id_ID" w:bidi="id_ID"/>
+        </w:rPr>
+        <w:t>Ul. 4:29</w:t>
+      </w:r>
       <w:r>
         <w:rPr>
           <w:lang w:val="id_ID" w:bidi="id_ID"/>
         </w:rPr>
         <w:t xml:space="preserve">; </w:t>
       </w:r>
-      <w:hyperlink r:id="rId33">
-        <w:r>
-          <w:rPr>
-            <w:lang w:val="id_ID" w:bidi="id_ID"/>
-          </w:rPr>
-          <w:rPr>
-            <w:color w:val="0000EE"/>
-            <w:u w:val="single"/>
-          </w:rPr>
-          <w:t>28:37</w:t>
-        </w:r>
-      </w:hyperlink>
+      <w:r>
+        <w:rPr>
+          <w:lang w:val="id_ID" w:bidi="id_ID"/>
+        </w:rPr>
+        <w:t>28:37</w:t>
+      </w:r>
       <w:r>
         <w:rPr>
           <w:lang w:val="id_ID" w:bidi="id_ID"/>
         </w:rPr>
         <w:t xml:space="preserve">, </w:t>
       </w:r>
-      <w:hyperlink r:id="rId34">
-        <w:r>
-          <w:rPr>
-            <w:lang w:val="id_ID" w:bidi="id_ID"/>
-          </w:rPr>
-          <w:rPr>
-            <w:color w:val="0000EE"/>
-            <w:u w:val="single"/>
-          </w:rPr>
-          <w:t>48</w:t>
-        </w:r>
-      </w:hyperlink>
+      <w:r>
+        <w:rPr>
+          <w:lang w:val="id_ID" w:bidi="id_ID"/>
+        </w:rPr>
+        <w:t>48</w:t>
+      </w:r>
       <w:r>
         <w:rPr>
           <w:lang w:val="id_ID" w:bidi="id_ID"/>
         </w:rPr>
         <w:t xml:space="preserve">, </w:t>
       </w:r>
-      <w:hyperlink r:id="rId204">
-        <w:r>
-          <w:rPr>
-            <w:lang w:val="id_ID" w:bidi="id_ID"/>
-          </w:rPr>
-          <w:rPr>
-            <w:color w:val="0000EE"/>
-            <w:u w:val="single"/>
-          </w:rPr>
-          <w:t>63</w:t>
-        </w:r>
-      </w:hyperlink>
+      <w:r>
+        <w:rPr>
+          <w:lang w:val="id_ID" w:bidi="id_ID"/>
+        </w:rPr>
+        <w:t>63</w:t>
+      </w:r>
       <w:r>
         <w:rPr>
           <w:lang w:val="id_ID" w:bidi="id_ID"/>
         </w:rPr>
         <w:t xml:space="preserve">; </w:t>
       </w:r>
-      <w:hyperlink r:id="rId53">
-        <w:r>
-          <w:rPr>
-            <w:lang w:val="id_ID" w:bidi="id_ID"/>
-          </w:rPr>
-          <w:rPr>
-            <w:color w:val="0000EE"/>
-            <w:u w:val="single"/>
-          </w:rPr>
-          <w:t>30:1–6</w:t>
-        </w:r>
-      </w:hyperlink>
+      <w:r>
+        <w:rPr>
+          <w:lang w:val="id_ID" w:bidi="id_ID"/>
+        </w:rPr>
+        <w:t>30:1–6</w:t>
+      </w:r>
       <w:r>
         <w:rPr>
           <w:lang w:val="id_ID" w:bidi="id_ID"/>
@@ -8246,144 +6944,96 @@
         </w:rPr>
         <w:t xml:space="preserve">• Dengan tongkat gembala, seorang gembala kuno di Timur Dekat dapat melindungi dombanya dari binatang buas. Demikian pula, nabi berdoa agar Allah melindungi umatnya dari bangsa-bangsa kafir yang bermusuhan (bdk. </w:t>
       </w:r>
-      <w:hyperlink r:id="rId205">
-        <w:r>
-          <w:rPr>
-            <w:lang w:val="id_ID" w:bidi="id_ID"/>
-          </w:rPr>
-          <w:rPr>
-            <w:color w:val="0000EE"/>
-            <w:u w:val="single"/>
-          </w:rPr>
-          <w:t>Kel. 4:1–5</w:t>
-        </w:r>
-      </w:hyperlink>
+      <w:r>
+        <w:rPr>
+          <w:lang w:val="id_ID" w:bidi="id_ID"/>
+        </w:rPr>
+        <w:t>Kel. 4:1–5</w:t>
+      </w:r>
       <w:r>
         <w:rPr>
           <w:lang w:val="id_ID" w:bidi="id_ID"/>
         </w:rPr>
         <w:t xml:space="preserve">). • milik-Mu sendiri: suatu kepemilikan istimewa. Bdk. </w:t>
       </w:r>
-      <w:hyperlink r:id="rId103">
-        <w:r>
-          <w:rPr>
-            <w:lang w:val="id_ID" w:bidi="id_ID"/>
-          </w:rPr>
-          <w:rPr>
-            <w:color w:val="0000EE"/>
-            <w:u w:val="single"/>
-          </w:rPr>
-          <w:t>Kel. 19:5</w:t>
-        </w:r>
-      </w:hyperlink>
+      <w:r>
+        <w:rPr>
+          <w:lang w:val="id_ID" w:bidi="id_ID"/>
+        </w:rPr>
+        <w:t>Kel. 19:5</w:t>
+      </w:r>
       <w:r>
         <w:rPr>
           <w:lang w:val="id_ID" w:bidi="id_ID"/>
         </w:rPr>
         <w:t xml:space="preserve">; </w:t>
       </w:r>
-      <w:hyperlink r:id="rId206">
-        <w:r>
-          <w:rPr>
-            <w:lang w:val="id_ID" w:bidi="id_ID"/>
-          </w:rPr>
-          <w:rPr>
-            <w:color w:val="0000EE"/>
-            <w:u w:val="single"/>
-          </w:rPr>
-          <w:t>Ul. 7:6</w:t>
-        </w:r>
-      </w:hyperlink>
+      <w:r>
+        <w:rPr>
+          <w:lang w:val="id_ID" w:bidi="id_ID"/>
+        </w:rPr>
+        <w:t>Ul. 7:6</w:t>
+      </w:r>
       <w:r>
         <w:rPr>
           <w:lang w:val="id_ID" w:bidi="id_ID"/>
         </w:rPr>
         <w:t xml:space="preserve">; </w:t>
       </w:r>
-      <w:hyperlink r:id="rId207">
-        <w:r>
-          <w:rPr>
-            <w:lang w:val="id_ID" w:bidi="id_ID"/>
-          </w:rPr>
-          <w:rPr>
-            <w:color w:val="0000EE"/>
-            <w:u w:val="single"/>
-          </w:rPr>
-          <w:t>14:2</w:t>
-        </w:r>
-      </w:hyperlink>
+      <w:r>
+        <w:rPr>
+          <w:lang w:val="id_ID" w:bidi="id_ID"/>
+        </w:rPr>
+        <w:t>14:2</w:t>
+      </w:r>
       <w:r>
         <w:rPr>
           <w:lang w:val="id_ID" w:bidi="id_ID"/>
         </w:rPr>
         <w:t xml:space="preserve">; </w:t>
       </w:r>
-      <w:hyperlink r:id="rId208">
-        <w:r>
-          <w:rPr>
-            <w:lang w:val="id_ID" w:bidi="id_ID"/>
-          </w:rPr>
-          <w:rPr>
-            <w:color w:val="0000EE"/>
-            <w:u w:val="single"/>
-          </w:rPr>
-          <w:t>26:18</w:t>
-        </w:r>
-      </w:hyperlink>
+      <w:r>
+        <w:rPr>
+          <w:lang w:val="id_ID" w:bidi="id_ID"/>
+        </w:rPr>
+        <w:t>26:18</w:t>
+      </w:r>
       <w:r>
         <w:rPr>
           <w:lang w:val="id_ID" w:bidi="id_ID"/>
         </w:rPr>
         <w:t xml:space="preserve">; </w:t>
       </w:r>
-      <w:hyperlink r:id="rId209">
-        <w:r>
-          <w:rPr>
-            <w:lang w:val="id_ID" w:bidi="id_ID"/>
-          </w:rPr>
-          <w:rPr>
-            <w:color w:val="0000EE"/>
-            <w:u w:val="single"/>
-          </w:rPr>
-          <w:t>Mal. 3:17</w:t>
-        </w:r>
-      </w:hyperlink>
+      <w:r>
+        <w:rPr>
+          <w:lang w:val="id_ID" w:bidi="id_ID"/>
+        </w:rPr>
+        <w:t>Mal. 3:17</w:t>
+      </w:r>
       <w:r>
         <w:rPr>
           <w:lang w:val="id_ID" w:bidi="id_ID"/>
         </w:rPr>
         <w:t xml:space="preserve">; </w:t>
       </w:r>
-      <w:hyperlink r:id="rId210">
-        <w:r>
-          <w:rPr>
-            <w:lang w:val="id_ID" w:bidi="id_ID"/>
-          </w:rPr>
-          <w:rPr>
-            <w:color w:val="0000EE"/>
-            <w:u w:val="single"/>
-          </w:rPr>
-          <w:t>1Ptr. 2:9</w:t>
-        </w:r>
-      </w:hyperlink>
+      <w:r>
+        <w:rPr>
+          <w:lang w:val="id_ID" w:bidi="id_ID"/>
+        </w:rPr>
+        <w:t>1Ptr. 2:9</w:t>
+      </w:r>
       <w:r>
         <w:rPr>
           <w:lang w:val="id_ID" w:bidi="id_ID"/>
         </w:rPr>
         <w:t>. • Basan dan Gilead, di timur Sungai Yordan, adalah bagian dari hadiah awal Tuhan kepada suku-suku Israel Ruben, Gad, dan Manasye (</w:t>
       </w:r>
-      <w:hyperlink r:id="rId211">
-        <w:r>
-          <w:rPr>
-            <w:lang w:val="id_ID" w:bidi="id_ID"/>
-          </w:rPr>
-          <w:rPr>
-            <w:color w:val="0000EE"/>
-            <w:u w:val="single"/>
-          </w:rPr>
-          <w:t>Yos. 13:15–31</w:t>
-        </w:r>
-      </w:hyperlink>
+      <w:r>
+        <w:rPr>
+          <w:lang w:val="id_ID" w:bidi="id_ID"/>
+        </w:rPr>
+        <w:t>Yos. 13:15–31</w:t>
+      </w:r>
       <w:r>
         <w:rPr>
           <w:lang w:val="id_ID" w:bidi="id_ID"/>
@@ -8438,54 +7088,36 @@
         </w:rPr>
         <w:t xml:space="preserve">Tuhan berjanji untuk sepenuhnya memperbarui Israel, umat pilihan-Nya (lihat </w:t>
       </w:r>
-      <w:hyperlink r:id="rId103">
-        <w:r>
-          <w:rPr>
-            <w:lang w:val="id_ID" w:bidi="id_ID"/>
-          </w:rPr>
-          <w:rPr>
-            <w:color w:val="0000EE"/>
-            <w:u w:val="single"/>
-          </w:rPr>
-          <w:t>Kel. 19:5</w:t>
-        </w:r>
-      </w:hyperlink>
+      <w:r>
+        <w:rPr>
+          <w:lang w:val="id_ID" w:bidi="id_ID"/>
+        </w:rPr>
+        <w:t>Kel. 19:5</w:t>
+      </w:r>
       <w:r>
         <w:rPr>
           <w:lang w:val="id_ID" w:bidi="id_ID"/>
         </w:rPr>
         <w:t xml:space="preserve">; </w:t>
       </w:r>
-      <w:hyperlink r:id="rId209">
-        <w:r>
-          <w:rPr>
-            <w:lang w:val="id_ID" w:bidi="id_ID"/>
-          </w:rPr>
-          <w:rPr>
-            <w:color w:val="0000EE"/>
-            <w:u w:val="single"/>
-          </w:rPr>
-          <w:t>Mal. 3:17</w:t>
-        </w:r>
-      </w:hyperlink>
+      <w:r>
+        <w:rPr>
+          <w:lang w:val="id_ID" w:bidi="id_ID"/>
+        </w:rPr>
+        <w:t>Mal. 3:17</w:t>
+      </w:r>
       <w:r>
         <w:rPr>
           <w:lang w:val="id_ID" w:bidi="id_ID"/>
         </w:rPr>
         <w:t xml:space="preserve">). Penghakiman tidak akan berarti musnahnya harapan, melainkan pembersihan agar harapan sejati dapat bertahan. Pemulihan akan menjadi karya Allah sendiri saat Dia memulihkan sisa dari umat pilihan-Nya dan menghapus kesalahan mereka dengan kasih, belas kasihan, dan kesetiaan-Nya (lihat </w:t>
       </w:r>
-      <w:hyperlink r:id="rId212">
-        <w:r>
-          <w:rPr>
-            <w:lang w:val="id_ID" w:bidi="id_ID"/>
-          </w:rPr>
-          <w:rPr>
-            <w:color w:val="0000EE"/>
-            <w:u w:val="single"/>
-          </w:rPr>
-          <w:t>Kel. 32:12–14</w:t>
-        </w:r>
-      </w:hyperlink>
+      <w:r>
+        <w:rPr>
+          <w:lang w:val="id_ID" w:bidi="id_ID"/>
+        </w:rPr>
+        <w:t>Kel. 32:12–14</w:t>
+      </w:r>
       <w:r>
         <w:rPr>
           <w:lang w:val="id_ID" w:bidi="id_ID"/>
@@ -8588,18 +7220,12 @@
         </w:rPr>
         <w:t>Janji bahwa semua bangsa akan diberkati melalui keturunan Abraham (</w:t>
       </w:r>
-      <w:hyperlink r:id="rId72">
-        <w:r>
-          <w:rPr>
-            <w:lang w:val="id_ID" w:bidi="id_ID"/>
-          </w:rPr>
-          <w:rPr>
-            <w:color w:val="0000EE"/>
-            <w:u w:val="single"/>
-          </w:rPr>
-          <w:t>Kej. 12:3</w:t>
-        </w:r>
-      </w:hyperlink>
+      <w:r>
+        <w:rPr>
+          <w:lang w:val="id_ID" w:bidi="id_ID"/>
+        </w:rPr>
+        <w:t>Kej. 12:3</w:t>
+      </w:r>
       <w:r>
         <w:rPr>
           <w:lang w:val="id_ID" w:bidi="id_ID"/>
@@ -8667,90 +7293,60 @@
         </w:rPr>
         <w:t xml:space="preserve"> bangsa-bangsa telah menyerang tumit Israel (bdk. </w:t>
       </w:r>
-      <w:hyperlink r:id="rId213">
-        <w:r>
-          <w:rPr>
-            <w:lang w:val="id_ID" w:bidi="id_ID"/>
-          </w:rPr>
-          <w:rPr>
-            <w:color w:val="0000EE"/>
-            <w:u w:val="single"/>
-          </w:rPr>
-          <w:t>Kej. 3:14–15</w:t>
-        </w:r>
-      </w:hyperlink>
+      <w:r>
+        <w:rPr>
+          <w:lang w:val="id_ID" w:bidi="id_ID"/>
+        </w:rPr>
+        <w:t>Kej. 3:14–15</w:t>
+      </w:r>
       <w:r>
         <w:rPr>
           <w:lang w:val="id_ID" w:bidi="id_ID"/>
         </w:rPr>
         <w:t>). Para nabi sering menggambarkan bangsa asing sebagai ular berbisa dan penipu (</w:t>
       </w:r>
-      <w:hyperlink r:id="rId214">
-        <w:r>
-          <w:rPr>
-            <w:lang w:val="id_ID" w:bidi="id_ID"/>
-          </w:rPr>
-          <w:rPr>
-            <w:color w:val="0000EE"/>
-            <w:u w:val="single"/>
-          </w:rPr>
-          <w:t>Yes. 14:29</w:t>
-        </w:r>
-      </w:hyperlink>
+      <w:r>
+        <w:rPr>
+          <w:lang w:val="id_ID" w:bidi="id_ID"/>
+        </w:rPr>
+        <w:t>Yes. 14:29</w:t>
+      </w:r>
       <w:r>
         <w:rPr>
           <w:lang w:val="id_ID" w:bidi="id_ID"/>
         </w:rPr>
         <w:t xml:space="preserve">; </w:t>
       </w:r>
-      <w:hyperlink r:id="rId215">
-        <w:r>
-          <w:rPr>
-            <w:lang w:val="id_ID" w:bidi="id_ID"/>
-          </w:rPr>
-          <w:rPr>
-            <w:color w:val="0000EE"/>
-            <w:u w:val="single"/>
-          </w:rPr>
-          <w:t>Yer. 8:17</w:t>
-        </w:r>
-      </w:hyperlink>
+      <w:r>
+        <w:rPr>
+          <w:lang w:val="id_ID" w:bidi="id_ID"/>
+        </w:rPr>
+        <w:t>Yer. 8:17</w:t>
+      </w:r>
       <w:r>
         <w:rPr>
           <w:lang w:val="id_ID" w:bidi="id_ID"/>
         </w:rPr>
         <w:t xml:space="preserve">; </w:t>
       </w:r>
-      <w:hyperlink r:id="rId216">
-        <w:r>
-          <w:rPr>
-            <w:lang w:val="id_ID" w:bidi="id_ID"/>
-          </w:rPr>
-          <w:rPr>
-            <w:color w:val="0000EE"/>
-            <w:u w:val="single"/>
-          </w:rPr>
-          <w:t>Yeh. 29:1–3</w:t>
-        </w:r>
-      </w:hyperlink>
+      <w:r>
+        <w:rPr>
+          <w:lang w:val="id_ID" w:bidi="id_ID"/>
+        </w:rPr>
+        <w:t>Yeh. 29:1–3</w:t>
+      </w:r>
       <w:r>
         <w:rPr>
           <w:lang w:val="id_ID" w:bidi="id_ID"/>
         </w:rPr>
         <w:t xml:space="preserve">). Sekarang, bangsa-bangsa ini akan direndahkan (bdk. </w:t>
       </w:r>
-      <w:hyperlink r:id="rId217">
-        <w:r>
-          <w:rPr>
-            <w:lang w:val="id_ID" w:bidi="id_ID"/>
-          </w:rPr>
-          <w:rPr>
-            <w:color w:val="0000EE"/>
-            <w:u w:val="single"/>
-          </w:rPr>
-          <w:t>Mzm. 72:9</w:t>
-        </w:r>
-      </w:hyperlink>
+      <w:r>
+        <w:rPr>
+          <w:lang w:val="id_ID" w:bidi="id_ID"/>
+        </w:rPr>
+        <w:t>Mzm. 72:9</w:t>
+      </w:r>
       <w:r>
         <w:rPr>
           <w:lang w:val="id_ID" w:bidi="id_ID"/>
@@ -8818,108 +7414,72 @@
         </w:rPr>
         <w:t xml:space="preserve">), Dia tidak membinasakan orang-orang yang Dia hakimi, melainkan memulihkan mereka (lihat </w:t>
       </w:r>
-      <w:hyperlink r:id="rId218">
-        <w:r>
-          <w:rPr>
-            <w:lang w:val="id_ID" w:bidi="id_ID"/>
-          </w:rPr>
-          <w:rPr>
-            <w:color w:val="0000EE"/>
-            <w:u w:val="single"/>
-          </w:rPr>
-          <w:t>Kel. 36:6–7</w:t>
-        </w:r>
-      </w:hyperlink>
+      <w:r>
+        <w:rPr>
+          <w:lang w:val="id_ID" w:bidi="id_ID"/>
+        </w:rPr>
+        <w:t>Kel. 36:6–7</w:t>
+      </w:r>
       <w:r>
         <w:rPr>
           <w:lang w:val="id_ID" w:bidi="id_ID"/>
         </w:rPr>
         <w:t xml:space="preserve">). Kesetiaan-Nya berarti Dia dapat dipercaya untuk berbuat baik tanpa memandang harga bagi diri-Nya sendiri (lihat </w:t>
       </w:r>
-      <w:hyperlink r:id="rId219">
-        <w:r>
-          <w:rPr>
-            <w:lang w:val="id_ID" w:bidi="id_ID"/>
-          </w:rPr>
-          <w:rPr>
-            <w:color w:val="0000EE"/>
-            <w:u w:val="single"/>
-          </w:rPr>
-          <w:t>Mzm. 89:1–2</w:t>
-        </w:r>
-      </w:hyperlink>
+      <w:r>
+        <w:rPr>
+          <w:lang w:val="id_ID" w:bidi="id_ID"/>
+        </w:rPr>
+        <w:t>Mzm. 89:1–2</w:t>
+      </w:r>
       <w:r>
         <w:rPr>
           <w:lang w:val="id_ID" w:bidi="id_ID"/>
         </w:rPr>
         <w:t>). • Siapakah Allah seperti Engkau: Pertanyaan ini mungkin berhubungan dengan nama Mikha (“Siapa yang seperti Tuhan?”). Karakter Allah tidak tertandingi di antara dewa-dewa bangsa-bangsa lain. Tindakan dan kata-kata-Nya muncul dari karakter-Nya (</w:t>
       </w:r>
-      <w:hyperlink r:id="rId154">
-        <w:r>
-          <w:rPr>
-            <w:lang w:val="id_ID" w:bidi="id_ID"/>
-          </w:rPr>
-          <w:rPr>
-            <w:color w:val="0000EE"/>
-            <w:u w:val="single"/>
-          </w:rPr>
-          <w:t>Kel. 34:6–7</w:t>
-        </w:r>
-      </w:hyperlink>
+      <w:r>
+        <w:rPr>
+          <w:lang w:val="id_ID" w:bidi="id_ID"/>
+        </w:rPr>
+        <w:t>Kel. 34:6–7</w:t>
+      </w:r>
       <w:r>
         <w:rPr>
           <w:lang w:val="id_ID" w:bidi="id_ID"/>
         </w:rPr>
         <w:t>). Allah mengampuni, menunjukkan belas kasihan, mengalahkan dosa-dosa umat-Nya, dan menyegel dosa-dosa itu. Kasih setia Tuhan yang tak pernah gagal mendorong-Nya untuk memilih Israel sejak awal (</w:t>
       </w:r>
-      <w:hyperlink r:id="rId220">
-        <w:r>
-          <w:rPr>
-            <w:lang w:val="id_ID" w:bidi="id_ID"/>
-          </w:rPr>
-          <w:rPr>
-            <w:color w:val="0000EE"/>
-            <w:u w:val="single"/>
-          </w:rPr>
-          <w:t>Ul. 7:8</w:t>
-        </w:r>
-      </w:hyperlink>
+      <w:r>
+        <w:rPr>
+          <w:lang w:val="id_ID" w:bidi="id_ID"/>
+        </w:rPr>
+        <w:t>Ul. 7:8</w:t>
+      </w:r>
       <w:r>
         <w:rPr>
           <w:lang w:val="id_ID" w:bidi="id_ID"/>
         </w:rPr>
         <w:t>), konsisten dengan kesetiaan Perjanjian-Nya kepada nenek moyang Israel (</w:t>
       </w:r>
-      <w:hyperlink r:id="rId221">
-        <w:r>
-          <w:rPr>
-            <w:lang w:val="id_ID" w:bidi="id_ID"/>
-          </w:rPr>
-          <w:rPr>
-            <w:color w:val="0000EE"/>
-            <w:u w:val="single"/>
-          </w:rPr>
-          <w:t>Ul. 7:20</w:t>
-        </w:r>
-      </w:hyperlink>
+      <w:r>
+        <w:rPr>
+          <w:lang w:val="id_ID" w:bidi="id_ID"/>
+        </w:rPr>
+        <w:t>Ul. 7:20</w:t>
+      </w:r>
       <w:r>
         <w:rPr>
           <w:lang w:val="id_ID" w:bidi="id_ID"/>
         </w:rPr>
         <w:t xml:space="preserve">; </w:t>
       </w:r>
-      <w:hyperlink r:id="rId222">
-        <w:r>
-          <w:rPr>
-            <w:lang w:val="id_ID" w:bidi="id_ID"/>
-          </w:rPr>
-          <w:rPr>
-            <w:color w:val="0000EE"/>
-            <w:u w:val="single"/>
-          </w:rPr>
-          <w:t>9:1–10:22</w:t>
-        </w:r>
-      </w:hyperlink>
+      <w:r>
+        <w:rPr>
+          <w:lang w:val="id_ID" w:bidi="id_ID"/>
+        </w:rPr>
+        <w:t>9:1–10:22</w:t>
+      </w:r>
       <w:r>
         <w:rPr>
           <w:lang w:val="id_ID" w:bidi="id_ID"/>
